--- a/pyq-memory/norcet8m_s2.docx
+++ b/pyq-memory/norcet8m_s2.docx
@@ -13,7 +13,7 @@
         <w:t xml:space="preserve">Question: </w:t>
       </w:r>
       <w:r>
-        <w:t>In which of the following conditions is a pulse deficit typically observed? (MSN)</w:t>
+        <w:t>Painless vaginal bleeding in the third trimester of pregnancy is the hallmark sign of which condition? (MIDWIFERY/OBSTETRICS &amp; GYNECOLOGICAL NURSING)</w:t>
       </w:r>
     </w:p>
     <w:p>
@@ -26,7 +26,7 @@
           <w:i w:val="0"/>
           <w:sz w:val="21"/>
         </w:rPr>
-        <w:t>(a)  Atrial fibrillation</w:t>
+        <w:t>(a)  Abruptio placentae</w:t>
       </w:r>
     </w:p>
     <w:p>
@@ -39,7 +39,7 @@
           <w:i w:val="0"/>
           <w:sz w:val="21"/>
         </w:rPr>
-        <w:t>(b)  Acute myocardial infarction</w:t>
+        <w:t>(b)  Placenta previa</w:t>
       </w:r>
     </w:p>
     <w:p>
@@ -52,7 +52,7 @@
           <w:i w:val="0"/>
           <w:sz w:val="21"/>
         </w:rPr>
-        <w:t>(c)  Congestive heart failure</w:t>
+        <w:t>(c)  Uterine rupture</w:t>
       </w:r>
     </w:p>
     <w:p>
@@ -65,7 +65,7 @@
           <w:i w:val="0"/>
           <w:sz w:val="21"/>
         </w:rPr>
-        <w:t>(d)  Peripheral artery disease</w:t>
+        <w:t>(d)  Vasa previa</w:t>
       </w:r>
     </w:p>
     <w:p>
@@ -78,7 +78,7 @@
           <w:i w:val="0"/>
           <w:sz w:val="22"/>
         </w:rPr>
-        <w:t>Answer: a</w:t>
+        <w:t>Answer: b</w:t>
       </w:r>
     </w:p>
     <w:p>
@@ -103,7 +103,7 @@
           <w:b/>
           <w:color w:val="1E7B1E"/>
         </w:rPr>
-        <w:t>a</w:t>
+        <w:t>b</w:t>
       </w:r>
     </w:p>
     <w:p>
@@ -117,7 +117,7 @@
         <w:t xml:space="preserve">🧠 Clinical Rationale: </w:t>
       </w:r>
       <w:r>
-        <w:t>PULSE DEFICIT — the difference between APICAL and RADIAL pulse rates — is classically seen in ATRIAL FIBRILLATION because many weak ventricular beats produce sounds at the apex but fail to generate a palpable peripheral pulse. It can also occur with other irregular/weak-pulse rhythms (e.g., ectopic beats).</w:t>
+        <w:t>PAINLESS, BRIGHT-RED VAGINAL BLEEDING in the THIRD TRIMESTER is the CLASSIC hallmark of PLACENTA PREVIA — the placenta implants over or near the cervical os, and bleeding occurs as the lower segment stretches. ABRUPTIO PLACENTAE is PAINFUL bleeding with uterine rigidity; vasa previa bleeds at membrane rupture (fetal blood); uterine rupture has pain + shock.</w:t>
       </w:r>
     </w:p>
     <w:p>
@@ -131,7 +131,7 @@
         <w:t xml:space="preserve">🔍 Key Clues: </w:t>
       </w:r>
       <w:r>
-        <w:t>Count apical + radial together; deficit = beats heard but not felt (AF).</w:t>
+        <w:t>Painless 3rd-trimester bleed = placenta previa (no vaginal exam!).</w:t>
       </w:r>
     </w:p>
     <w:p>
@@ -145,7 +145,7 @@
         <w:t xml:space="preserve">🚨 Priority Principle: </w:t>
       </w:r>
       <w:r>
-        <w:t>Recall the core fact precisely, then apply it to the clinical context.</w:t>
+        <w:t>Mother-and-baby safety first — prevent complications before they occur and act promptly when they do.</w:t>
       </w:r>
     </w:p>
     <w:p>
@@ -159,7 +159,7 @@
         <w:t xml:space="preserve">❌ Why Not Other Options: </w:t>
       </w:r>
       <w:r>
-        <w:t>b — MI alone does not cause pulse deficit. | c — CHF is not defined by pulse deficit. | d — PAD causes absent pulses, not a count difference.</w:t>
+        <w:t>a — Abruptio = painful, rigid abdomen. | c — Uterine rupture = acute pain + shock. | d — Vasa previa = bleeding at ROM (fetal vessels).</w:t>
       </w:r>
     </w:p>
     <w:p>
@@ -174,7 +174,7 @@
         <w:t xml:space="preserve">⚠️ Exam Trap: </w:t>
       </w:r>
       <w:r>
-        <w:t>In AF, ALWAYS count the apical pulse for a full minute when assessing rate.</w:t>
+        <w:t>NEVER do a vaginal examination in undiagnosed antepartum bleeding — it can convert previa into massive hemorrhage.</w:t>
       </w:r>
     </w:p>
     <w:p>
@@ -203,7 +203,7 @@
         <w:t xml:space="preserve">💎 PNC Pearl: </w:t>
       </w:r>
       <w:r>
-        <w:t>Pulse deficit = AF.</w:t>
+        <w:t>Painless bright-red 3rd-trimester bleed = previa.</w:t>
       </w:r>
     </w:p>
     <w:p>
@@ -230,7 +230,5881 @@
         <w:t xml:space="preserve">Question: </w:t>
       </w:r>
       <w:r>
-        <w:t>What condition is depicted in this image? (MSN)</w:t>
+        <w:t>In the context of intrauterine growth restriction (IUGR) and fetal demise, Spalding's sign refers to what is found on ultrasound or X-ray? (MIDWIFERY/OBSTETRICS &amp; GYNECOLOGICAL NURSING)</w:t>
+      </w:r>
+    </w:p>
+    <w:p>
+      <w:pPr>
+        <w:spacing w:after="20" w:before="0"/>
+      </w:pPr>
+      <w:r>
+        <w:rPr>
+          <w:b w:val="0"/>
+          <w:i w:val="0"/>
+          <w:sz w:val="21"/>
+        </w:rPr>
+        <w:t>(a)  Absence of fetal heart tones</w:t>
+      </w:r>
+    </w:p>
+    <w:p>
+      <w:pPr>
+        <w:spacing w:after="20" w:before="0"/>
+      </w:pPr>
+      <w:r>
+        <w:rPr>
+          <w:b w:val="0"/>
+          <w:i w:val="0"/>
+          <w:sz w:val="21"/>
+        </w:rPr>
+        <w:t>(b)  Gross edema of the fetal scalp</w:t>
+      </w:r>
+    </w:p>
+    <w:p>
+      <w:pPr>
+        <w:spacing w:after="20" w:before="0"/>
+      </w:pPr>
+      <w:r>
+        <w:rPr>
+          <w:b w:val="0"/>
+          <w:i w:val="0"/>
+          <w:sz w:val="21"/>
+        </w:rPr>
+        <w:t>(c)  Overlapping of fetal skull bones</w:t>
+      </w:r>
+    </w:p>
+    <w:p>
+      <w:pPr>
+        <w:spacing w:after="20" w:before="0"/>
+      </w:pPr>
+      <w:r>
+        <w:rPr>
+          <w:b w:val="0"/>
+          <w:i w:val="0"/>
+          <w:sz w:val="21"/>
+        </w:rPr>
+        <w:t>(d)  Gas within the fetal circulatory system</w:t>
+      </w:r>
+    </w:p>
+    <w:p>
+      <w:pPr>
+        <w:spacing w:after="80" w:before="0"/>
+      </w:pPr>
+      <w:r>
+        <w:rPr>
+          <w:b/>
+          <w:i w:val="0"/>
+          <w:sz w:val="22"/>
+        </w:rPr>
+        <w:t>Answer: c</w:t>
+      </w:r>
+    </w:p>
+    <w:p>
+      <w:pPr>
+        <w:spacing w:after="20"/>
+      </w:pPr>
+      <w:r>
+        <w:rPr>
+          <w:b/>
+        </w:rPr>
+        <w:t xml:space="preserve">Solution: </w:t>
+      </w:r>
+      <w:r>
+        <w:rPr>
+          <w:b/>
+          <w:color w:val="1E7B1E"/>
+        </w:rPr>
+        <w:t xml:space="preserve">✅ Correct Answer: </w:t>
+      </w:r>
+      <w:r>
+        <w:rPr>
+          <w:b/>
+          <w:color w:val="1E7B1E"/>
+        </w:rPr>
+        <w:t>c</w:t>
+      </w:r>
+    </w:p>
+    <w:p>
+      <w:pPr>
+        <w:spacing w:after="20" w:before="0"/>
+      </w:pPr>
+      <w:r>
+        <w:rPr>
+          <w:b/>
+        </w:rPr>
+        <w:t xml:space="preserve">🧠 Clinical Rationale: </w:t>
+      </w:r>
+      <w:r>
+        <w:t>SPALDING'S SIGN is the OVERLAPPING OF FETAL SKULL BONES seen on X-ray/ultrasound after intrauterine fetal death — it results from brain maceration and loss of intracranial pressure. It is one of the classic radiological signs of fetal demise (along with Robert's sign — gas in fetal circulation).</w:t>
+      </w:r>
+    </w:p>
+    <w:p>
+      <w:pPr>
+        <w:spacing w:after="20" w:before="0"/>
+      </w:pPr>
+      <w:r>
+        <w:rPr>
+          <w:b/>
+        </w:rPr>
+        <w:t xml:space="preserve">🔍 Key Clues: </w:t>
+      </w:r>
+      <w:r>
+        <w:t>Overlapping skull bones = Spalding's sign (fetal death).</w:t>
+      </w:r>
+    </w:p>
+    <w:p>
+      <w:pPr>
+        <w:spacing w:after="20" w:before="0"/>
+      </w:pPr>
+      <w:r>
+        <w:rPr>
+          <w:b/>
+        </w:rPr>
+        <w:t xml:space="preserve">🚨 Priority Principle: </w:t>
+      </w:r>
+      <w:r>
+        <w:t>Mother-and-baby safety first — prevent complications before they occur and act promptly when they do.</w:t>
+      </w:r>
+    </w:p>
+    <w:p>
+      <w:pPr>
+        <w:spacing w:after="20" w:before="0"/>
+      </w:pPr>
+      <w:r>
+        <w:rPr>
+          <w:b/>
+        </w:rPr>
+        <w:t xml:space="preserve">❌ Why Not Other Options: </w:t>
+      </w:r>
+      <w:r>
+        <w:t>a — Absent heart tones is a clinical finding. | b — Scalp edema is not Spalding's sign. | d — Gas in fetal vessels = Robert's sign.</w:t>
+      </w:r>
+    </w:p>
+    <w:p>
+      <w:pPr>
+        <w:spacing w:after="20" w:before="0"/>
+      </w:pPr>
+      <w:r>
+        <w:rPr>
+          <w:b/>
+          <w:color w:val="B45F06"/>
+        </w:rPr>
+        <w:t xml:space="preserve">⚠️ Exam Trap: </w:t>
+      </w:r>
+      <w:r>
+        <w:t>Spalding = skull overlap; Robert = fetal vascular gas — both indicate fetal demise.</w:t>
+      </w:r>
+    </w:p>
+    <w:p>
+      <w:pPr>
+        <w:spacing w:after="20" w:before="0"/>
+      </w:pPr>
+      <w:r>
+        <w:rPr>
+          <w:b/>
+        </w:rPr>
+        <w:t xml:space="preserve">🩺 Clinical Thinking: </w:t>
+      </w:r>
+      <w:r>
+        <w:t>Recall (the key fact) → Connect (related high-yield facts) → Apply (exam context).</w:t>
+      </w:r>
+    </w:p>
+    <w:p>
+      <w:pPr>
+        <w:spacing w:after="20" w:before="0"/>
+      </w:pPr>
+      <w:r>
+        <w:rPr>
+          <w:b/>
+          <w:color w:val="1F3A5F"/>
+        </w:rPr>
+        <w:t xml:space="preserve">💎 PNC Pearl: </w:t>
+      </w:r>
+      <w:r>
+        <w:t>Spalding's sign = overlapping fetal skull bones.</w:t>
+      </w:r>
+    </w:p>
+    <w:p>
+      <w:pPr>
+        <w:spacing w:after="0" w:before="0"/>
+      </w:pPr>
+      <w:r>
+        <w:rPr>
+          <w:b/>
+          <w:i w:val="0"/>
+          <w:sz w:val="21"/>
+        </w:rPr>
+        <w:t>Positive Marks: 1    Negative Marks: 0.25</w:t>
+      </w:r>
+    </w:p>
+    <w:p>
+      <w:pPr>
+        <w:spacing w:before="280" w:after="40"/>
+      </w:pPr>
+      <w:r>
+        <w:rPr>
+          <w:b/>
+        </w:rPr>
+        <w:t xml:space="preserve">Question: </w:t>
+      </w:r>
+      <w:r>
+        <w:t>Stallworthy's sign, characterized by slowing of the fetal heart rate upon pressing the head down into the pelvis followed by recovery when pressure is released, may be indicative of which condition? (MIDWIFERY/OBSTETRICS &amp; GYNECOLOGICAL NURSING)</w:t>
+      </w:r>
+    </w:p>
+    <w:p>
+      <w:pPr>
+        <w:spacing w:after="20" w:before="0"/>
+      </w:pPr>
+      <w:r>
+        <w:rPr>
+          <w:b w:val="0"/>
+          <w:i w:val="0"/>
+          <w:sz w:val="21"/>
+        </w:rPr>
+        <w:t>(a)  Cephalopelvic disproportion</w:t>
+      </w:r>
+    </w:p>
+    <w:p>
+      <w:pPr>
+        <w:spacing w:after="20" w:before="0"/>
+      </w:pPr>
+      <w:r>
+        <w:rPr>
+          <w:b w:val="0"/>
+          <w:i w:val="0"/>
+          <w:sz w:val="21"/>
+        </w:rPr>
+        <w:t>(b)  Cord prolapse</w:t>
+      </w:r>
+    </w:p>
+    <w:p>
+      <w:pPr>
+        <w:spacing w:after="20" w:before="0"/>
+      </w:pPr>
+      <w:r>
+        <w:rPr>
+          <w:b w:val="0"/>
+          <w:i w:val="0"/>
+          <w:sz w:val="21"/>
+        </w:rPr>
+        <w:t>(c)  Posteriorly situated placenta previa</w:t>
+      </w:r>
+    </w:p>
+    <w:p>
+      <w:pPr>
+        <w:spacing w:after="20" w:before="0"/>
+      </w:pPr>
+      <w:r>
+        <w:rPr>
+          <w:b w:val="0"/>
+          <w:i w:val="0"/>
+          <w:sz w:val="21"/>
+        </w:rPr>
+        <w:t>(d)  Fetal distress due to maternal hypotension</w:t>
+      </w:r>
+    </w:p>
+    <w:p>
+      <w:pPr>
+        <w:spacing w:after="80" w:before="0"/>
+      </w:pPr>
+      <w:r>
+        <w:rPr>
+          <w:b/>
+          <w:i w:val="0"/>
+          <w:sz w:val="22"/>
+        </w:rPr>
+        <w:t>Answer: c</w:t>
+      </w:r>
+    </w:p>
+    <w:p>
+      <w:pPr>
+        <w:spacing w:after="20"/>
+      </w:pPr>
+      <w:r>
+        <w:rPr>
+          <w:b/>
+        </w:rPr>
+        <w:t xml:space="preserve">Solution: </w:t>
+      </w:r>
+      <w:r>
+        <w:rPr>
+          <w:b/>
+          <w:color w:val="1E7B1E"/>
+        </w:rPr>
+        <w:t xml:space="preserve">✅ Correct Answer: </w:t>
+      </w:r>
+      <w:r>
+        <w:rPr>
+          <w:b/>
+          <w:color w:val="1E7B1E"/>
+        </w:rPr>
+        <w:t>c</w:t>
+      </w:r>
+    </w:p>
+    <w:p>
+      <w:pPr>
+        <w:spacing w:after="20" w:before="0"/>
+      </w:pPr>
+      <w:r>
+        <w:rPr>
+          <w:b/>
+        </w:rPr>
+        <w:t xml:space="preserve">🧠 Clinical Rationale: </w:t>
+      </w:r>
+      <w:r>
+        <w:t>STALLWORTHY'S SIGN — fetal bradycardia produced when the presenting head is pressed into the pelvis, with recovery on release — is associated with a POSTERIORLY SITUATED PLACENTA PREVIA (pressure of the head on the retro-cervical placental bed). It is a useful clinical clue when placenta previa is suspected posteriorly.</w:t>
+      </w:r>
+    </w:p>
+    <w:p>
+      <w:pPr>
+        <w:spacing w:after="20" w:before="0"/>
+      </w:pPr>
+      <w:r>
+        <w:rPr>
+          <w:b/>
+        </w:rPr>
+        <w:t xml:space="preserve">🔍 Key Clues: </w:t>
+      </w:r>
+      <w:r>
+        <w:t>Head pressure → fetal bradycardia → recovery on release = Stallworthy (posterior previa).</w:t>
+      </w:r>
+    </w:p>
+    <w:p>
+      <w:pPr>
+        <w:spacing w:after="20" w:before="0"/>
+      </w:pPr>
+      <w:r>
+        <w:rPr>
+          <w:b/>
+        </w:rPr>
+        <w:t xml:space="preserve">🚨 Priority Principle: </w:t>
+      </w:r>
+      <w:r>
+        <w:t>Mother-and-baby safety first — prevent complications before they occur and act promptly when they do.</w:t>
+      </w:r>
+    </w:p>
+    <w:p>
+      <w:pPr>
+        <w:spacing w:after="20" w:before="0"/>
+      </w:pPr>
+      <w:r>
+        <w:rPr>
+          <w:b/>
+        </w:rPr>
+        <w:t xml:space="preserve">❌ Why Not Other Options: </w:t>
+      </w:r>
+      <w:r>
+        <w:t>a — CPD is assessed by trial of labor/clinical pelvimetry. | b — Cord prolapse presents with variable decelerations. | d — Maternal hypotension causes global bradycardia, not pressure-related.</w:t>
+      </w:r>
+    </w:p>
+    <w:p>
+      <w:pPr>
+        <w:spacing w:after="20" w:before="0"/>
+      </w:pPr>
+      <w:r>
+        <w:rPr>
+          <w:b/>
+          <w:color w:val="B45F06"/>
+        </w:rPr>
+        <w:t xml:space="preserve">⚠️ Exam Trap: </w:t>
+      </w:r>
+      <w:r>
+        <w:t>Stallworthy + painless bleeding = think posterior previa — avoid vaginal examination.</w:t>
+      </w:r>
+    </w:p>
+    <w:p>
+      <w:pPr>
+        <w:spacing w:after="20" w:before="0"/>
+      </w:pPr>
+      <w:r>
+        <w:rPr>
+          <w:b/>
+        </w:rPr>
+        <w:t xml:space="preserve">🩺 Clinical Thinking: </w:t>
+      </w:r>
+      <w:r>
+        <w:t>Recall (the key fact) → Connect (related high-yield facts) → Apply (exam context).</w:t>
+      </w:r>
+    </w:p>
+    <w:p>
+      <w:pPr>
+        <w:spacing w:after="20" w:before="0"/>
+      </w:pPr>
+      <w:r>
+        <w:rPr>
+          <w:b/>
+          <w:color w:val="1F3A5F"/>
+        </w:rPr>
+        <w:t xml:space="preserve">💎 PNC Pearl: </w:t>
+      </w:r>
+      <w:r>
+        <w:t>Stallworthy's sign = posterior placenta previa.</w:t>
+      </w:r>
+    </w:p>
+    <w:p>
+      <w:pPr>
+        <w:spacing w:after="0" w:before="0"/>
+      </w:pPr>
+      <w:r>
+        <w:rPr>
+          <w:b/>
+          <w:i w:val="0"/>
+          <w:sz w:val="21"/>
+        </w:rPr>
+        <w:t>Positive Marks: 1    Negative Marks: 0.25</w:t>
+      </w:r>
+    </w:p>
+    <w:p>
+      <w:pPr>
+        <w:spacing w:before="280" w:after="40"/>
+      </w:pPr>
+      <w:r>
+        <w:rPr>
+          <w:b/>
+        </w:rPr>
+        <w:t xml:space="preserve">Question: </w:t>
+      </w:r>
+      <w:r>
+        <w:t>A woman presents with vulval hematoma within 24 hours of delivery. What should be the priority nursing action? (MIDWIFERY/OBSTETRICS &amp; GYNECOLOGICAL NURSING)</w:t>
+      </w:r>
+    </w:p>
+    <w:p>
+      <w:pPr>
+        <w:spacing w:after="20" w:before="0"/>
+      </w:pPr>
+      <w:r>
+        <w:rPr>
+          <w:b w:val="0"/>
+          <w:i w:val="0"/>
+          <w:sz w:val="21"/>
+        </w:rPr>
+        <w:t>(a)  Ice pack application</w:t>
+      </w:r>
+    </w:p>
+    <w:p>
+      <w:pPr>
+        <w:spacing w:after="20" w:before="0"/>
+      </w:pPr>
+      <w:r>
+        <w:rPr>
+          <w:b w:val="0"/>
+          <w:i w:val="0"/>
+          <w:sz w:val="21"/>
+        </w:rPr>
+        <w:t>(b)  Monitor the hematoma for any worsening pain</w:t>
+      </w:r>
+    </w:p>
+    <w:p>
+      <w:pPr>
+        <w:spacing w:after="20" w:before="0"/>
+      </w:pPr>
+      <w:r>
+        <w:rPr>
+          <w:b w:val="0"/>
+          <w:i w:val="0"/>
+          <w:sz w:val="21"/>
+        </w:rPr>
+        <w:t>(c)  Ambulate the patient to the ward</w:t>
+      </w:r>
+    </w:p>
+    <w:p>
+      <w:pPr>
+        <w:spacing w:after="20" w:before="0"/>
+      </w:pPr>
+      <w:r>
+        <w:rPr>
+          <w:b w:val="0"/>
+          <w:i w:val="0"/>
+          <w:sz w:val="21"/>
+        </w:rPr>
+        <w:t>(d)  Monitor vital signs</w:t>
+      </w:r>
+    </w:p>
+    <w:p>
+      <w:pPr>
+        <w:spacing w:after="80" w:before="0"/>
+      </w:pPr>
+      <w:r>
+        <w:rPr>
+          <w:b/>
+          <w:i w:val="0"/>
+          <w:sz w:val="22"/>
+        </w:rPr>
+        <w:t>Answer: a</w:t>
+      </w:r>
+    </w:p>
+    <w:p>
+      <w:pPr>
+        <w:spacing w:after="20"/>
+      </w:pPr>
+      <w:r>
+        <w:rPr>
+          <w:b/>
+        </w:rPr>
+        <w:t xml:space="preserve">Solution: </w:t>
+      </w:r>
+      <w:r>
+        <w:rPr>
+          <w:b/>
+          <w:color w:val="1E7B1E"/>
+        </w:rPr>
+        <w:t xml:space="preserve">✅ Correct Answer: </w:t>
+      </w:r>
+      <w:r>
+        <w:rPr>
+          <w:b/>
+          <w:color w:val="1E7B1E"/>
+        </w:rPr>
+        <w:t>a</w:t>
+      </w:r>
+    </w:p>
+    <w:p>
+      <w:pPr>
+        <w:spacing w:after="20" w:before="0"/>
+      </w:pPr>
+      <w:r>
+        <w:rPr>
+          <w:b/>
+        </w:rPr>
+        <w:t xml:space="preserve">🧠 Clinical Rationale: </w:t>
+      </w:r>
+      <w:r>
+        <w:t>Within 24 hours of delivery, a VULVAL HEMATOMA should be treated with ICE PACKS (cold application) — ice reduces swelling, limits further bleeding and relieves pain. This is the priority EARLY action; monitoring for enlargement and vital-sign monitoring follow, but cold therapy is the immediate intervention.</w:t>
+      </w:r>
+    </w:p>
+    <w:p>
+      <w:pPr>
+        <w:spacing w:after="20" w:before="0"/>
+      </w:pPr>
+      <w:r>
+        <w:rPr>
+          <w:b/>
+        </w:rPr>
+        <w:t xml:space="preserve">🔍 Key Clues: </w:t>
+      </w:r>
+      <w:r>
+        <w:t>Early hematoma (&lt; 24 h) → ice packs first.</w:t>
+      </w:r>
+    </w:p>
+    <w:p>
+      <w:pPr>
+        <w:spacing w:after="20" w:before="0"/>
+      </w:pPr>
+      <w:r>
+        <w:rPr>
+          <w:b/>
+        </w:rPr>
+        <w:t xml:space="preserve">🚨 Priority Principle: </w:t>
+      </w:r>
+      <w:r>
+        <w:t>Patient safety and the ABC (airway, breathing, circulation) priorities come before diagnosis, documentation and non-urgent tasks.</w:t>
+      </w:r>
+    </w:p>
+    <w:p>
+      <w:pPr>
+        <w:spacing w:after="20" w:before="0"/>
+      </w:pPr>
+      <w:r>
+        <w:rPr>
+          <w:b/>
+        </w:rPr>
+        <w:t xml:space="preserve">❌ Why Not Other Options: </w:t>
+      </w:r>
+      <w:r>
+        <w:t>b — Monitoring alone does not treat. | c — Ambulation increases pain/bleeding risk. | d — Vitals matter but ice is the priority intervention.</w:t>
+      </w:r>
+    </w:p>
+    <w:p>
+      <w:pPr>
+        <w:spacing w:after="20" w:before="0"/>
+      </w:pPr>
+      <w:r>
+        <w:rPr>
+          <w:b/>
+          <w:color w:val="B45F06"/>
+        </w:rPr>
+        <w:t xml:space="preserve">⚠️ Exam Trap: </w:t>
+      </w:r>
+      <w:r>
+        <w:t>After 24-48 h switch to warmth; a rapidly enlarging hematoma needs surgical evacuation.</w:t>
+      </w:r>
+    </w:p>
+    <w:p>
+      <w:pPr>
+        <w:spacing w:after="20" w:before="0"/>
+      </w:pPr>
+      <w:r>
+        <w:rPr>
+          <w:b/>
+        </w:rPr>
+        <w:t xml:space="preserve">🩺 Clinical Thinking: </w:t>
+      </w:r>
+      <w:r>
+        <w:t>Identify (the problem) → Stabilize (ABC / patient safety) → Reassess (response) → Document (findings).</w:t>
+      </w:r>
+    </w:p>
+    <w:p>
+      <w:pPr>
+        <w:spacing w:after="20" w:before="0"/>
+      </w:pPr>
+      <w:r>
+        <w:rPr>
+          <w:b/>
+          <w:color w:val="1F3A5F"/>
+        </w:rPr>
+        <w:t xml:space="preserve">💎 PNC Pearl: </w:t>
+      </w:r>
+      <w:r>
+        <w:t>Postpartum vulval hematoma: ice pack.</w:t>
+      </w:r>
+    </w:p>
+    <w:p>
+      <w:pPr>
+        <w:spacing w:after="0" w:before="0"/>
+      </w:pPr>
+      <w:r>
+        <w:rPr>
+          <w:b/>
+          <w:i w:val="0"/>
+          <w:sz w:val="21"/>
+        </w:rPr>
+        <w:t>Positive Marks: 1    Negative Marks: 0.25</w:t>
+      </w:r>
+    </w:p>
+    <w:p>
+      <w:pPr>
+        <w:spacing w:before="280" w:after="40"/>
+      </w:pPr>
+      <w:r>
+        <w:rPr>
+          <w:b/>
+        </w:rPr>
+        <w:t xml:space="preserve">Question: </w:t>
+      </w:r>
+      <w:r>
+        <w:t>A female delivers a still born baby, has a thick placenta and the baby has rashes on the body. This is suggestive of infection with: (MIDWIFERY/OBSTETRICS &amp; GYNECOLOGICAL NURSING)</w:t>
+      </w:r>
+    </w:p>
+    <w:p>
+      <w:pPr>
+        <w:spacing w:after="20" w:before="0"/>
+      </w:pPr>
+      <w:r>
+        <w:rPr>
+          <w:b w:val="0"/>
+          <w:i w:val="0"/>
+          <w:sz w:val="21"/>
+        </w:rPr>
+        <w:t>(a)  Treponema pallidum</w:t>
+      </w:r>
+    </w:p>
+    <w:p>
+      <w:pPr>
+        <w:spacing w:after="20" w:before="0"/>
+      </w:pPr>
+      <w:r>
+        <w:rPr>
+          <w:b w:val="0"/>
+          <w:i w:val="0"/>
+          <w:sz w:val="21"/>
+        </w:rPr>
+        <w:t>(b)  Herpes simplex virus</w:t>
+      </w:r>
+    </w:p>
+    <w:p>
+      <w:pPr>
+        <w:spacing w:after="20" w:before="0"/>
+      </w:pPr>
+      <w:r>
+        <w:rPr>
+          <w:b w:val="0"/>
+          <w:i w:val="0"/>
+          <w:sz w:val="21"/>
+        </w:rPr>
+        <w:t>(c)  Parvo virus B-19</w:t>
+      </w:r>
+    </w:p>
+    <w:p>
+      <w:pPr>
+        <w:spacing w:after="20" w:before="0"/>
+      </w:pPr>
+      <w:r>
+        <w:rPr>
+          <w:b w:val="0"/>
+          <w:i w:val="0"/>
+          <w:sz w:val="21"/>
+        </w:rPr>
+        <w:t>(d)  Rubella virus</w:t>
+      </w:r>
+    </w:p>
+    <w:p>
+      <w:pPr>
+        <w:spacing w:after="80" w:before="0"/>
+      </w:pPr>
+      <w:r>
+        <w:rPr>
+          <w:b/>
+          <w:i w:val="0"/>
+          <w:sz w:val="22"/>
+        </w:rPr>
+        <w:t>Answer: a</w:t>
+      </w:r>
+    </w:p>
+    <w:p>
+      <w:pPr>
+        <w:spacing w:after="20"/>
+      </w:pPr>
+      <w:r>
+        <w:rPr>
+          <w:b/>
+        </w:rPr>
+        <w:t xml:space="preserve">Solution: </w:t>
+      </w:r>
+      <w:r>
+        <w:rPr>
+          <w:b/>
+          <w:color w:val="1E7B1E"/>
+        </w:rPr>
+        <w:t xml:space="preserve">✅ Correct Answer: </w:t>
+      </w:r>
+      <w:r>
+        <w:rPr>
+          <w:b/>
+          <w:color w:val="1E7B1E"/>
+        </w:rPr>
+        <w:t>a</w:t>
+      </w:r>
+    </w:p>
+    <w:p>
+      <w:pPr>
+        <w:spacing w:after="20" w:before="0"/>
+      </w:pPr>
+      <w:r>
+        <w:rPr>
+          <w:b/>
+        </w:rPr>
+        <w:t xml:space="preserve">🧠 Clinical Rationale: </w:t>
+      </w:r>
+      <w:r>
+        <w:t>CONGENITAL SYPHILIS (Treponema pallidum) classically produces STILLBIRTH, a LARGE THICK PLACENTA (placentomegaly), and a RASH on the baby (maculopapular rash, especially palms/soles, plus hepatosplenomegaly, snuffles and saddle nose). Herpes, parvovirus and rubella have different patterns (parvo → hydrops, rubella → cataracts/deafness).</w:t>
+      </w:r>
+    </w:p>
+    <w:p>
+      <w:pPr>
+        <w:spacing w:after="20" w:before="0"/>
+      </w:pPr>
+      <w:r>
+        <w:rPr>
+          <w:b/>
+        </w:rPr>
+        <w:t xml:space="preserve">🔍 Key Clues: </w:t>
+      </w:r>
+      <w:r>
+        <w:t>Stillbirth + thick placenta + newborn rash = congenital syphilis.</w:t>
+      </w:r>
+    </w:p>
+    <w:p>
+      <w:pPr>
+        <w:spacing w:after="20" w:before="0"/>
+      </w:pPr>
+      <w:r>
+        <w:rPr>
+          <w:b/>
+        </w:rPr>
+        <w:t xml:space="preserve">🚨 Priority Principle: </w:t>
+      </w:r>
+      <w:r>
+        <w:t>Prevention and asepsis first — safe handling and precautions protect both the patient and the caregiver.</w:t>
+      </w:r>
+    </w:p>
+    <w:p>
+      <w:pPr>
+        <w:spacing w:after="20" w:before="0"/>
+      </w:pPr>
+      <w:r>
+        <w:rPr>
+          <w:b/>
+        </w:rPr>
+        <w:t xml:space="preserve">❌ Why Not Other Options: </w:t>
+      </w:r>
+      <w:r>
+        <w:t>b — HSV = vesicular skin lesions at birth. | c — Parvovirus = fetal hydrops/anemia. | d — Rubella = cataracts, deafness, cardiac defects.</w:t>
+      </w:r>
+    </w:p>
+    <w:p>
+      <w:pPr>
+        <w:spacing w:after="20" w:before="0"/>
+      </w:pPr>
+      <w:r>
+        <w:rPr>
+          <w:b/>
+          <w:color w:val="B45F06"/>
+        </w:rPr>
+        <w:t xml:space="preserve">⚠️ Exam Trap: </w:t>
+      </w:r>
+      <w:r>
+        <w:t>Syphilis triad in pregnancy loss: stillbirth, hepatosplenomegaly, large pale placenta.</w:t>
+      </w:r>
+    </w:p>
+    <w:p>
+      <w:pPr>
+        <w:spacing w:after="20" w:before="0"/>
+      </w:pPr>
+      <w:r>
+        <w:rPr>
+          <w:b/>
+        </w:rPr>
+        <w:t xml:space="preserve">🩺 Clinical Thinking: </w:t>
+      </w:r>
+      <w:r>
+        <w:t>Recall (the key fact) → Connect (related high-yield facts) → Apply (exam context).</w:t>
+      </w:r>
+    </w:p>
+    <w:p>
+      <w:pPr>
+        <w:spacing w:after="20" w:before="0"/>
+      </w:pPr>
+      <w:r>
+        <w:rPr>
+          <w:b/>
+          <w:color w:val="1F3A5F"/>
+        </w:rPr>
+        <w:t xml:space="preserve">💎 PNC Pearl: </w:t>
+      </w:r>
+      <w:r>
+        <w:t>Stillbirth + thick placenta + rash = syphilis.</w:t>
+      </w:r>
+    </w:p>
+    <w:p>
+      <w:pPr>
+        <w:spacing w:after="0" w:before="0"/>
+      </w:pPr>
+      <w:r>
+        <w:rPr>
+          <w:b/>
+          <w:i w:val="0"/>
+          <w:sz w:val="21"/>
+        </w:rPr>
+        <w:t>Positive Marks: 1    Negative Marks: 0.25</w:t>
+      </w:r>
+    </w:p>
+    <w:p>
+      <w:pPr>
+        <w:spacing w:before="280" w:after="40"/>
+      </w:pPr>
+      <w:r>
+        <w:rPr>
+          <w:b/>
+        </w:rPr>
+        <w:t xml:space="preserve">Question: </w:t>
+      </w:r>
+      <w:r>
+        <w:t>The sign not associated with fetal death is: (MIDWIFERY/OBSTETRICS &amp; GYNECOLOGICAL NURSING)</w:t>
+      </w:r>
+    </w:p>
+    <w:p>
+      <w:pPr>
+        <w:spacing w:after="20" w:before="0"/>
+      </w:pPr>
+      <w:r>
+        <w:rPr>
+          <w:b w:val="0"/>
+          <w:i w:val="0"/>
+          <w:sz w:val="21"/>
+        </w:rPr>
+        <w:t>(a)  Stallworthy sign</w:t>
+      </w:r>
+    </w:p>
+    <w:p>
+      <w:pPr>
+        <w:spacing w:after="20" w:before="0"/>
+      </w:pPr>
+      <w:r>
+        <w:rPr>
+          <w:b w:val="0"/>
+          <w:i w:val="0"/>
+          <w:sz w:val="21"/>
+        </w:rPr>
+        <w:t>(b)  Maceration</w:t>
+      </w:r>
+    </w:p>
+    <w:p>
+      <w:pPr>
+        <w:spacing w:after="20" w:before="0"/>
+      </w:pPr>
+      <w:r>
+        <w:rPr>
+          <w:b w:val="0"/>
+          <w:i w:val="0"/>
+          <w:sz w:val="21"/>
+        </w:rPr>
+        <w:t>(c)  Robert sign</w:t>
+      </w:r>
+    </w:p>
+    <w:p>
+      <w:pPr>
+        <w:spacing w:after="20" w:before="0"/>
+      </w:pPr>
+      <w:r>
+        <w:rPr>
+          <w:b w:val="0"/>
+          <w:i w:val="0"/>
+          <w:sz w:val="21"/>
+        </w:rPr>
+        <w:t>(d)  Spalding sign</w:t>
+      </w:r>
+    </w:p>
+    <w:p>
+      <w:pPr>
+        <w:spacing w:after="80" w:before="0"/>
+      </w:pPr>
+      <w:r>
+        <w:rPr>
+          <w:b/>
+          <w:i w:val="0"/>
+          <w:sz w:val="22"/>
+        </w:rPr>
+        <w:t>Answer: a</w:t>
+      </w:r>
+    </w:p>
+    <w:p>
+      <w:pPr>
+        <w:spacing w:after="20"/>
+      </w:pPr>
+      <w:r>
+        <w:rPr>
+          <w:b/>
+        </w:rPr>
+        <w:t xml:space="preserve">Solution: </w:t>
+      </w:r>
+      <w:r>
+        <w:rPr>
+          <w:b/>
+          <w:color w:val="1E7B1E"/>
+        </w:rPr>
+        <w:t xml:space="preserve">✅ Correct Answer: </w:t>
+      </w:r>
+      <w:r>
+        <w:rPr>
+          <w:b/>
+          <w:color w:val="1E7B1E"/>
+        </w:rPr>
+        <w:t>a</w:t>
+      </w:r>
+    </w:p>
+    <w:p>
+      <w:pPr>
+        <w:spacing w:after="20" w:before="0"/>
+      </w:pPr>
+      <w:r>
+        <w:rPr>
+          <w:b/>
+        </w:rPr>
+        <w:t xml:space="preserve">🧠 Clinical Rationale: </w:t>
+      </w:r>
+      <w:r>
+        <w:t>STALLWORTHY'S SIGN (fetal bradycardia on head pressure) is associated with POSTERIOR PLACENTA PREVIA, NOT fetal death. MACERATION (skin degeneration), ROBERT'S SIGN (gas in fetal circulation) and SPALDING'S SIGN (overlapping skull bones) are all signs of intrauterine fetal demise.</w:t>
+      </w:r>
+    </w:p>
+    <w:p>
+      <w:pPr>
+        <w:spacing w:after="20" w:before="0"/>
+      </w:pPr>
+      <w:r>
+        <w:rPr>
+          <w:b/>
+        </w:rPr>
+        <w:t xml:space="preserve">🔍 Key Clues: </w:t>
+      </w:r>
+      <w:r>
+        <w:t>'Not fetal death' → Stallworthy (it's a previa sign).</w:t>
+      </w:r>
+    </w:p>
+    <w:p>
+      <w:pPr>
+        <w:spacing w:after="20" w:before="0"/>
+      </w:pPr>
+      <w:r>
+        <w:rPr>
+          <w:b/>
+        </w:rPr>
+        <w:t xml:space="preserve">🚨 Priority Principle: </w:t>
+      </w:r>
+      <w:r>
+        <w:t>Mother-and-baby safety first — prevent complications before they occur and act promptly when they do.</w:t>
+      </w:r>
+    </w:p>
+    <w:p>
+      <w:pPr>
+        <w:spacing w:after="20" w:before="0"/>
+      </w:pPr>
+      <w:r>
+        <w:rPr>
+          <w:b/>
+        </w:rPr>
+        <w:t xml:space="preserve">❌ Why Not Other Options: </w:t>
+      </w:r>
+      <w:r>
+        <w:t>b — Maceration IS a fetal-death sign. | c — Robert sign IS a fetal-death sign. | d — Spalding sign IS a fetal-death sign.</w:t>
+      </w:r>
+    </w:p>
+    <w:p>
+      <w:pPr>
+        <w:spacing w:after="20" w:before="0"/>
+      </w:pPr>
+      <w:r>
+        <w:rPr>
+          <w:b/>
+          <w:color w:val="B45F06"/>
+        </w:rPr>
+        <w:t xml:space="preserve">⚠️ Exam Trap: </w:t>
+      </w:r>
+      <w:r>
+        <w:t>Group the fetal-death radiological signs: Spalding (skull), Robert (gas), plus maceration clinically.</w:t>
+      </w:r>
+    </w:p>
+    <w:p>
+      <w:pPr>
+        <w:spacing w:after="20" w:before="0"/>
+      </w:pPr>
+      <w:r>
+        <w:rPr>
+          <w:b/>
+        </w:rPr>
+        <w:t xml:space="preserve">🩺 Clinical Thinking: </w:t>
+      </w:r>
+      <w:r>
+        <w:t>Recall (the key fact) → Connect (related high-yield facts) → Apply (exam context).</w:t>
+      </w:r>
+    </w:p>
+    <w:p>
+      <w:pPr>
+        <w:spacing w:after="20" w:before="0"/>
+      </w:pPr>
+      <w:r>
+        <w:rPr>
+          <w:b/>
+          <w:color w:val="1F3A5F"/>
+        </w:rPr>
+        <w:t xml:space="preserve">💎 PNC Pearl: </w:t>
+      </w:r>
+      <w:r>
+        <w:t>Stallworthy is previa, not fetal death.</w:t>
+      </w:r>
+    </w:p>
+    <w:p>
+      <w:pPr>
+        <w:spacing w:after="0" w:before="0"/>
+      </w:pPr>
+      <w:r>
+        <w:rPr>
+          <w:b/>
+          <w:i w:val="0"/>
+          <w:sz w:val="21"/>
+        </w:rPr>
+        <w:t>Positive Marks: 1    Negative Marks: 0.25</w:t>
+      </w:r>
+    </w:p>
+    <w:p>
+      <w:pPr>
+        <w:spacing w:before="280" w:after="40"/>
+      </w:pPr>
+      <w:r>
+        <w:rPr>
+          <w:b/>
+        </w:rPr>
+        <w:t xml:space="preserve">Question: </w:t>
+      </w:r>
+      <w:r>
+        <w:t>The lifespan of ovum is: (MIDWIFERY/OBSTETRICS &amp; GYNECOLOGICAL NURSING)</w:t>
+      </w:r>
+    </w:p>
+    <w:p>
+      <w:pPr>
+        <w:spacing w:after="20" w:before="0"/>
+      </w:pPr>
+      <w:r>
+        <w:rPr>
+          <w:b w:val="0"/>
+          <w:i w:val="0"/>
+          <w:sz w:val="21"/>
+        </w:rPr>
+        <w:t>(a)  12-24 hours</w:t>
+      </w:r>
+    </w:p>
+    <w:p>
+      <w:pPr>
+        <w:spacing w:after="20" w:before="0"/>
+      </w:pPr>
+      <w:r>
+        <w:rPr>
+          <w:b w:val="0"/>
+          <w:i w:val="0"/>
+          <w:sz w:val="21"/>
+        </w:rPr>
+        <w:t>(b)  10-14 hours</w:t>
+      </w:r>
+    </w:p>
+    <w:p>
+      <w:pPr>
+        <w:spacing w:after="20" w:before="0"/>
+      </w:pPr>
+      <w:r>
+        <w:rPr>
+          <w:b w:val="0"/>
+          <w:i w:val="0"/>
+          <w:sz w:val="21"/>
+        </w:rPr>
+        <w:t>(c)  12-48 hours</w:t>
+      </w:r>
+    </w:p>
+    <w:p>
+      <w:pPr>
+        <w:spacing w:after="20" w:before="0"/>
+      </w:pPr>
+      <w:r>
+        <w:rPr>
+          <w:b w:val="0"/>
+          <w:i w:val="0"/>
+          <w:sz w:val="21"/>
+        </w:rPr>
+        <w:t>(d)  12-72 hours</w:t>
+      </w:r>
+    </w:p>
+    <w:p>
+      <w:pPr>
+        <w:spacing w:after="80" w:before="0"/>
+      </w:pPr>
+      <w:r>
+        <w:rPr>
+          <w:b/>
+          <w:i w:val="0"/>
+          <w:sz w:val="22"/>
+        </w:rPr>
+        <w:t>Answer: a</w:t>
+      </w:r>
+    </w:p>
+    <w:p>
+      <w:pPr>
+        <w:spacing w:after="20"/>
+      </w:pPr>
+      <w:r>
+        <w:rPr>
+          <w:b/>
+        </w:rPr>
+        <w:t xml:space="preserve">Solution: </w:t>
+      </w:r>
+      <w:r>
+        <w:rPr>
+          <w:b/>
+          <w:color w:val="1E7B1E"/>
+        </w:rPr>
+        <w:t xml:space="preserve">✅ Correct Answer: </w:t>
+      </w:r>
+      <w:r>
+        <w:rPr>
+          <w:b/>
+          <w:color w:val="1E7B1E"/>
+        </w:rPr>
+        <w:t>a</w:t>
+      </w:r>
+    </w:p>
+    <w:p>
+      <w:pPr>
+        <w:spacing w:after="20" w:before="0"/>
+      </w:pPr>
+      <w:r>
+        <w:rPr>
+          <w:b/>
+        </w:rPr>
+        <w:t xml:space="preserve">🧠 Clinical Rationale: </w:t>
+      </w:r>
+      <w:r>
+        <w:t>The OVUM remains FERTILE for only 12-24 HOURS after ovulation, whereas SPERM can survive 48-72 hours in the female genital tract. This difference explains the fertile window: intercourse a few days BEFORE ovulation can still result in conception.</w:t>
+      </w:r>
+    </w:p>
+    <w:p>
+      <w:pPr>
+        <w:spacing w:after="20" w:before="0"/>
+      </w:pPr>
+      <w:r>
+        <w:rPr>
+          <w:b/>
+        </w:rPr>
+        <w:t xml:space="preserve">🔍 Key Clues: </w:t>
+      </w:r>
+      <w:r>
+        <w:t>Ovum 12-24 h; sperm 48-72 h.</w:t>
+      </w:r>
+    </w:p>
+    <w:p>
+      <w:pPr>
+        <w:spacing w:after="20" w:before="0"/>
+      </w:pPr>
+      <w:r>
+        <w:rPr>
+          <w:b/>
+        </w:rPr>
+        <w:t xml:space="preserve">🚨 Priority Principle: </w:t>
+      </w:r>
+      <w:r>
+        <w:t>Mother-and-baby safety first — prevent complications before they occur and act promptly when they do.</w:t>
+      </w:r>
+    </w:p>
+    <w:p>
+      <w:pPr>
+        <w:spacing w:after="20" w:before="0"/>
+      </w:pPr>
+      <w:r>
+        <w:rPr>
+          <w:b/>
+        </w:rPr>
+        <w:t xml:space="preserve">❌ Why Not Other Options: </w:t>
+      </w:r>
+      <w:r>
+        <w:t>b — 10-14 h is too short. | c — 12-48 h overestimates. | d — 12-72 h is the sperm survival range.</w:t>
+      </w:r>
+    </w:p>
+    <w:p>
+      <w:pPr>
+        <w:spacing w:after="20" w:before="0"/>
+      </w:pPr>
+      <w:r>
+        <w:rPr>
+          <w:b/>
+          <w:color w:val="B45F06"/>
+        </w:rPr>
+        <w:t xml:space="preserve">⚠️ Exam Trap: </w:t>
+      </w:r>
+      <w:r>
+        <w:t>Fertile window: sperm wait for the ovum — 5 days before to 1 day after ovulation.</w:t>
+      </w:r>
+    </w:p>
+    <w:p>
+      <w:pPr>
+        <w:spacing w:after="20" w:before="0"/>
+      </w:pPr>
+      <w:r>
+        <w:rPr>
+          <w:b/>
+        </w:rPr>
+        <w:t xml:space="preserve">🩺 Clinical Thinking: </w:t>
+      </w:r>
+      <w:r>
+        <w:t>Recall (the key fact) → Connect (related high-yield facts) → Apply (exam context).</w:t>
+      </w:r>
+    </w:p>
+    <w:p>
+      <w:pPr>
+        <w:spacing w:after="20" w:before="0"/>
+      </w:pPr>
+      <w:r>
+        <w:rPr>
+          <w:b/>
+          <w:color w:val="1F3A5F"/>
+        </w:rPr>
+        <w:t xml:space="preserve">💎 PNC Pearl: </w:t>
+      </w:r>
+      <w:r>
+        <w:t>Ovum lives 12-24 hours.</w:t>
+      </w:r>
+    </w:p>
+    <w:p>
+      <w:pPr>
+        <w:spacing w:after="0" w:before="0"/>
+      </w:pPr>
+      <w:r>
+        <w:rPr>
+          <w:b/>
+          <w:i w:val="0"/>
+          <w:sz w:val="21"/>
+        </w:rPr>
+        <w:t>Positive Marks: 1    Negative Marks: 0.25</w:t>
+      </w:r>
+    </w:p>
+    <w:p>
+      <w:pPr>
+        <w:spacing w:before="280" w:after="40"/>
+      </w:pPr>
+      <w:r>
+        <w:rPr>
+          <w:b/>
+        </w:rPr>
+        <w:t xml:space="preserve">Question: </w:t>
+      </w:r>
+      <w:r>
+        <w:t>Match the following signs seen during pregnancy: (MIDWIFERY/OBSTETRICS &amp; GYNECOLOGICAL NURSING)</w:t>
+      </w:r>
+    </w:p>
+    <w:p>
+      <w:pPr>
+        <w:spacing w:after="20" w:before="0"/>
+      </w:pPr>
+      <w:r>
+        <w:rPr>
+          <w:b w:val="0"/>
+          <w:i w:val="0"/>
+          <w:sz w:val="21"/>
+        </w:rPr>
+        <w:t>(a)  A-1, B-3, C-2, D-4</w:t>
+      </w:r>
+    </w:p>
+    <w:p>
+      <w:pPr>
+        <w:spacing w:after="20" w:before="0"/>
+      </w:pPr>
+      <w:r>
+        <w:rPr>
+          <w:b w:val="0"/>
+          <w:i w:val="0"/>
+          <w:sz w:val="21"/>
+        </w:rPr>
+        <w:t>(b)  A-1, B-2, C-3, D-4</w:t>
+      </w:r>
+    </w:p>
+    <w:p>
+      <w:pPr>
+        <w:spacing w:after="20" w:before="0"/>
+      </w:pPr>
+      <w:r>
+        <w:rPr>
+          <w:b w:val="0"/>
+          <w:i w:val="0"/>
+          <w:sz w:val="21"/>
+        </w:rPr>
+        <w:t>(c)  A-4, B-2, C-4, D-1</w:t>
+      </w:r>
+    </w:p>
+    <w:p>
+      <w:pPr>
+        <w:spacing w:after="20" w:before="0"/>
+      </w:pPr>
+      <w:r>
+        <w:rPr>
+          <w:b w:val="0"/>
+          <w:i w:val="0"/>
+          <w:sz w:val="21"/>
+        </w:rPr>
+        <w:t>(d)  A-4, B-3, C-2, D-1</w:t>
+      </w:r>
+    </w:p>
+    <w:p>
+      <w:pPr>
+        <w:spacing w:after="80" w:before="0"/>
+      </w:pPr>
+      <w:r>
+        <w:rPr>
+          <w:b/>
+          <w:i w:val="0"/>
+          <w:sz w:val="22"/>
+        </w:rPr>
+        <w:t>Answer: b</w:t>
+      </w:r>
+    </w:p>
+    <w:p>
+      <w:pPr>
+        <w:spacing w:after="20"/>
+      </w:pPr>
+      <w:r>
+        <w:rPr>
+          <w:b/>
+        </w:rPr>
+        <w:t xml:space="preserve">Solution: </w:t>
+      </w:r>
+      <w:r>
+        <w:rPr>
+          <w:b/>
+          <w:color w:val="1E7B1E"/>
+        </w:rPr>
+        <w:t xml:space="preserve">✅ Correct Answer: </w:t>
+      </w:r>
+      <w:r>
+        <w:rPr>
+          <w:b/>
+          <w:color w:val="1E7B1E"/>
+        </w:rPr>
+        <w:t>b</w:t>
+      </w:r>
+    </w:p>
+    <w:p>
+      <w:pPr>
+        <w:spacing w:after="20" w:before="0"/>
+      </w:pPr>
+      <w:r>
+        <w:rPr>
+          <w:b/>
+        </w:rPr>
+        <w:t xml:space="preserve">🧠 Clinical Rationale: </w:t>
+      </w:r>
+      <w:r>
+        <w:t>Matching the pregnancy signs: HEGAR'S SIGN = softening of the LOWER UTERINE SEGMENT (isthmus) — 1; CHADWICK'S SIGN = BLUISH discoloration of the cervix/vaginal mucosa — 2; GOODELL'S SIGN = softening of the CERVICAL portion — 3; PISKACEK'S SIGN = LATERAL BULGE of the uterus — 4. Therefore A-1, B-2, C-3, D-4.</w:t>
+      </w:r>
+    </w:p>
+    <w:p>
+      <w:pPr>
+        <w:spacing w:after="20" w:before="0"/>
+      </w:pPr>
+      <w:r>
+        <w:rPr>
+          <w:b/>
+        </w:rPr>
+        <w:t xml:space="preserve">🔍 Key Clues: </w:t>
+      </w:r>
+      <w:r>
+        <w:t>Hegar-isthmus(1), Chadwick-blue(2), Goodell-cervix(3), Piskacek-bulge(4).</w:t>
+      </w:r>
+    </w:p>
+    <w:p>
+      <w:pPr>
+        <w:spacing w:after="20" w:before="0"/>
+      </w:pPr>
+      <w:r>
+        <w:rPr>
+          <w:b/>
+        </w:rPr>
+        <w:t xml:space="preserve">🚨 Priority Principle: </w:t>
+      </w:r>
+      <w:r>
+        <w:t>Mother-and-baby safety first — prevent complications before they occur and act promptly when they do.</w:t>
+      </w:r>
+    </w:p>
+    <w:p>
+      <w:pPr>
+        <w:spacing w:after="20" w:before="0"/>
+      </w:pPr>
+      <w:r>
+        <w:rPr>
+          <w:b/>
+        </w:rPr>
+        <w:t xml:space="preserve">❌ Why Not Other Options: </w:t>
+      </w:r>
+      <w:r>
+        <w:t>a — Chadwick matched to 3 is wrong. | c — Multiple mismatches. | d — Multiple mismatches.</w:t>
+      </w:r>
+    </w:p>
+    <w:p>
+      <w:pPr>
+        <w:spacing w:after="20" w:before="0"/>
+      </w:pPr>
+      <w:r>
+        <w:rPr>
+          <w:b/>
+          <w:color w:val="B45F06"/>
+        </w:rPr>
+        <w:t xml:space="preserve">⚠️ Exam Trap: </w:t>
+      </w:r>
+      <w:r>
+        <w:t>Mnemonics: 'Hegar = H-soft lower segment', 'Chadwick = Blue', 'Goodell = Go-soft cervix'.</w:t>
+      </w:r>
+    </w:p>
+    <w:p>
+      <w:pPr>
+        <w:spacing w:after="20" w:before="0"/>
+      </w:pPr>
+      <w:r>
+        <w:rPr>
+          <w:b/>
+        </w:rPr>
+        <w:t xml:space="preserve">🩺 Clinical Thinking: </w:t>
+      </w:r>
+      <w:r>
+        <w:t>Recall (the key fact) → Connect (related high-yield facts) → Apply (exam context).</w:t>
+      </w:r>
+    </w:p>
+    <w:p>
+      <w:pPr>
+        <w:spacing w:after="20" w:before="0"/>
+      </w:pPr>
+      <w:r>
+        <w:rPr>
+          <w:b/>
+          <w:color w:val="1F3A5F"/>
+        </w:rPr>
+        <w:t xml:space="preserve">💎 PNC Pearl: </w:t>
+      </w:r>
+      <w:r>
+        <w:t>Hegar-1, Chadwick-2, Goodell-3, Piskacek-4.</w:t>
+      </w:r>
+    </w:p>
+    <w:p>
+      <w:pPr>
+        <w:spacing w:after="0" w:before="0"/>
+      </w:pPr>
+      <w:r>
+        <w:rPr>
+          <w:b/>
+          <w:i w:val="0"/>
+          <w:sz w:val="21"/>
+        </w:rPr>
+        <w:t>Positive Marks: 1    Negative Marks: 0.25</w:t>
+      </w:r>
+    </w:p>
+    <w:p>
+      <w:pPr>
+        <w:spacing w:before="280" w:after="40"/>
+      </w:pPr>
+      <w:r>
+        <w:rPr>
+          <w:b/>
+        </w:rPr>
+        <w:t xml:space="preserve">Question: </w:t>
+      </w:r>
+      <w:r>
+        <w:t>A female G4 gravida visits the clinic for Antenatal check-up at 24 weeks of gestation. The female had 3 abortions, her height is 5'6, weight 60 kg and feels fatigued. What can be the probable cause of gestational DM in this female patient? (MIDWIFERY/OBSTETRICS &amp; GYNECOLOGICAL NURSING)</w:t>
+      </w:r>
+    </w:p>
+    <w:p>
+      <w:pPr>
+        <w:spacing w:after="20" w:before="0"/>
+      </w:pPr>
+      <w:r>
+        <w:rPr>
+          <w:b w:val="0"/>
+          <w:i w:val="0"/>
+          <w:sz w:val="21"/>
+        </w:rPr>
+        <w:t>(a)  Fatigue</w:t>
+      </w:r>
+    </w:p>
+    <w:p>
+      <w:pPr>
+        <w:spacing w:after="20" w:before="0"/>
+      </w:pPr>
+      <w:r>
+        <w:rPr>
+          <w:b w:val="0"/>
+          <w:i w:val="0"/>
+          <w:sz w:val="21"/>
+        </w:rPr>
+        <w:t>(b)  Obesity</w:t>
+      </w:r>
+    </w:p>
+    <w:p>
+      <w:pPr>
+        <w:spacing w:after="20" w:before="0"/>
+      </w:pPr>
+      <w:r>
+        <w:rPr>
+          <w:b w:val="0"/>
+          <w:i w:val="0"/>
+          <w:sz w:val="21"/>
+        </w:rPr>
+        <w:t>(c)  Abortion</w:t>
+      </w:r>
+    </w:p>
+    <w:p>
+      <w:pPr>
+        <w:spacing w:after="20" w:before="0"/>
+      </w:pPr>
+      <w:r>
+        <w:rPr>
+          <w:b w:val="0"/>
+          <w:i w:val="0"/>
+          <w:sz w:val="21"/>
+        </w:rPr>
+        <w:t>(d)  Multiparity</w:t>
+      </w:r>
+    </w:p>
+    <w:p>
+      <w:pPr>
+        <w:spacing w:after="80" w:before="0"/>
+      </w:pPr>
+      <w:r>
+        <w:rPr>
+          <w:b/>
+          <w:i w:val="0"/>
+          <w:sz w:val="22"/>
+        </w:rPr>
+        <w:t>Answer: d</w:t>
+      </w:r>
+    </w:p>
+    <w:p>
+      <w:pPr>
+        <w:spacing w:after="20"/>
+      </w:pPr>
+      <w:r>
+        <w:rPr>
+          <w:b/>
+        </w:rPr>
+        <w:t xml:space="preserve">Solution: </w:t>
+      </w:r>
+      <w:r>
+        <w:rPr>
+          <w:b/>
+          <w:color w:val="1E7B1E"/>
+        </w:rPr>
+        <w:t xml:space="preserve">✅ Correct Answer: </w:t>
+      </w:r>
+      <w:r>
+        <w:rPr>
+          <w:b/>
+          <w:color w:val="1E7B1E"/>
+        </w:rPr>
+        <w:t>d</w:t>
+      </w:r>
+    </w:p>
+    <w:p>
+      <w:pPr>
+        <w:spacing w:after="20" w:before="0"/>
+      </w:pPr>
+      <w:r>
+        <w:rPr>
+          <w:b/>
+        </w:rPr>
+        <w:t xml:space="preserve">🧠 Clinical Rationale: </w:t>
+      </w:r>
+      <w:r>
+        <w:t>Among the options, MULTIPARITY (G4 — four pregnancies, including 3 abortions) is a recognised RISK FACTOR for gestational diabetes mellitus. The patient is NOT obese (5'6", 60 kg → normal BMI ~21), fatigue is a symptom not a cause, and abortion history is not an established GDM risk factor. Standard GDM risk factors include age &gt;25, obesity, family history of DM, previous GDM/macrosomia, and multiparity.</w:t>
+      </w:r>
+    </w:p>
+    <w:p>
+      <w:pPr>
+        <w:spacing w:after="20" w:before="0"/>
+      </w:pPr>
+      <w:r>
+        <w:rPr>
+          <w:b/>
+        </w:rPr>
+        <w:t xml:space="preserve">🔍 Key Clues: </w:t>
+      </w:r>
+      <w:r>
+        <w:t>GDM risk factors: age, obesity, family history, previous GDM/macrosomia, multiparity.</w:t>
+      </w:r>
+    </w:p>
+    <w:p>
+      <w:pPr>
+        <w:spacing w:after="20" w:before="0"/>
+      </w:pPr>
+      <w:r>
+        <w:rPr>
+          <w:b/>
+        </w:rPr>
+        <w:t xml:space="preserve">🚨 Priority Principle: </w:t>
+      </w:r>
+      <w:r>
+        <w:t>Mother-and-baby safety first — prevent complications before they occur and act promptly when they do.</w:t>
+      </w:r>
+    </w:p>
+    <w:p>
+      <w:pPr>
+        <w:spacing w:after="20" w:before="0"/>
+      </w:pPr>
+      <w:r>
+        <w:rPr>
+          <w:b/>
+        </w:rPr>
+        <w:t xml:space="preserve">❌ Why Not Other Options: </w:t>
+      </w:r>
+      <w:r>
+        <w:t>a — Fatigue is a symptom, not a risk factor. | b — BMI ~21 — not obese. | c — Abortion history is not a GDM risk factor.</w:t>
+      </w:r>
+    </w:p>
+    <w:p>
+      <w:pPr>
+        <w:spacing w:after="20" w:before="0"/>
+      </w:pPr>
+      <w:r>
+        <w:rPr>
+          <w:b/>
+          <w:color w:val="B45F06"/>
+        </w:rPr>
+        <w:t xml:space="preserve">⚠️ Exam Trap: </w:t>
+      </w:r>
+      <w:r>
+        <w:t>Screen all pregnant women for GDM (OGTT at 24-28 weeks); high-risk women need early screening.</w:t>
+      </w:r>
+    </w:p>
+    <w:p>
+      <w:pPr>
+        <w:spacing w:after="20" w:before="0"/>
+      </w:pPr>
+      <w:r>
+        <w:rPr>
+          <w:b/>
+        </w:rPr>
+        <w:t xml:space="preserve">🩺 Clinical Thinking: </w:t>
+      </w:r>
+      <w:r>
+        <w:t>Recall (the key fact) → Connect (related high-yield facts) → Apply (exam context).</w:t>
+      </w:r>
+    </w:p>
+    <w:p>
+      <w:pPr>
+        <w:spacing w:after="20" w:before="0"/>
+      </w:pPr>
+      <w:r>
+        <w:rPr>
+          <w:b/>
+          <w:color w:val="1F3A5F"/>
+        </w:rPr>
+        <w:t xml:space="preserve">💎 PNC Pearl: </w:t>
+      </w:r>
+      <w:r>
+        <w:t>GDM risk: multiparity, obesity, family history.</w:t>
+      </w:r>
+    </w:p>
+    <w:p>
+      <w:pPr>
+        <w:spacing w:after="20" w:before="0"/>
+      </w:pPr>
+      <w:r>
+        <w:rPr>
+          <w:b/>
+          <w:color w:val="B45F06"/>
+        </w:rPr>
+        <w:t xml:space="preserve">📌 Note: </w:t>
+      </w:r>
+      <w:r>
+        <w:t>The printed key says (b) Obesity, but this patient is NOT obese (5'6", 60 kg → BMI ≈ 21). Multiparity (G4 with 3 abortions) is the recognised GDM risk factor among the options — answered (d) as corrected.</w:t>
+      </w:r>
+    </w:p>
+    <w:p>
+      <w:pPr>
+        <w:spacing w:after="0" w:before="0"/>
+      </w:pPr>
+      <w:r>
+        <w:rPr>
+          <w:b/>
+          <w:i w:val="0"/>
+          <w:sz w:val="21"/>
+        </w:rPr>
+        <w:t>Positive Marks: 1    Negative Marks: 0.25</w:t>
+      </w:r>
+    </w:p>
+    <w:p>
+      <w:pPr>
+        <w:spacing w:before="280" w:after="40"/>
+      </w:pPr>
+      <w:r>
+        <w:rPr>
+          <w:b/>
+        </w:rPr>
+        <w:t xml:space="preserve">Question: </w:t>
+      </w:r>
+      <w:r>
+        <w:t>A patient present with a foul-smelling discharge and fever (38.5°C) in the OPD after 5 days of delivery. Lower abdominal tenderness is elicited on examination. The nursing should suspect which of the following? (MIDWIFERY/OBSTETRICS &amp; GYNECOLOGICAL NURSING)</w:t>
+      </w:r>
+    </w:p>
+    <w:p>
+      <w:pPr>
+        <w:spacing w:after="20" w:before="0"/>
+      </w:pPr>
+      <w:r>
+        <w:rPr>
+          <w:b w:val="0"/>
+          <w:i w:val="0"/>
+          <w:sz w:val="21"/>
+        </w:rPr>
+        <w:t>(a)  Puerperal sepsis</w:t>
+      </w:r>
+    </w:p>
+    <w:p>
+      <w:pPr>
+        <w:spacing w:after="20" w:before="0"/>
+      </w:pPr>
+      <w:r>
+        <w:rPr>
+          <w:b w:val="0"/>
+          <w:i w:val="0"/>
+          <w:sz w:val="21"/>
+        </w:rPr>
+        <w:t>(b)  Endometritis</w:t>
+      </w:r>
+    </w:p>
+    <w:p>
+      <w:pPr>
+        <w:spacing w:after="20" w:before="0"/>
+      </w:pPr>
+      <w:r>
+        <w:rPr>
+          <w:b w:val="0"/>
+          <w:i w:val="0"/>
+          <w:sz w:val="21"/>
+        </w:rPr>
+        <w:t>(c)  Bacterial vaginosis</w:t>
+      </w:r>
+    </w:p>
+    <w:p>
+      <w:pPr>
+        <w:spacing w:after="20" w:before="0"/>
+      </w:pPr>
+      <w:r>
+        <w:rPr>
+          <w:b w:val="0"/>
+          <w:i w:val="0"/>
+          <w:sz w:val="21"/>
+        </w:rPr>
+        <w:t>(d)  Urinary tract infection</w:t>
+      </w:r>
+    </w:p>
+    <w:p>
+      <w:pPr>
+        <w:spacing w:after="80" w:before="0"/>
+      </w:pPr>
+      <w:r>
+        <w:rPr>
+          <w:b/>
+          <w:i w:val="0"/>
+          <w:sz w:val="22"/>
+        </w:rPr>
+        <w:t>Answer: a</w:t>
+      </w:r>
+    </w:p>
+    <w:p>
+      <w:pPr>
+        <w:spacing w:after="20"/>
+      </w:pPr>
+      <w:r>
+        <w:rPr>
+          <w:b/>
+        </w:rPr>
+        <w:t xml:space="preserve">Solution: </w:t>
+      </w:r>
+      <w:r>
+        <w:rPr>
+          <w:b/>
+          <w:color w:val="1E7B1E"/>
+        </w:rPr>
+        <w:t xml:space="preserve">✅ Correct Answer: </w:t>
+      </w:r>
+      <w:r>
+        <w:rPr>
+          <w:b/>
+          <w:color w:val="1E7B1E"/>
+        </w:rPr>
+        <w:t>a</w:t>
+      </w:r>
+    </w:p>
+    <w:p>
+      <w:pPr>
+        <w:spacing w:after="20" w:before="0"/>
+      </w:pPr>
+      <w:r>
+        <w:rPr>
+          <w:b/>
+        </w:rPr>
+        <w:t xml:space="preserve">🧠 Clinical Rationale: </w:t>
+      </w:r>
+      <w:r>
+        <w:t>FEVER + FOUL-SMELLING LOCHIA + LOWER ABDOMINAL TENDERNESS after delivery = PUERPERAL SEPSIS — a genital-tract infection in the puerperium (endometritis is its most common form, but 'puerperal sepsis' is the broad correct term for the post-delivery infection picture). It is a leading cause of maternal mortality and needs prompt antibiotics.</w:t>
+      </w:r>
+    </w:p>
+    <w:p>
+      <w:pPr>
+        <w:spacing w:after="20" w:before="0"/>
+      </w:pPr>
+      <w:r>
+        <w:rPr>
+          <w:b/>
+        </w:rPr>
+        <w:t xml:space="preserve">🔍 Key Clues: </w:t>
+      </w:r>
+      <w:r>
+        <w:t>Postpartum fever + foul lochia + abdominal tenderness = puerperal sepsis.</w:t>
+      </w:r>
+    </w:p>
+    <w:p>
+      <w:pPr>
+        <w:spacing w:after="20" w:before="0"/>
+      </w:pPr>
+      <w:r>
+        <w:rPr>
+          <w:b/>
+        </w:rPr>
+        <w:t xml:space="preserve">🚨 Priority Principle: </w:t>
+      </w:r>
+      <w:r>
+        <w:t>Mother-and-baby safety first — prevent complications before they occur and act promptly when they do.</w:t>
+      </w:r>
+    </w:p>
+    <w:p>
+      <w:pPr>
+        <w:spacing w:after="20" w:before="0"/>
+      </w:pPr>
+      <w:r>
+        <w:rPr>
+          <w:b/>
+        </w:rPr>
+        <w:t xml:space="preserve">❌ Why Not Other Options: </w:t>
+      </w:r>
+      <w:r>
+        <w:t>b — Endometritis is the commonest form, but sepsis is the broader term. | c — BV = vaginal discharge, not systemic fever. | d — UTI = dysuria/flank pain.</w:t>
+      </w:r>
+    </w:p>
+    <w:p>
+      <w:pPr>
+        <w:spacing w:after="20" w:before="0"/>
+      </w:pPr>
+      <w:r>
+        <w:rPr>
+          <w:b/>
+          <w:color w:val="B45F06"/>
+        </w:rPr>
+        <w:t xml:space="preserve">⚠️ Exam Trap: </w:t>
+      </w:r>
+      <w:r>
+        <w:t>Puerperal sepsis: blood/lochia cultures, broad-spectrum antibiotics, and look for retained products.</w:t>
+      </w:r>
+    </w:p>
+    <w:p>
+      <w:pPr>
+        <w:spacing w:after="20" w:before="0"/>
+      </w:pPr>
+      <w:r>
+        <w:rPr>
+          <w:b/>
+        </w:rPr>
+        <w:t xml:space="preserve">🩺 Clinical Thinking: </w:t>
+      </w:r>
+      <w:r>
+        <w:t>Recall (the key fact) → Connect (related high-yield facts) → Apply (exam context).</w:t>
+      </w:r>
+    </w:p>
+    <w:p>
+      <w:pPr>
+        <w:spacing w:after="20" w:before="0"/>
+      </w:pPr>
+      <w:r>
+        <w:rPr>
+          <w:b/>
+          <w:color w:val="1F3A5F"/>
+        </w:rPr>
+        <w:t xml:space="preserve">💎 PNC Pearl: </w:t>
+      </w:r>
+      <w:r>
+        <w:t>Fever + foul lochia postpartum = puerperal sepsis.</w:t>
+      </w:r>
+    </w:p>
+    <w:p>
+      <w:pPr>
+        <w:spacing w:after="0" w:before="0"/>
+      </w:pPr>
+      <w:r>
+        <w:rPr>
+          <w:b/>
+          <w:i w:val="0"/>
+          <w:sz w:val="21"/>
+        </w:rPr>
+        <w:t>Positive Marks: 1    Negative Marks: 0.25</w:t>
+      </w:r>
+    </w:p>
+    <w:p>
+      <w:pPr>
+        <w:spacing w:before="280" w:after="40"/>
+      </w:pPr>
+      <w:r>
+        <w:rPr>
+          <w:b/>
+        </w:rPr>
+        <w:t xml:space="preserve">Question: </w:t>
+      </w:r>
+      <w:r>
+        <w:t>A female is presented in labor with the fetal head appearing at the vaginal opening and the fetal diameter crossing the introitus, with the fetal head visible. This is called: (MIDWIFERY/OBSTETRICS &amp; GYNECOLOGICAL NURSING)</w:t>
+      </w:r>
+    </w:p>
+    <w:p>
+      <w:pPr>
+        <w:spacing w:after="20" w:before="0"/>
+      </w:pPr>
+      <w:r>
+        <w:rPr>
+          <w:b w:val="0"/>
+          <w:i w:val="0"/>
+          <w:sz w:val="21"/>
+        </w:rPr>
+        <w:t>(a)  Crowning</w:t>
+      </w:r>
+    </w:p>
+    <w:p>
+      <w:pPr>
+        <w:spacing w:after="20" w:before="0"/>
+      </w:pPr>
+      <w:r>
+        <w:rPr>
+          <w:b w:val="0"/>
+          <w:i w:val="0"/>
+          <w:sz w:val="21"/>
+        </w:rPr>
+        <w:t>(b)  Presentation</w:t>
+      </w:r>
+    </w:p>
+    <w:p>
+      <w:pPr>
+        <w:spacing w:after="20" w:before="0"/>
+      </w:pPr>
+      <w:r>
+        <w:rPr>
+          <w:b w:val="0"/>
+          <w:i w:val="0"/>
+          <w:sz w:val="21"/>
+        </w:rPr>
+        <w:t>(c)  Position</w:t>
+      </w:r>
+    </w:p>
+    <w:p>
+      <w:pPr>
+        <w:spacing w:after="20" w:before="0"/>
+      </w:pPr>
+      <w:r>
+        <w:rPr>
+          <w:b w:val="0"/>
+          <w:i w:val="0"/>
+          <w:sz w:val="21"/>
+        </w:rPr>
+        <w:t>(d)  Descent</w:t>
+      </w:r>
+    </w:p>
+    <w:p>
+      <w:pPr>
+        <w:spacing w:after="80" w:before="0"/>
+      </w:pPr>
+      <w:r>
+        <w:rPr>
+          <w:b/>
+          <w:i w:val="0"/>
+          <w:sz w:val="22"/>
+        </w:rPr>
+        <w:t>Answer: a</w:t>
+      </w:r>
+    </w:p>
+    <w:p>
+      <w:pPr>
+        <w:spacing w:after="20"/>
+      </w:pPr>
+      <w:r>
+        <w:rPr>
+          <w:b/>
+        </w:rPr>
+        <w:t xml:space="preserve">Solution: </w:t>
+      </w:r>
+      <w:r>
+        <w:rPr>
+          <w:b/>
+          <w:color w:val="1E7B1E"/>
+        </w:rPr>
+        <w:t xml:space="preserve">✅ Correct Answer: </w:t>
+      </w:r>
+      <w:r>
+        <w:rPr>
+          <w:b/>
+          <w:color w:val="1E7B1E"/>
+        </w:rPr>
+        <w:t>a</w:t>
+      </w:r>
+    </w:p>
+    <w:p>
+      <w:pPr>
+        <w:spacing w:after="20" w:before="0"/>
+      </w:pPr>
+      <w:r>
+        <w:rPr>
+          <w:b/>
+        </w:rPr>
+        <w:t xml:space="preserve">🧠 Clinical Rationale: </w:t>
+      </w:r>
+      <w:r>
+        <w:t>CROWNING is the stage of delivery when the FETAL HEAD becomes VISIBLE at the vaginal opening and does not recede between contractions — the biparietal diameter has passed the introitus. Presentation is the presenting part; position is its orientation; descent is the station of the head in the pelvis.</w:t>
+      </w:r>
+    </w:p>
+    <w:p>
+      <w:pPr>
+        <w:spacing w:after="20" w:before="0"/>
+      </w:pPr>
+      <w:r>
+        <w:rPr>
+          <w:b/>
+        </w:rPr>
+        <w:t xml:space="preserve">🔍 Key Clues: </w:t>
+      </w:r>
+      <w:r>
+        <w:t>Head visible and stays at the introitus = crowning.</w:t>
+      </w:r>
+    </w:p>
+    <w:p>
+      <w:pPr>
+        <w:spacing w:after="20" w:before="0"/>
+      </w:pPr>
+      <w:r>
+        <w:rPr>
+          <w:b/>
+        </w:rPr>
+        <w:t xml:space="preserve">🚨 Priority Principle: </w:t>
+      </w:r>
+      <w:r>
+        <w:t>Mother-and-baby safety first — prevent complications before they occur and act promptly when they do.</w:t>
+      </w:r>
+    </w:p>
+    <w:p>
+      <w:pPr>
+        <w:spacing w:after="20" w:before="0"/>
+      </w:pPr>
+      <w:r>
+        <w:rPr>
+          <w:b/>
+        </w:rPr>
+        <w:t xml:space="preserve">❌ Why Not Other Options: </w:t>
+      </w:r>
+      <w:r>
+        <w:t>b — Presentation = the part presenting (head/breech). | c — Position = occiput orientation (OA/OP). | d — Descent = downward progress (station).</w:t>
+      </w:r>
+    </w:p>
+    <w:p>
+      <w:pPr>
+        <w:spacing w:after="20" w:before="0"/>
+      </w:pPr>
+      <w:r>
+        <w:rPr>
+          <w:b/>
+          <w:color w:val="B45F06"/>
+        </w:rPr>
+        <w:t xml:space="preserve">⚠️ Exam Trap: </w:t>
+      </w:r>
+      <w:r>
+        <w:t>At crowning: coach the mother to pant, NOT push, to control perineal tearing.</w:t>
+      </w:r>
+    </w:p>
+    <w:p>
+      <w:pPr>
+        <w:spacing w:after="20" w:before="0"/>
+      </w:pPr>
+      <w:r>
+        <w:rPr>
+          <w:b/>
+        </w:rPr>
+        <w:t xml:space="preserve">🩺 Clinical Thinking: </w:t>
+      </w:r>
+      <w:r>
+        <w:t>Recall (the key fact) → Connect (related high-yield facts) → Apply (exam context).</w:t>
+      </w:r>
+    </w:p>
+    <w:p>
+      <w:pPr>
+        <w:spacing w:after="20" w:before="0"/>
+      </w:pPr>
+      <w:r>
+        <w:rPr>
+          <w:b/>
+          <w:color w:val="1F3A5F"/>
+        </w:rPr>
+        <w:t xml:space="preserve">💎 PNC Pearl: </w:t>
+      </w:r>
+      <w:r>
+        <w:t>Head visible without recession = crowning.</w:t>
+      </w:r>
+    </w:p>
+    <w:p>
+      <w:pPr>
+        <w:spacing w:after="0" w:before="0"/>
+      </w:pPr>
+      <w:r>
+        <w:rPr>
+          <w:b/>
+          <w:i w:val="0"/>
+          <w:sz w:val="21"/>
+        </w:rPr>
+        <w:t>Positive Marks: 1    Negative Marks: 0.25</w:t>
+      </w:r>
+    </w:p>
+    <w:p>
+      <w:pPr>
+        <w:spacing w:before="280" w:after="40"/>
+      </w:pPr>
+      <w:r>
+        <w:rPr>
+          <w:b/>
+        </w:rPr>
+        <w:t xml:space="preserve">Question: </w:t>
+      </w:r>
+      <w:r>
+        <w:t>A female in the postpartum period after 1 month of delivery feels breast pain and difficulty in breastfeeding. On examination, warmth and tenderness over the left breast are noted. Her temperature is 38.3 °C and her WBC count is increases. Identify the condition: (MIDWIFERY/OBSTETRICS &amp; GYNECOLOGICAL NURSING)</w:t>
+      </w:r>
+    </w:p>
+    <w:p>
+      <w:pPr>
+        <w:spacing w:after="20" w:before="0"/>
+      </w:pPr>
+      <w:r>
+        <w:rPr>
+          <w:b w:val="0"/>
+          <w:i w:val="0"/>
+          <w:sz w:val="21"/>
+        </w:rPr>
+        <w:t>(a)  Mastitis</w:t>
+      </w:r>
+    </w:p>
+    <w:p>
+      <w:pPr>
+        <w:spacing w:after="20" w:before="0"/>
+      </w:pPr>
+      <w:r>
+        <w:rPr>
+          <w:b w:val="0"/>
+          <w:i w:val="0"/>
+          <w:sz w:val="21"/>
+        </w:rPr>
+        <w:t>(b)  Breast abscess</w:t>
+      </w:r>
+    </w:p>
+    <w:p>
+      <w:pPr>
+        <w:spacing w:after="20" w:before="0"/>
+      </w:pPr>
+      <w:r>
+        <w:rPr>
+          <w:b w:val="0"/>
+          <w:i w:val="0"/>
+          <w:sz w:val="21"/>
+        </w:rPr>
+        <w:t>(c)  Breast engorgement</w:t>
+      </w:r>
+    </w:p>
+    <w:p>
+      <w:pPr>
+        <w:spacing w:after="20" w:before="0"/>
+      </w:pPr>
+      <w:r>
+        <w:rPr>
+          <w:b w:val="0"/>
+          <w:i w:val="0"/>
+          <w:sz w:val="21"/>
+        </w:rPr>
+        <w:t>(d)  Breast cysts</w:t>
+      </w:r>
+    </w:p>
+    <w:p>
+      <w:pPr>
+        <w:spacing w:after="80" w:before="0"/>
+      </w:pPr>
+      <w:r>
+        <w:rPr>
+          <w:b/>
+          <w:i w:val="0"/>
+          <w:sz w:val="22"/>
+        </w:rPr>
+        <w:t>Answer: a</w:t>
+      </w:r>
+    </w:p>
+    <w:p>
+      <w:pPr>
+        <w:spacing w:after="20"/>
+      </w:pPr>
+      <w:r>
+        <w:rPr>
+          <w:b/>
+        </w:rPr>
+        <w:t xml:space="preserve">Solution: </w:t>
+      </w:r>
+      <w:r>
+        <w:rPr>
+          <w:b/>
+          <w:color w:val="1E7B1E"/>
+        </w:rPr>
+        <w:t xml:space="preserve">✅ Correct Answer: </w:t>
+      </w:r>
+      <w:r>
+        <w:rPr>
+          <w:b/>
+          <w:color w:val="1E7B1E"/>
+        </w:rPr>
+        <w:t>a</w:t>
+      </w:r>
+    </w:p>
+    <w:p>
+      <w:pPr>
+        <w:spacing w:after="20" w:before="0"/>
+      </w:pPr>
+      <w:r>
+        <w:rPr>
+          <w:b/>
+        </w:rPr>
+        <w:t xml:space="preserve">🧠 Clinical Rationale: </w:t>
+      </w:r>
+      <w:r>
+        <w:t>Unilateral BREAST PAIN + WARMTH + TENDERNESS + FEVER (38.3°C) + elevated WBC one month postpartum = MASTITIS — a bacterial (usually staphylococcal) infection of the breast during lactation, typically via cracked nipples. Engorgement is bilateral, early, and without fever/WBC rise; an abscess is a localised fluctuant collection (often after untreated mastitis).</w:t>
+      </w:r>
+    </w:p>
+    <w:p>
+      <w:pPr>
+        <w:spacing w:after="20" w:before="0"/>
+      </w:pPr>
+      <w:r>
+        <w:rPr>
+          <w:b/>
+        </w:rPr>
+        <w:t xml:space="preserve">🔍 Key Clues: </w:t>
+      </w:r>
+      <w:r>
+        <w:t>Unilateral painful warm breast + fever + ↑WBC in lactation = mastitis.</w:t>
+      </w:r>
+    </w:p>
+    <w:p>
+      <w:pPr>
+        <w:spacing w:after="20" w:before="0"/>
+      </w:pPr>
+      <w:r>
+        <w:rPr>
+          <w:b/>
+        </w:rPr>
+        <w:t xml:space="preserve">🚨 Priority Principle: </w:t>
+      </w:r>
+      <w:r>
+        <w:t>Mother-and-baby safety first — prevent complications before they occur and act promptly when they do.</w:t>
+      </w:r>
+    </w:p>
+    <w:p>
+      <w:pPr>
+        <w:spacing w:after="20" w:before="0"/>
+      </w:pPr>
+      <w:r>
+        <w:rPr>
+          <w:b/>
+        </w:rPr>
+        <w:t xml:space="preserve">❌ Why Not Other Options: </w:t>
+      </w:r>
+      <w:r>
+        <w:t>b — Abscess = fluctuant mass, often a complication. | c — Engorgement = bilateral, early, no fever. | d — Cysts are usually painless.</w:t>
+      </w:r>
+    </w:p>
+    <w:p>
+      <w:pPr>
+        <w:spacing w:after="20" w:before="0"/>
+      </w:pPr>
+      <w:r>
+        <w:rPr>
+          <w:b/>
+          <w:color w:val="B45F06"/>
+        </w:rPr>
+        <w:t xml:space="preserve">⚠️ Exam Trap: </w:t>
+      </w:r>
+      <w:r>
+        <w:t>Mastitis: continue breastfeeding/empty the breast, antibiotics, analgesics — stopping feeds worsens engorgement.</w:t>
+      </w:r>
+    </w:p>
+    <w:p>
+      <w:pPr>
+        <w:spacing w:after="20" w:before="0"/>
+      </w:pPr>
+      <w:r>
+        <w:rPr>
+          <w:b/>
+        </w:rPr>
+        <w:t xml:space="preserve">🩺 Clinical Thinking: </w:t>
+      </w:r>
+      <w:r>
+        <w:t>Recall (the key fact) → Connect (related high-yield facts) → Apply (exam context).</w:t>
+      </w:r>
+    </w:p>
+    <w:p>
+      <w:pPr>
+        <w:spacing w:after="20" w:before="0"/>
+      </w:pPr>
+      <w:r>
+        <w:rPr>
+          <w:b/>
+          <w:color w:val="1F3A5F"/>
+        </w:rPr>
+        <w:t xml:space="preserve">💎 PNC Pearl: </w:t>
+      </w:r>
+      <w:r>
+        <w:t>Fever + unilateral hot tender breast = mastitis.</w:t>
+      </w:r>
+    </w:p>
+    <w:p>
+      <w:pPr>
+        <w:spacing w:after="0" w:before="0"/>
+      </w:pPr>
+      <w:r>
+        <w:rPr>
+          <w:b/>
+          <w:i w:val="0"/>
+          <w:sz w:val="21"/>
+        </w:rPr>
+        <w:t>Positive Marks: 1    Negative Marks: 0.25</w:t>
+      </w:r>
+    </w:p>
+    <w:p>
+      <w:pPr>
+        <w:spacing w:before="280" w:after="40"/>
+      </w:pPr>
+      <w:r>
+        <w:rPr>
+          <w:b/>
+        </w:rPr>
+        <w:t xml:space="preserve">Question: </w:t>
+      </w:r>
+      <w:r>
+        <w:t>Which of the following diseases can occur due to Rh incompatibility? (MIDWIFERY/OBSTETRICS &amp; GYNECOLOGICAL NURSING)</w:t>
+      </w:r>
+    </w:p>
+    <w:p>
+      <w:pPr>
+        <w:spacing w:after="20" w:before="0"/>
+      </w:pPr>
+      <w:r>
+        <w:rPr>
+          <w:b w:val="0"/>
+          <w:i w:val="0"/>
+          <w:sz w:val="21"/>
+        </w:rPr>
+        <w:t>(a)  Acute Hemolytic Disease</w:t>
+      </w:r>
+    </w:p>
+    <w:p>
+      <w:pPr>
+        <w:spacing w:after="20" w:before="0"/>
+      </w:pPr>
+      <w:r>
+        <w:rPr>
+          <w:b w:val="0"/>
+          <w:i w:val="0"/>
+          <w:sz w:val="21"/>
+        </w:rPr>
+        <w:t>(b)  Hemosiderosis</w:t>
+      </w:r>
+    </w:p>
+    <w:p>
+      <w:pPr>
+        <w:spacing w:after="20" w:before="0"/>
+      </w:pPr>
+      <w:r>
+        <w:rPr>
+          <w:b w:val="0"/>
+          <w:i w:val="0"/>
+          <w:sz w:val="21"/>
+        </w:rPr>
+        <w:t>(c)  Thrombocytopenia</w:t>
+      </w:r>
+    </w:p>
+    <w:p>
+      <w:pPr>
+        <w:spacing w:after="20" w:before="0"/>
+      </w:pPr>
+      <w:r>
+        <w:rPr>
+          <w:b w:val="0"/>
+          <w:i w:val="0"/>
+          <w:sz w:val="21"/>
+        </w:rPr>
+        <w:t>(d)  Platelet disorders</w:t>
+      </w:r>
+    </w:p>
+    <w:p>
+      <w:pPr>
+        <w:spacing w:after="80" w:before="0"/>
+      </w:pPr>
+      <w:r>
+        <w:rPr>
+          <w:b/>
+          <w:i w:val="0"/>
+          <w:sz w:val="22"/>
+        </w:rPr>
+        <w:t>Answer: a</w:t>
+      </w:r>
+    </w:p>
+    <w:p>
+      <w:pPr>
+        <w:spacing w:after="20"/>
+      </w:pPr>
+      <w:r>
+        <w:rPr>
+          <w:b/>
+        </w:rPr>
+        <w:t xml:space="preserve">Solution: </w:t>
+      </w:r>
+      <w:r>
+        <w:rPr>
+          <w:b/>
+          <w:color w:val="1E7B1E"/>
+        </w:rPr>
+        <w:t xml:space="preserve">✅ Correct Answer: </w:t>
+      </w:r>
+      <w:r>
+        <w:rPr>
+          <w:b/>
+          <w:color w:val="1E7B1E"/>
+        </w:rPr>
+        <w:t>a</w:t>
+      </w:r>
+    </w:p>
+    <w:p>
+      <w:pPr>
+        <w:spacing w:after="20" w:before="0"/>
+      </w:pPr>
+      <w:r>
+        <w:rPr>
+          <w:b/>
+        </w:rPr>
+        <w:t xml:space="preserve">🧠 Clinical Rationale: </w:t>
+      </w:r>
+      <w:r>
+        <w:t>RH INCOMPATIBILITY (Rh-negative mother, Rh-positive fetus) can cause HEMOLYTIC DISEASE OF THE NEWBORN (erythroblastosis fetalis) — maternal anti-D antibodies cross the placenta and destroy fetal RBCs, producing anemia, jaundice, hepatosplenomegaly, and hydrops in severe cases. Hemosiderosis and platelet disorders are not the classic Rh-isoimmunization outcomes.</w:t>
+      </w:r>
+    </w:p>
+    <w:p>
+      <w:pPr>
+        <w:spacing w:after="20" w:before="0"/>
+      </w:pPr>
+      <w:r>
+        <w:rPr>
+          <w:b/>
+        </w:rPr>
+        <w:t xml:space="preserve">🔍 Key Clues: </w:t>
+      </w:r>
+      <w:r>
+        <w:t>Rh-negative mother + Rh-positive baby → anti-D → fetal hemolysis.</w:t>
+      </w:r>
+    </w:p>
+    <w:p>
+      <w:pPr>
+        <w:spacing w:after="20" w:before="0"/>
+      </w:pPr>
+      <w:r>
+        <w:rPr>
+          <w:b/>
+        </w:rPr>
+        <w:t xml:space="preserve">🚨 Priority Principle: </w:t>
+      </w:r>
+      <w:r>
+        <w:t>Mother-and-baby safety first — prevent complications before they occur and act promptly when they do.</w:t>
+      </w:r>
+    </w:p>
+    <w:p>
+      <w:pPr>
+        <w:spacing w:after="20" w:before="0"/>
+      </w:pPr>
+      <w:r>
+        <w:rPr>
+          <w:b/>
+        </w:rPr>
+        <w:t xml:space="preserve">❌ Why Not Other Options: </w:t>
+      </w:r>
+      <w:r>
+        <w:t>b — Hemosiderosis = chronic iron overload (transfusions). | c — Thrombocytopenia is not the Rh mechanism. | d — Platelet disorders are unrelated.</w:t>
+      </w:r>
+    </w:p>
+    <w:p>
+      <w:pPr>
+        <w:spacing w:after="20" w:before="0"/>
+      </w:pPr>
+      <w:r>
+        <w:rPr>
+          <w:b/>
+          <w:color w:val="B45F06"/>
+        </w:rPr>
+        <w:t xml:space="preserve">⚠️ Exam Trap: </w:t>
+      </w:r>
+      <w:r>
+        <w:t>Prevention: anti-D (RhoGAM) to Rh-negative mothers at 28 weeks and within 72 h of delivery.</w:t>
+      </w:r>
+    </w:p>
+    <w:p>
+      <w:pPr>
+        <w:spacing w:after="20" w:before="0"/>
+      </w:pPr>
+      <w:r>
+        <w:rPr>
+          <w:b/>
+        </w:rPr>
+        <w:t xml:space="preserve">🩺 Clinical Thinking: </w:t>
+      </w:r>
+      <w:r>
+        <w:t>Recall (the key fact) → Connect (related high-yield facts) → Apply (exam context).</w:t>
+      </w:r>
+    </w:p>
+    <w:p>
+      <w:pPr>
+        <w:spacing w:after="20" w:before="0"/>
+      </w:pPr>
+      <w:r>
+        <w:rPr>
+          <w:b/>
+          <w:color w:val="1F3A5F"/>
+        </w:rPr>
+        <w:t xml:space="preserve">💎 PNC Pearl: </w:t>
+      </w:r>
+      <w:r>
+        <w:t>Rh incompatibility → hemolytic disease of newborn.</w:t>
+      </w:r>
+    </w:p>
+    <w:p>
+      <w:pPr>
+        <w:spacing w:after="0" w:before="0"/>
+      </w:pPr>
+      <w:r>
+        <w:rPr>
+          <w:b/>
+          <w:i w:val="0"/>
+          <w:sz w:val="21"/>
+        </w:rPr>
+        <w:t>Positive Marks: 1    Negative Marks: 0.25</w:t>
+      </w:r>
+    </w:p>
+    <w:p>
+      <w:pPr>
+        <w:spacing w:before="280" w:after="40"/>
+      </w:pPr>
+      <w:r>
+        <w:rPr>
+          <w:b/>
+        </w:rPr>
+        <w:t xml:space="preserve">Question: </w:t>
+      </w:r>
+      <w:r>
+        <w:t>Which of the following therapy is most commonly used for Borderline Personality Disorder (BPD)? (MHN)</w:t>
+      </w:r>
+    </w:p>
+    <w:p>
+      <w:pPr>
+        <w:spacing w:after="20" w:before="0"/>
+      </w:pPr>
+      <w:r>
+        <w:rPr>
+          <w:b w:val="0"/>
+          <w:i w:val="0"/>
+          <w:sz w:val="21"/>
+        </w:rPr>
+        <w:t>(a)  Cognitive Behavioral Therapy (CBT)</w:t>
+      </w:r>
+    </w:p>
+    <w:p>
+      <w:pPr>
+        <w:spacing w:after="20" w:before="0"/>
+      </w:pPr>
+      <w:r>
+        <w:rPr>
+          <w:b w:val="0"/>
+          <w:i w:val="0"/>
+          <w:sz w:val="21"/>
+        </w:rPr>
+        <w:t>(b)  Psychoanalysis</w:t>
+      </w:r>
+    </w:p>
+    <w:p>
+      <w:pPr>
+        <w:spacing w:after="20" w:before="0"/>
+      </w:pPr>
+      <w:r>
+        <w:rPr>
+          <w:b w:val="0"/>
+          <w:i w:val="0"/>
+          <w:sz w:val="21"/>
+        </w:rPr>
+        <w:t>(c)  Medication therapy</w:t>
+      </w:r>
+    </w:p>
+    <w:p>
+      <w:pPr>
+        <w:spacing w:after="20" w:before="0"/>
+      </w:pPr>
+      <w:r>
+        <w:rPr>
+          <w:b w:val="0"/>
+          <w:i w:val="0"/>
+          <w:sz w:val="21"/>
+        </w:rPr>
+        <w:t>(d)  Dialectical Behavior Therapy (DBT)</w:t>
+      </w:r>
+    </w:p>
+    <w:p>
+      <w:pPr>
+        <w:spacing w:after="80" w:before="0"/>
+      </w:pPr>
+      <w:r>
+        <w:rPr>
+          <w:b/>
+          <w:i w:val="0"/>
+          <w:sz w:val="22"/>
+        </w:rPr>
+        <w:t>Answer: d</w:t>
+      </w:r>
+    </w:p>
+    <w:p>
+      <w:pPr>
+        <w:spacing w:after="20"/>
+      </w:pPr>
+      <w:r>
+        <w:rPr>
+          <w:b/>
+        </w:rPr>
+        <w:t xml:space="preserve">Solution: </w:t>
+      </w:r>
+      <w:r>
+        <w:rPr>
+          <w:b/>
+          <w:color w:val="1E7B1E"/>
+        </w:rPr>
+        <w:t xml:space="preserve">✅ Correct Answer: </w:t>
+      </w:r>
+      <w:r>
+        <w:rPr>
+          <w:b/>
+          <w:color w:val="1E7B1E"/>
+        </w:rPr>
+        <w:t>d</w:t>
+      </w:r>
+    </w:p>
+    <w:p>
+      <w:pPr>
+        <w:spacing w:after="20" w:before="0"/>
+      </w:pPr>
+      <w:r>
+        <w:rPr>
+          <w:b/>
+        </w:rPr>
+        <w:t xml:space="preserve">🧠 Clinical Rationale: </w:t>
+      </w:r>
+      <w:r>
+        <w:t>DIALECTICAL BEHAVIOR THERAPY (DBT) is the FIRST-LINE psychotherapy for BORDERLINE PERSONALITY DISORDER — it combines cognitive-behavioral techniques with MINDFULNESS and targets emotional dysregulation, impulsivity and self-harm. CBT helps but DBT was purpose-built for BPD; psychoanalysis and medication are adjuncts.</w:t>
+      </w:r>
+    </w:p>
+    <w:p>
+      <w:pPr>
+        <w:spacing w:after="20" w:before="0"/>
+      </w:pPr>
+      <w:r>
+        <w:rPr>
+          <w:b/>
+        </w:rPr>
+        <w:t xml:space="preserve">🔍 Key Clues: </w:t>
+      </w:r>
+      <w:r>
+        <w:t>BPD → DBT (emotion regulation, distress tolerance).</w:t>
+      </w:r>
+    </w:p>
+    <w:p>
+      <w:pPr>
+        <w:spacing w:after="20" w:before="0"/>
+      </w:pPr>
+      <w:r>
+        <w:rPr>
+          <w:b/>
+        </w:rPr>
+        <w:t xml:space="preserve">🚨 Priority Principle: </w:t>
+      </w:r>
+      <w:r>
+        <w:t>Recall the core fact precisely, then apply it to the clinical context.</w:t>
+      </w:r>
+    </w:p>
+    <w:p>
+      <w:pPr>
+        <w:spacing w:after="20" w:before="0"/>
+      </w:pPr>
+      <w:r>
+        <w:rPr>
+          <w:b/>
+        </w:rPr>
+        <w:t xml:space="preserve">❌ Why Not Other Options: </w:t>
+      </w:r>
+      <w:r>
+        <w:t>a — CBT is used but DBT is the BPD-specific first-line. | b — Psychoanalysis is not first-line. | c — Medication treats symptoms, not the disorder core.</w:t>
+      </w:r>
+    </w:p>
+    <w:p>
+      <w:pPr>
+        <w:spacing w:after="20" w:before="0"/>
+      </w:pPr>
+      <w:r>
+        <w:rPr>
+          <w:b/>
+          <w:color w:val="B45F06"/>
+        </w:rPr>
+        <w:t xml:space="preserve">⚠️ Exam Trap: </w:t>
+      </w:r>
+      <w:r>
+        <w:t>BPD = DBT; OCD = ERP; anxiety = CBT — match the therapy to the diagnosis.</w:t>
+      </w:r>
+    </w:p>
+    <w:p>
+      <w:pPr>
+        <w:spacing w:after="20" w:before="0"/>
+      </w:pPr>
+      <w:r>
+        <w:rPr>
+          <w:b/>
+        </w:rPr>
+        <w:t xml:space="preserve">🩺 Clinical Thinking: </w:t>
+      </w:r>
+      <w:r>
+        <w:t>Recall (the key fact) → Connect (related high-yield facts) → Apply (exam context).</w:t>
+      </w:r>
+    </w:p>
+    <w:p>
+      <w:pPr>
+        <w:spacing w:after="20" w:before="0"/>
+      </w:pPr>
+      <w:r>
+        <w:rPr>
+          <w:b/>
+          <w:color w:val="1F3A5F"/>
+        </w:rPr>
+        <w:t xml:space="preserve">💎 PNC Pearl: </w:t>
+      </w:r>
+      <w:r>
+        <w:t>BPD: DBT first-line.</w:t>
+      </w:r>
+    </w:p>
+    <w:p>
+      <w:pPr>
+        <w:spacing w:after="0" w:before="0"/>
+      </w:pPr>
+      <w:r>
+        <w:rPr>
+          <w:b/>
+          <w:i w:val="0"/>
+          <w:sz w:val="21"/>
+        </w:rPr>
+        <w:t>Positive Marks: 1    Negative Marks: 0.25</w:t>
+      </w:r>
+    </w:p>
+    <w:p>
+      <w:pPr>
+        <w:spacing w:before="280" w:after="40"/>
+      </w:pPr>
+      <w:r>
+        <w:rPr>
+          <w:b/>
+        </w:rPr>
+        <w:t xml:space="preserve">Question: </w:t>
+      </w:r>
+      <w:r>
+        <w:t>Which type of depression is characterized by low mood, fatigue, frequent crying, uncontrolled behavior, decreased activity, insomnia and diminished ideas? (MHN)</w:t>
+      </w:r>
+    </w:p>
+    <w:p>
+      <w:pPr>
+        <w:spacing w:after="20" w:before="0"/>
+      </w:pPr>
+      <w:r>
+        <w:rPr>
+          <w:b w:val="0"/>
+          <w:i w:val="0"/>
+          <w:sz w:val="21"/>
+        </w:rPr>
+        <w:t>(a)  Melancholic depression</w:t>
+      </w:r>
+    </w:p>
+    <w:p>
+      <w:pPr>
+        <w:spacing w:after="20" w:before="0"/>
+      </w:pPr>
+      <w:r>
+        <w:rPr>
+          <w:b w:val="0"/>
+          <w:i w:val="0"/>
+          <w:sz w:val="21"/>
+        </w:rPr>
+        <w:t>(b)  Bipolar depression</w:t>
+      </w:r>
+    </w:p>
+    <w:p>
+      <w:pPr>
+        <w:spacing w:after="20" w:before="0"/>
+      </w:pPr>
+      <w:r>
+        <w:rPr>
+          <w:b w:val="0"/>
+          <w:i w:val="0"/>
+          <w:sz w:val="21"/>
+        </w:rPr>
+        <w:t>(c)  Schizophrenia</w:t>
+      </w:r>
+    </w:p>
+    <w:p>
+      <w:pPr>
+        <w:spacing w:after="20" w:before="0"/>
+      </w:pPr>
+      <w:r>
+        <w:rPr>
+          <w:b w:val="0"/>
+          <w:i w:val="0"/>
+          <w:sz w:val="21"/>
+        </w:rPr>
+        <w:t>(d)  Major depressive disorder</w:t>
+      </w:r>
+    </w:p>
+    <w:p>
+      <w:pPr>
+        <w:spacing w:after="80" w:before="0"/>
+      </w:pPr>
+      <w:r>
+        <w:rPr>
+          <w:b/>
+          <w:i w:val="0"/>
+          <w:sz w:val="22"/>
+        </w:rPr>
+        <w:t>Answer: d</w:t>
+      </w:r>
+    </w:p>
+    <w:p>
+      <w:pPr>
+        <w:spacing w:after="20"/>
+      </w:pPr>
+      <w:r>
+        <w:rPr>
+          <w:b/>
+        </w:rPr>
+        <w:t xml:space="preserve">Solution: </w:t>
+      </w:r>
+      <w:r>
+        <w:rPr>
+          <w:b/>
+          <w:color w:val="1E7B1E"/>
+        </w:rPr>
+        <w:t xml:space="preserve">✅ Correct Answer: </w:t>
+      </w:r>
+      <w:r>
+        <w:rPr>
+          <w:b/>
+          <w:color w:val="1E7B1E"/>
+        </w:rPr>
+        <w:t>d</w:t>
+      </w:r>
+    </w:p>
+    <w:p>
+      <w:pPr>
+        <w:spacing w:after="20" w:before="0"/>
+      </w:pPr>
+      <w:r>
+        <w:rPr>
+          <w:b/>
+        </w:rPr>
+        <w:t xml:space="preserve">🧠 Clinical Rationale: </w:t>
+      </w:r>
+      <w:r>
+        <w:t>The symptom cluster — LOW MOOD, FATIGUE, FREQUENT CRYING, DECREASED ACTIVITY, INSOMNIA, DIMINISHED THOUGHTS — describes MAJOR DEPRESSIVE DISORDER (MDD): persistent depressed mood plus vegetative symptoms for ≥ 2 weeks with functional impairment. Melancholic depression is a severe subtype with anhedonia and morning worsening; schizophrenia is a psychotic disorder.</w:t>
+      </w:r>
+    </w:p>
+    <w:p>
+      <w:pPr>
+        <w:spacing w:after="20" w:before="0"/>
+      </w:pPr>
+      <w:r>
+        <w:rPr>
+          <w:b/>
+        </w:rPr>
+        <w:t xml:space="preserve">🔍 Key Clues: </w:t>
+      </w:r>
+      <w:r>
+        <w:t>Depressed mood + sleep/activity/appetite changes + crying = MDD.</w:t>
+      </w:r>
+    </w:p>
+    <w:p>
+      <w:pPr>
+        <w:spacing w:after="20" w:before="0"/>
+      </w:pPr>
+      <w:r>
+        <w:rPr>
+          <w:b/>
+        </w:rPr>
+        <w:t xml:space="preserve">🚨 Priority Principle: </w:t>
+      </w:r>
+      <w:r>
+        <w:t>Patient safety and dignity guide care — reduce risk, avoid confrontation and involve the patient.</w:t>
+      </w:r>
+    </w:p>
+    <w:p>
+      <w:pPr>
+        <w:spacing w:after="20" w:before="0"/>
+      </w:pPr>
+      <w:r>
+        <w:rPr>
+          <w:b/>
+        </w:rPr>
+        <w:t xml:space="preserve">❌ Why Not Other Options: </w:t>
+      </w:r>
+      <w:r>
+        <w:t>a — Melancholic = severe anhedonia, psychomotor retardation. | b — Bipolar depression requires a history of mania. | c — Schizophrenia = psychosis, not primary mood disorder.</w:t>
+      </w:r>
+    </w:p>
+    <w:p>
+      <w:pPr>
+        <w:spacing w:after="20" w:before="0"/>
+      </w:pPr>
+      <w:r>
+        <w:rPr>
+          <w:b/>
+          <w:color w:val="B45F06"/>
+        </w:rPr>
+        <w:t xml:space="preserve">⚠️ Exam Trap: </w:t>
+      </w:r>
+      <w:r>
+        <w:t>Screen for suicide risk in every depressed patient — it is the priority nursing assessment.</w:t>
+      </w:r>
+    </w:p>
+    <w:p>
+      <w:pPr>
+        <w:spacing w:after="20" w:before="0"/>
+      </w:pPr>
+      <w:r>
+        <w:rPr>
+          <w:b/>
+        </w:rPr>
+        <w:t xml:space="preserve">🩺 Clinical Thinking: </w:t>
+      </w:r>
+      <w:r>
+        <w:t>Recall (the key fact) → Connect (related high-yield facts) → Apply (exam context).</w:t>
+      </w:r>
+    </w:p>
+    <w:p>
+      <w:pPr>
+        <w:spacing w:after="20" w:before="0"/>
+      </w:pPr>
+      <w:r>
+        <w:rPr>
+          <w:b/>
+          <w:color w:val="1F3A5F"/>
+        </w:rPr>
+        <w:t xml:space="preserve">💎 PNC Pearl: </w:t>
+      </w:r>
+      <w:r>
+        <w:t>Mood + vegetative symptoms ≥ 2 weeks = MDD.</w:t>
+      </w:r>
+    </w:p>
+    <w:p>
+      <w:pPr>
+        <w:spacing w:after="0" w:before="0"/>
+      </w:pPr>
+      <w:r>
+        <w:rPr>
+          <w:b/>
+          <w:i w:val="0"/>
+          <w:sz w:val="21"/>
+        </w:rPr>
+        <w:t>Positive Marks: 1    Negative Marks: 0.25</w:t>
+      </w:r>
+    </w:p>
+    <w:p>
+      <w:pPr>
+        <w:spacing w:before="280" w:after="40"/>
+      </w:pPr>
+      <w:r>
+        <w:rPr>
+          <w:b/>
+        </w:rPr>
+        <w:t xml:space="preserve">Question: </w:t>
+      </w:r>
+      <w:r>
+        <w:t>Which of the following statements accurately distinguishes vascular dementia from Alzheimer's disease? (MHN)</w:t>
+      </w:r>
+    </w:p>
+    <w:p>
+      <w:pPr>
+        <w:spacing w:after="20" w:before="0"/>
+      </w:pPr>
+      <w:r>
+        <w:rPr>
+          <w:b w:val="0"/>
+          <w:i w:val="0"/>
+          <w:sz w:val="21"/>
+        </w:rPr>
+        <w:t>(a)  Vascular dementia has an abrupt onset</w:t>
+      </w:r>
+    </w:p>
+    <w:p>
+      <w:pPr>
+        <w:spacing w:after="20" w:before="0"/>
+      </w:pPr>
+      <w:r>
+        <w:rPr>
+          <w:b w:val="0"/>
+          <w:i w:val="0"/>
+          <w:sz w:val="21"/>
+        </w:rPr>
+        <w:t>(b)  The duration of vascular dementia is usually brief</w:t>
+      </w:r>
+    </w:p>
+    <w:p>
+      <w:pPr>
+        <w:spacing w:after="20" w:before="0"/>
+      </w:pPr>
+      <w:r>
+        <w:rPr>
+          <w:b w:val="0"/>
+          <w:i w:val="0"/>
+          <w:sz w:val="21"/>
+        </w:rPr>
+        <w:t>(c)  Personality change is common in vascular dementia</w:t>
+      </w:r>
+    </w:p>
+    <w:p>
+      <w:pPr>
+        <w:spacing w:after="20" w:before="0"/>
+      </w:pPr>
+      <w:r>
+        <w:rPr>
+          <w:b w:val="0"/>
+          <w:i w:val="0"/>
+          <w:sz w:val="21"/>
+        </w:rPr>
+        <w:t>(d)  Inability to perform motor activities occurs in vascular dementia</w:t>
+      </w:r>
+    </w:p>
+    <w:p>
+      <w:pPr>
+        <w:spacing w:after="80" w:before="0"/>
+      </w:pPr>
+      <w:r>
+        <w:rPr>
+          <w:b/>
+          <w:i w:val="0"/>
+          <w:sz w:val="22"/>
+        </w:rPr>
+        <w:t>Answer: a</w:t>
+      </w:r>
+    </w:p>
+    <w:p>
+      <w:pPr>
+        <w:spacing w:after="20"/>
+      </w:pPr>
+      <w:r>
+        <w:rPr>
+          <w:b/>
+        </w:rPr>
+        <w:t xml:space="preserve">Solution: </w:t>
+      </w:r>
+      <w:r>
+        <w:rPr>
+          <w:b/>
+          <w:color w:val="1E7B1E"/>
+        </w:rPr>
+        <w:t xml:space="preserve">✅ Correct Answer: </w:t>
+      </w:r>
+      <w:r>
+        <w:rPr>
+          <w:b/>
+          <w:color w:val="1E7B1E"/>
+        </w:rPr>
+        <w:t>a</w:t>
+      </w:r>
+    </w:p>
+    <w:p>
+      <w:pPr>
+        <w:spacing w:after="20" w:before="0"/>
+      </w:pPr>
+      <w:r>
+        <w:rPr>
+          <w:b/>
+        </w:rPr>
+        <w:t xml:space="preserve">🧠 Clinical Rationale: </w:t>
+      </w:r>
+      <w:r>
+        <w:t>VASCULAR DEMENTIA characteristically has an ABRUPT/STEPWISE ONSET with a fluctuating course, linked to cerebrovascular events (strokes, multi-infarct), whereas ALZHEIMER'S has a gradual, insidious onset. Personality changes and focal motor signs can occur in both; the key distinguisher in the options is the onset pattern.</w:t>
+      </w:r>
+    </w:p>
+    <w:p>
+      <w:pPr>
+        <w:spacing w:after="20" w:before="0"/>
+      </w:pPr>
+      <w:r>
+        <w:rPr>
+          <w:b/>
+        </w:rPr>
+        <w:t xml:space="preserve">🔍 Key Clues: </w:t>
+      </w:r>
+      <w:r>
+        <w:t>Vascular dementia = abrupt/stepwise; Alzheimer's = gradual.</w:t>
+      </w:r>
+    </w:p>
+    <w:p>
+      <w:pPr>
+        <w:spacing w:after="20" w:before="0"/>
+      </w:pPr>
+      <w:r>
+        <w:rPr>
+          <w:b/>
+        </w:rPr>
+        <w:t xml:space="preserve">🚨 Priority Principle: </w:t>
+      </w:r>
+      <w:r>
+        <w:t>Recall the core fact precisely, then apply it to the clinical context.</w:t>
+      </w:r>
+    </w:p>
+    <w:p>
+      <w:pPr>
+        <w:spacing w:after="20" w:before="0"/>
+      </w:pPr>
+      <w:r>
+        <w:rPr>
+          <w:b/>
+        </w:rPr>
+        <w:t xml:space="preserve">❌ Why Not Other Options: </w:t>
+      </w:r>
+      <w:r>
+        <w:t>b — Duration is not the distinguishing feature. | c — Personality change is more typical of Alzheimer's. | d — Motor deficits occur in vascular, but onset is the classic distinguisher.</w:t>
+      </w:r>
+    </w:p>
+    <w:p>
+      <w:pPr>
+        <w:spacing w:after="20" w:before="0"/>
+      </w:pPr>
+      <w:r>
+        <w:rPr>
+          <w:b/>
+          <w:color w:val="B45F06"/>
+        </w:rPr>
+        <w:t xml:space="preserve">⚠️ Exam Trap: </w:t>
+      </w:r>
+      <w:r>
+        <w:t>Look for 'stepwise' / 'after stroke' clues = vascular; 'insidious' = Alzheimer's.</w:t>
+      </w:r>
+    </w:p>
+    <w:p>
+      <w:pPr>
+        <w:spacing w:after="20" w:before="0"/>
+      </w:pPr>
+      <w:r>
+        <w:rPr>
+          <w:b/>
+        </w:rPr>
+        <w:t xml:space="preserve">🩺 Clinical Thinking: </w:t>
+      </w:r>
+      <w:r>
+        <w:t>Recall (the key fact) → Connect (related high-yield facts) → Apply (exam context).</w:t>
+      </w:r>
+    </w:p>
+    <w:p>
+      <w:pPr>
+        <w:spacing w:after="20" w:before="0"/>
+      </w:pPr>
+      <w:r>
+        <w:rPr>
+          <w:b/>
+          <w:color w:val="1F3A5F"/>
+        </w:rPr>
+        <w:t xml:space="preserve">💎 PNC Pearl: </w:t>
+      </w:r>
+      <w:r>
+        <w:t>Vascular dementia: abrupt stepwise onset.</w:t>
+      </w:r>
+    </w:p>
+    <w:p>
+      <w:pPr>
+        <w:spacing w:after="0" w:before="0"/>
+      </w:pPr>
+      <w:r>
+        <w:rPr>
+          <w:b/>
+          <w:i w:val="0"/>
+          <w:sz w:val="21"/>
+        </w:rPr>
+        <w:t>Positive Marks: 1    Negative Marks: 0.25</w:t>
+      </w:r>
+    </w:p>
+    <w:p>
+      <w:pPr>
+        <w:spacing w:before="280" w:after="40"/>
+      </w:pPr>
+      <w:r>
+        <w:rPr>
+          <w:b/>
+        </w:rPr>
+        <w:t xml:space="preserve">Question: </w:t>
+      </w:r>
+      <w:r>
+        <w:t>An alcoholic patient presents to the emergency department with confusion, tremors, agitation and hallucinations. Which condition should be suspected? (MHN)</w:t>
+      </w:r>
+    </w:p>
+    <w:p>
+      <w:pPr>
+        <w:spacing w:after="20" w:before="0"/>
+      </w:pPr>
+      <w:r>
+        <w:rPr>
+          <w:b w:val="0"/>
+          <w:i w:val="0"/>
+          <w:sz w:val="21"/>
+        </w:rPr>
+        <w:t>(a)  Wernicke's encephalopathy</w:t>
+      </w:r>
+    </w:p>
+    <w:p>
+      <w:pPr>
+        <w:spacing w:after="20" w:before="0"/>
+      </w:pPr>
+      <w:r>
+        <w:rPr>
+          <w:b w:val="0"/>
+          <w:i w:val="0"/>
+          <w:sz w:val="21"/>
+        </w:rPr>
+        <w:t>(b)  Korsakoff's psychosis</w:t>
+      </w:r>
+    </w:p>
+    <w:p>
+      <w:pPr>
+        <w:spacing w:after="20" w:before="0"/>
+      </w:pPr>
+      <w:r>
+        <w:rPr>
+          <w:b w:val="0"/>
+          <w:i w:val="0"/>
+          <w:sz w:val="21"/>
+        </w:rPr>
+        <w:t>(c)  Alcohol withdrawal</w:t>
+      </w:r>
+    </w:p>
+    <w:p>
+      <w:pPr>
+        <w:spacing w:after="20" w:before="0"/>
+      </w:pPr>
+      <w:r>
+        <w:rPr>
+          <w:b w:val="0"/>
+          <w:i w:val="0"/>
+          <w:sz w:val="21"/>
+        </w:rPr>
+        <w:t>(d)  Delirium Tremens</w:t>
+      </w:r>
+    </w:p>
+    <w:p>
+      <w:pPr>
+        <w:spacing w:after="80" w:before="0"/>
+      </w:pPr>
+      <w:r>
+        <w:rPr>
+          <w:b/>
+          <w:i w:val="0"/>
+          <w:sz w:val="22"/>
+        </w:rPr>
+        <w:t>Answer: d</w:t>
+      </w:r>
+    </w:p>
+    <w:p>
+      <w:pPr>
+        <w:spacing w:after="20"/>
+      </w:pPr>
+      <w:r>
+        <w:rPr>
+          <w:b/>
+        </w:rPr>
+        <w:t xml:space="preserve">Solution: </w:t>
+      </w:r>
+      <w:r>
+        <w:rPr>
+          <w:b/>
+          <w:color w:val="1E7B1E"/>
+        </w:rPr>
+        <w:t xml:space="preserve">✅ Correct Answer: </w:t>
+      </w:r>
+      <w:r>
+        <w:rPr>
+          <w:b/>
+          <w:color w:val="1E7B1E"/>
+        </w:rPr>
+        <w:t>d</w:t>
+      </w:r>
+    </w:p>
+    <w:p>
+      <w:pPr>
+        <w:spacing w:after="20" w:before="0"/>
+      </w:pPr>
+      <w:r>
+        <w:rPr>
+          <w:b/>
+        </w:rPr>
+        <w:t xml:space="preserve">🧠 Clinical Rationale: </w:t>
+      </w:r>
+      <w:r>
+        <w:t>CONFUSION + TREMORS + AGITATION + HALLUCINATIONS in an alcoholic (typically 48-96 hours after the last drink) = DELIRIUM TREMENS (DTs) — the most severe form of alcohol withdrawal, a medical EMERGENCY with a significant mortality rate if untreated. Wernicke's is the triad (confusion, ataxia, ophthalmoplegia); simple withdrawal lacks hallucinations.</w:t>
+      </w:r>
+    </w:p>
+    <w:p>
+      <w:pPr>
+        <w:spacing w:after="20" w:before="0"/>
+      </w:pPr>
+      <w:r>
+        <w:rPr>
+          <w:b/>
+        </w:rPr>
+        <w:t xml:space="preserve">🔍 Key Clues: </w:t>
+      </w:r>
+      <w:r>
+        <w:t>Alcohol cessation + confusion + tremors + hallucinations = DTs.</w:t>
+      </w:r>
+    </w:p>
+    <w:p>
+      <w:pPr>
+        <w:spacing w:after="20" w:before="0"/>
+      </w:pPr>
+      <w:r>
+        <w:rPr>
+          <w:b/>
+        </w:rPr>
+        <w:t xml:space="preserve">🚨 Priority Principle: </w:t>
+      </w:r>
+      <w:r>
+        <w:t>Patient safety and the ABC (airway, breathing, circulation) priorities come before diagnosis, documentation and non-urgent tasks.</w:t>
+      </w:r>
+    </w:p>
+    <w:p>
+      <w:pPr>
+        <w:spacing w:after="20" w:before="0"/>
+      </w:pPr>
+      <w:r>
+        <w:rPr>
+          <w:b/>
+        </w:rPr>
+        <w:t xml:space="preserve">❌ Why Not Other Options: </w:t>
+      </w:r>
+      <w:r>
+        <w:t>a — Wernicke's = confusion + ataxia + ophthalmoplegia. | b — Korsakoff's = memory loss (chronic). | c — Simple withdrawal = tremors without hallucinations.</w:t>
+      </w:r>
+    </w:p>
+    <w:p>
+      <w:pPr>
+        <w:spacing w:after="20" w:before="0"/>
+      </w:pPr>
+      <w:r>
+        <w:rPr>
+          <w:b/>
+          <w:color w:val="B45F06"/>
+        </w:rPr>
+        <w:t xml:space="preserve">⚠️ Exam Trap: </w:t>
+      </w:r>
+      <w:r>
+        <w:t>DTs: benzodiazepines (CIWA protocol), thiamine, fluids — never restrain without sedation.</w:t>
+      </w:r>
+    </w:p>
+    <w:p>
+      <w:pPr>
+        <w:spacing w:after="20" w:before="0"/>
+      </w:pPr>
+      <w:r>
+        <w:rPr>
+          <w:b/>
+        </w:rPr>
+        <w:t xml:space="preserve">🩺 Clinical Thinking: </w:t>
+      </w:r>
+      <w:r>
+        <w:t>Identify (the problem) → Stabilize (ABC / patient safety) → Reassess (response) → Document (findings).</w:t>
+      </w:r>
+    </w:p>
+    <w:p>
+      <w:pPr>
+        <w:spacing w:after="20" w:before="0"/>
+      </w:pPr>
+      <w:r>
+        <w:rPr>
+          <w:b/>
+          <w:color w:val="1F3A5F"/>
+        </w:rPr>
+        <w:t xml:space="preserve">💎 PNC Pearl: </w:t>
+      </w:r>
+      <w:r>
+        <w:t>Tremors + hallucinations in alcoholic = DTs.</w:t>
+      </w:r>
+    </w:p>
+    <w:p>
+      <w:pPr>
+        <w:spacing w:after="0" w:before="0"/>
+      </w:pPr>
+      <w:r>
+        <w:rPr>
+          <w:b/>
+          <w:i w:val="0"/>
+          <w:sz w:val="21"/>
+        </w:rPr>
+        <w:t>Positive Marks: 1    Negative Marks: 0.25</w:t>
+      </w:r>
+    </w:p>
+    <w:p>
+      <w:pPr>
+        <w:spacing w:before="280" w:after="40"/>
+      </w:pPr>
+      <w:r>
+        <w:rPr>
+          <w:b/>
+        </w:rPr>
+        <w:t xml:space="preserve">Question: </w:t>
+      </w:r>
+      <w:r>
+        <w:t>Before initiating lithium therapy, assessment of which organ system's function is most critical? (MHN)</w:t>
+      </w:r>
+    </w:p>
+    <w:p>
+      <w:pPr>
+        <w:spacing w:after="20" w:before="0"/>
+      </w:pPr>
+      <w:r>
+        <w:rPr>
+          <w:b w:val="0"/>
+          <w:i w:val="0"/>
+          <w:sz w:val="21"/>
+        </w:rPr>
+        <w:t>(a)  Liver function</w:t>
+      </w:r>
+    </w:p>
+    <w:p>
+      <w:pPr>
+        <w:spacing w:after="20" w:before="0"/>
+      </w:pPr>
+      <w:r>
+        <w:rPr>
+          <w:b w:val="0"/>
+          <w:i w:val="0"/>
+          <w:sz w:val="21"/>
+        </w:rPr>
+        <w:t>(b)  Renal function</w:t>
+      </w:r>
+    </w:p>
+    <w:p>
+      <w:pPr>
+        <w:spacing w:after="20" w:before="0"/>
+      </w:pPr>
+      <w:r>
+        <w:rPr>
+          <w:b w:val="0"/>
+          <w:i w:val="0"/>
+          <w:sz w:val="21"/>
+        </w:rPr>
+        <w:t>(c)  Cardiac function</w:t>
+      </w:r>
+    </w:p>
+    <w:p>
+      <w:pPr>
+        <w:spacing w:after="20" w:before="0"/>
+      </w:pPr>
+      <w:r>
+        <w:rPr>
+          <w:b w:val="0"/>
+          <w:i w:val="0"/>
+          <w:sz w:val="21"/>
+        </w:rPr>
+        <w:t>(d)  Pulmonary function</w:t>
+      </w:r>
+    </w:p>
+    <w:p>
+      <w:pPr>
+        <w:spacing w:after="80" w:before="0"/>
+      </w:pPr>
+      <w:r>
+        <w:rPr>
+          <w:b/>
+          <w:i w:val="0"/>
+          <w:sz w:val="22"/>
+        </w:rPr>
+        <w:t>Answer: b</w:t>
+      </w:r>
+    </w:p>
+    <w:p>
+      <w:pPr>
+        <w:spacing w:after="20"/>
+      </w:pPr>
+      <w:r>
+        <w:rPr>
+          <w:b/>
+        </w:rPr>
+        <w:t xml:space="preserve">Solution: </w:t>
+      </w:r>
+      <w:r>
+        <w:rPr>
+          <w:b/>
+          <w:color w:val="1E7B1E"/>
+        </w:rPr>
+        <w:t xml:space="preserve">✅ Correct Answer: </w:t>
+      </w:r>
+      <w:r>
+        <w:rPr>
+          <w:b/>
+          <w:color w:val="1E7B1E"/>
+        </w:rPr>
+        <w:t>b</w:t>
+      </w:r>
+    </w:p>
+    <w:p>
+      <w:pPr>
+        <w:spacing w:after="20" w:before="0"/>
+      </w:pPr>
+      <w:r>
+        <w:rPr>
+          <w:b/>
+        </w:rPr>
+        <w:t xml:space="preserve">🧠 Clinical Rationale: </w:t>
+      </w:r>
+      <w:r>
+        <w:t>LITHIUM is EXCRETED by the KIDNEYS, so baseline RENAL FUNCTION (creatinine, BUN, eGFR) is the most critical assessment before starting therapy — impaired renal function rapidly leads to lithium accumulation and TOXICITY. Lithium also affects the thyroid (hypothyroidism) and can cause diabetes insipidus, but renal status governs dosing safety.</w:t>
+      </w:r>
+    </w:p>
+    <w:p>
+      <w:pPr>
+        <w:spacing w:after="20" w:before="0"/>
+      </w:pPr>
+      <w:r>
+        <w:rPr>
+          <w:b/>
+        </w:rPr>
+        <w:t xml:space="preserve">🔍 Key Clues: </w:t>
+      </w:r>
+      <w:r>
+        <w:t>Lithium → renal excretion → check renal function first.</w:t>
+      </w:r>
+    </w:p>
+    <w:p>
+      <w:pPr>
+        <w:spacing w:after="20" w:before="0"/>
+      </w:pPr>
+      <w:r>
+        <w:rPr>
+          <w:b/>
+        </w:rPr>
+        <w:t xml:space="preserve">🚨 Priority Principle: </w:t>
+      </w:r>
+      <w:r>
+        <w:t>Patient safety and the ABC (airway, breathing, circulation) priorities come before diagnosis, documentation and non-urgent tasks.</w:t>
+      </w:r>
+    </w:p>
+    <w:p>
+      <w:pPr>
+        <w:spacing w:after="20" w:before="0"/>
+      </w:pPr>
+      <w:r>
+        <w:rPr>
+          <w:b/>
+        </w:rPr>
+        <w:t xml:space="preserve">❌ Why Not Other Options: </w:t>
+      </w:r>
+      <w:r>
+        <w:t>a — Liver function matters for hepatically cleared drugs. | c — Cardiac is less critical (narrow cardiac effect). | d — Pulmonary function is irrelevant.</w:t>
+      </w:r>
+    </w:p>
+    <w:p>
+      <w:pPr>
+        <w:spacing w:after="20" w:before="0"/>
+      </w:pPr>
+      <w:r>
+        <w:rPr>
+          <w:b/>
+          <w:color w:val="B45F06"/>
+        </w:rPr>
+        <w:t xml:space="preserve">⚠️ Exam Trap: </w:t>
+      </w:r>
+      <w:r>
+        <w:t>Lithium therapeutic window 0.6-1.2 mEq/L; toxicity &gt; 1.5 — monitor levels and hydration.</w:t>
+      </w:r>
+    </w:p>
+    <w:p>
+      <w:pPr>
+        <w:spacing w:after="20" w:before="0"/>
+      </w:pPr>
+      <w:r>
+        <w:rPr>
+          <w:b/>
+        </w:rPr>
+        <w:t xml:space="preserve">🩺 Clinical Thinking: </w:t>
+      </w:r>
+      <w:r>
+        <w:t>Identify (the problem) → Stabilize (ABC / patient safety) → Reassess (response) → Document (findings).</w:t>
+      </w:r>
+    </w:p>
+    <w:p>
+      <w:pPr>
+        <w:spacing w:after="20" w:before="0"/>
+      </w:pPr>
+      <w:r>
+        <w:rPr>
+          <w:b/>
+          <w:color w:val="1F3A5F"/>
+        </w:rPr>
+        <w:t xml:space="preserve">💎 PNC Pearl: </w:t>
+      </w:r>
+      <w:r>
+        <w:t>Lithium: kidneys first.</w:t>
+      </w:r>
+    </w:p>
+    <w:p>
+      <w:pPr>
+        <w:spacing w:after="0" w:before="0"/>
+      </w:pPr>
+      <w:r>
+        <w:rPr>
+          <w:b/>
+          <w:i w:val="0"/>
+          <w:sz w:val="21"/>
+        </w:rPr>
+        <w:t>Positive Marks: 1    Negative Marks: 0.25</w:t>
+      </w:r>
+    </w:p>
+    <w:p>
+      <w:pPr>
+        <w:spacing w:before="280" w:after="40"/>
+      </w:pPr>
+      <w:r>
+        <w:rPr>
+          <w:b/>
+        </w:rPr>
+        <w:t xml:space="preserve">Question: </w:t>
+      </w:r>
+      <w:r>
+        <w:t>Which medication listed below is NOT primarily indicated for its anti-suicidal properties? (MHN)</w:t>
+      </w:r>
+    </w:p>
+    <w:p>
+      <w:pPr>
+        <w:spacing w:after="20" w:before="0"/>
+      </w:pPr>
+      <w:r>
+        <w:rPr>
+          <w:b w:val="0"/>
+          <w:i w:val="0"/>
+          <w:sz w:val="21"/>
+        </w:rPr>
+        <w:t>(a)  Ketamine</w:t>
+      </w:r>
+    </w:p>
+    <w:p>
+      <w:pPr>
+        <w:spacing w:after="20" w:before="0"/>
+      </w:pPr>
+      <w:r>
+        <w:rPr>
+          <w:b w:val="0"/>
+          <w:i w:val="0"/>
+          <w:sz w:val="21"/>
+        </w:rPr>
+        <w:t>(b)  Lamotrigine</w:t>
+      </w:r>
+    </w:p>
+    <w:p>
+      <w:pPr>
+        <w:spacing w:after="20" w:before="0"/>
+      </w:pPr>
+      <w:r>
+        <w:rPr>
+          <w:b w:val="0"/>
+          <w:i w:val="0"/>
+          <w:sz w:val="21"/>
+        </w:rPr>
+        <w:t>(c)  Lithium</w:t>
+      </w:r>
+    </w:p>
+    <w:p>
+      <w:pPr>
+        <w:spacing w:after="20" w:before="0"/>
+      </w:pPr>
+      <w:r>
+        <w:rPr>
+          <w:b w:val="0"/>
+          <w:i w:val="0"/>
+          <w:sz w:val="21"/>
+        </w:rPr>
+        <w:t>(d)  Clozapine</w:t>
+      </w:r>
+    </w:p>
+    <w:p>
+      <w:pPr>
+        <w:spacing w:after="80" w:before="0"/>
+      </w:pPr>
+      <w:r>
+        <w:rPr>
+          <w:b/>
+          <w:i w:val="0"/>
+          <w:sz w:val="22"/>
+        </w:rPr>
+        <w:t>Answer: b</w:t>
+      </w:r>
+    </w:p>
+    <w:p>
+      <w:pPr>
+        <w:spacing w:after="20"/>
+      </w:pPr>
+      <w:r>
+        <w:rPr>
+          <w:b/>
+        </w:rPr>
+        <w:t xml:space="preserve">Solution: </w:t>
+      </w:r>
+      <w:r>
+        <w:rPr>
+          <w:b/>
+          <w:color w:val="1E7B1E"/>
+        </w:rPr>
+        <w:t xml:space="preserve">✅ Correct Answer: </w:t>
+      </w:r>
+      <w:r>
+        <w:rPr>
+          <w:b/>
+          <w:color w:val="1E7B1E"/>
+        </w:rPr>
+        <w:t>b</w:t>
+      </w:r>
+    </w:p>
+    <w:p>
+      <w:pPr>
+        <w:spacing w:after="20" w:before="0"/>
+      </w:pPr>
+      <w:r>
+        <w:rPr>
+          <w:b/>
+        </w:rPr>
+        <w:t xml:space="preserve">🧠 Clinical Rationale: </w:t>
+      </w:r>
+      <w:r>
+        <w:t>LITHIUM, KETAMINE and CLOZAPINE all have documented ANTI-SUICIDAL effects (lithium reduces suicide risk in mood disorders; ketamine rapidly reduces suicidal ideation; clozapine is the only antipsychotic with proven anti-suicidal efficacy in schizophrenia). LAMOTRIGINE is a mood stabiliser for bipolar depression WITHOUT a primary anti-suicidal indication.</w:t>
+      </w:r>
+    </w:p>
+    <w:p>
+      <w:pPr>
+        <w:spacing w:after="20" w:before="0"/>
+      </w:pPr>
+      <w:r>
+        <w:rPr>
+          <w:b/>
+        </w:rPr>
+        <w:t xml:space="preserve">🔍 Key Clues: </w:t>
+      </w:r>
+      <w:r>
+        <w:t>'NOT anti-suicidal' → lamotrigine (mood stabiliser only).</w:t>
+      </w:r>
+    </w:p>
+    <w:p>
+      <w:pPr>
+        <w:spacing w:after="20" w:before="0"/>
+      </w:pPr>
+      <w:r>
+        <w:rPr>
+          <w:b/>
+        </w:rPr>
+        <w:t xml:space="preserve">🚨 Priority Principle: </w:t>
+      </w:r>
+      <w:r>
+        <w:t>Medication safety — the right drug, right dose, right route, right time and right patient — governs every administration decision.</w:t>
+      </w:r>
+    </w:p>
+    <w:p>
+      <w:pPr>
+        <w:spacing w:after="20" w:before="0"/>
+      </w:pPr>
+      <w:r>
+        <w:rPr>
+          <w:b/>
+        </w:rPr>
+        <w:t xml:space="preserve">❌ Why Not Other Options: </w:t>
+      </w:r>
+      <w:r>
+        <w:t>a — Ketamine has rapid anti-suicidal action. | c — Lithium reduces suicide risk. | d — Clozapine has anti-suicidal properties.</w:t>
+      </w:r>
+    </w:p>
+    <w:p>
+      <w:pPr>
+        <w:spacing w:after="20" w:before="0"/>
+      </w:pPr>
+      <w:r>
+        <w:rPr>
+          <w:b/>
+          <w:color w:val="B45F06"/>
+        </w:rPr>
+        <w:t xml:space="preserve">⚠️ Exam Trap: </w:t>
+      </w:r>
+      <w:r>
+        <w:t>Memorise the anti-suicide trio: lithium, ketamine, clozapine.</w:t>
+      </w:r>
+    </w:p>
+    <w:p>
+      <w:pPr>
+        <w:spacing w:after="20" w:before="0"/>
+      </w:pPr>
+      <w:r>
+        <w:rPr>
+          <w:b/>
+        </w:rPr>
+        <w:t xml:space="preserve">🩺 Clinical Thinking: </w:t>
+      </w:r>
+      <w:r>
+        <w:t>Recall (the key fact) → Connect (related high-yield facts) → Apply (exam context).</w:t>
+      </w:r>
+    </w:p>
+    <w:p>
+      <w:pPr>
+        <w:spacing w:after="20" w:before="0"/>
+      </w:pPr>
+      <w:r>
+        <w:rPr>
+          <w:b/>
+          <w:color w:val="1F3A5F"/>
+        </w:rPr>
+        <w:t xml:space="preserve">💎 PNC Pearl: </w:t>
+      </w:r>
+      <w:r>
+        <w:t>Anti-suicidal: lithium, ketamine, clozapine — not lamotrigine.</w:t>
+      </w:r>
+    </w:p>
+    <w:p>
+      <w:pPr>
+        <w:spacing w:after="0" w:before="0"/>
+      </w:pPr>
+      <w:r>
+        <w:rPr>
+          <w:b/>
+          <w:i w:val="0"/>
+          <w:sz w:val="21"/>
+        </w:rPr>
+        <w:t>Positive Marks: 1    Negative Marks: 0.25</w:t>
+      </w:r>
+    </w:p>
+    <w:p>
+      <w:pPr>
+        <w:spacing w:before="280" w:after="40"/>
+      </w:pPr>
+      <w:r>
+        <w:rPr>
+          <w:b/>
+        </w:rPr>
+        <w:t xml:space="preserve">Question: </w:t>
+      </w:r>
+      <w:r>
+        <w:t>A known alcoholic patient presents with tremors and diaphoresis after 24 hours of not drinking alcohol. Which of the following is most suggestive? (MHN)</w:t>
+      </w:r>
+    </w:p>
+    <w:p>
+      <w:pPr>
+        <w:spacing w:after="20" w:before="0"/>
+      </w:pPr>
+      <w:r>
+        <w:rPr>
+          <w:b w:val="0"/>
+          <w:i w:val="0"/>
+          <w:sz w:val="21"/>
+        </w:rPr>
+        <w:t>(a)  Alcohol intoxication</w:t>
+      </w:r>
+    </w:p>
+    <w:p>
+      <w:pPr>
+        <w:spacing w:after="20" w:before="0"/>
+      </w:pPr>
+      <w:r>
+        <w:rPr>
+          <w:b w:val="0"/>
+          <w:i w:val="0"/>
+          <w:sz w:val="21"/>
+        </w:rPr>
+        <w:t>(b)  Alcohol withdrawal</w:t>
+      </w:r>
+    </w:p>
+    <w:p>
+      <w:pPr>
+        <w:spacing w:after="20" w:before="0"/>
+      </w:pPr>
+      <w:r>
+        <w:rPr>
+          <w:b w:val="0"/>
+          <w:i w:val="0"/>
+          <w:sz w:val="21"/>
+        </w:rPr>
+        <w:t>(c)  Wernicke's encephalopathy</w:t>
+      </w:r>
+    </w:p>
+    <w:p>
+      <w:pPr>
+        <w:spacing w:after="20" w:before="0"/>
+      </w:pPr>
+      <w:r>
+        <w:rPr>
+          <w:b w:val="0"/>
+          <w:i w:val="0"/>
+          <w:sz w:val="21"/>
+        </w:rPr>
+        <w:t>(d)  Delirium tremens</w:t>
+      </w:r>
+    </w:p>
+    <w:p>
+      <w:pPr>
+        <w:spacing w:after="80" w:before="0"/>
+      </w:pPr>
+      <w:r>
+        <w:rPr>
+          <w:b/>
+          <w:i w:val="0"/>
+          <w:sz w:val="22"/>
+        </w:rPr>
+        <w:t>Answer: b</w:t>
+      </w:r>
+    </w:p>
+    <w:p>
+      <w:pPr>
+        <w:spacing w:after="20"/>
+      </w:pPr>
+      <w:r>
+        <w:rPr>
+          <w:b/>
+        </w:rPr>
+        <w:t xml:space="preserve">Solution: </w:t>
+      </w:r>
+      <w:r>
+        <w:rPr>
+          <w:b/>
+          <w:color w:val="1E7B1E"/>
+        </w:rPr>
+        <w:t xml:space="preserve">✅ Correct Answer: </w:t>
+      </w:r>
+      <w:r>
+        <w:rPr>
+          <w:b/>
+          <w:color w:val="1E7B1E"/>
+        </w:rPr>
+        <w:t>b</w:t>
+      </w:r>
+    </w:p>
+    <w:p>
+      <w:pPr>
+        <w:spacing w:after="20" w:before="0"/>
+      </w:pPr>
+      <w:r>
+        <w:rPr>
+          <w:b/>
+        </w:rPr>
+        <w:t xml:space="preserve">🧠 Clinical Rationale: </w:t>
+      </w:r>
+      <w:r>
+        <w:t>TREMORS + DIAPHORESIS (sweating) appearing about 24 HOURS after the last drink = ALCOHOL WITHDRAWAL SYNDROME — the early autonomic hyperarousal phase. Without hallucinations or confusion it is not yet delirium tremens; intoxication would follow drinking, not abstinence.</w:t>
+      </w:r>
+    </w:p>
+    <w:p>
+      <w:pPr>
+        <w:spacing w:after="20" w:before="0"/>
+      </w:pPr>
+      <w:r>
+        <w:rPr>
+          <w:b/>
+        </w:rPr>
+        <w:t xml:space="preserve">🔍 Key Clues: </w:t>
+      </w:r>
+      <w:r>
+        <w:t>24 h after stopping alcohol + tremors + sweating = withdrawal.</w:t>
+      </w:r>
+    </w:p>
+    <w:p>
+      <w:pPr>
+        <w:spacing w:after="20" w:before="0"/>
+      </w:pPr>
+      <w:r>
+        <w:rPr>
+          <w:b/>
+        </w:rPr>
+        <w:t xml:space="preserve">🚨 Priority Principle: </w:t>
+      </w:r>
+      <w:r>
+        <w:t>Recall the core fact precisely, then apply it to the clinical context.</w:t>
+      </w:r>
+    </w:p>
+    <w:p>
+      <w:pPr>
+        <w:spacing w:after="20" w:before="0"/>
+      </w:pPr>
+      <w:r>
+        <w:rPr>
+          <w:b/>
+        </w:rPr>
+        <w:t xml:space="preserve">❌ Why Not Other Options: </w:t>
+      </w:r>
+      <w:r>
+        <w:t>a — Intoxication = recent heavy drinking. | c — Wernicke's = confusion/ataxia/ophthalmoplegia. | d — DTs = + hallucinations/confusion (later).</w:t>
+      </w:r>
+    </w:p>
+    <w:p>
+      <w:pPr>
+        <w:spacing w:after="20" w:before="0"/>
+      </w:pPr>
+      <w:r>
+        <w:rPr>
+          <w:b/>
+          <w:color w:val="B45F06"/>
+        </w:rPr>
+        <w:t xml:space="preserve">⚠️ Exam Trap: </w:t>
+      </w:r>
+      <w:r>
+        <w:t>Timeline: withdrawal peaks at 24-72 h; DTs at 48-96 h — monitor for escalation.</w:t>
+      </w:r>
+    </w:p>
+    <w:p>
+      <w:pPr>
+        <w:spacing w:after="20" w:before="0"/>
+      </w:pPr>
+      <w:r>
+        <w:rPr>
+          <w:b/>
+        </w:rPr>
+        <w:t xml:space="preserve">🩺 Clinical Thinking: </w:t>
+      </w:r>
+      <w:r>
+        <w:t>Recall (the key fact) → Connect (related high-yield facts) → Apply (exam context).</w:t>
+      </w:r>
+    </w:p>
+    <w:p>
+      <w:pPr>
+        <w:spacing w:after="20" w:before="0"/>
+      </w:pPr>
+      <w:r>
+        <w:rPr>
+          <w:b/>
+          <w:color w:val="1F3A5F"/>
+        </w:rPr>
+        <w:t xml:space="preserve">💎 PNC Pearl: </w:t>
+      </w:r>
+      <w:r>
+        <w:t>Tremors + sweating at 24 h off alcohol = withdrawal.</w:t>
+      </w:r>
+    </w:p>
+    <w:p>
+      <w:pPr>
+        <w:spacing w:after="0" w:before="0"/>
+      </w:pPr>
+      <w:r>
+        <w:rPr>
+          <w:b/>
+          <w:i w:val="0"/>
+          <w:sz w:val="21"/>
+        </w:rPr>
+        <w:t>Positive Marks: 1    Negative Marks: 0.25</w:t>
+      </w:r>
+    </w:p>
+    <w:p>
+      <w:pPr>
+        <w:spacing w:before="280" w:after="40"/>
+      </w:pPr>
+      <w:r>
+        <w:rPr>
+          <w:b/>
+        </w:rPr>
+        <w:t xml:space="preserve">Question: </w:t>
+      </w:r>
+      <w:r>
+        <w:t>A client is prescribed clozapine therapy. The nurse instructs the client to return for weekly monitoring of which laboratory value due to a potentially life-threatening adverse reaction? (MHN)</w:t>
+      </w:r>
+    </w:p>
+    <w:p>
+      <w:pPr>
+        <w:spacing w:after="20" w:before="0"/>
+      </w:pPr>
+      <w:r>
+        <w:rPr>
+          <w:b w:val="0"/>
+          <w:i w:val="0"/>
+          <w:sz w:val="21"/>
+        </w:rPr>
+        <w:t>(a)  Liver enzymes</w:t>
+      </w:r>
+    </w:p>
+    <w:p>
+      <w:pPr>
+        <w:spacing w:after="20" w:before="0"/>
+      </w:pPr>
+      <w:r>
+        <w:rPr>
+          <w:b w:val="0"/>
+          <w:i w:val="0"/>
+          <w:sz w:val="21"/>
+        </w:rPr>
+        <w:t>(b)  Serum electrolytes</w:t>
+      </w:r>
+    </w:p>
+    <w:p>
+      <w:pPr>
+        <w:spacing w:after="20" w:before="0"/>
+      </w:pPr>
+      <w:r>
+        <w:rPr>
+          <w:b w:val="0"/>
+          <w:i w:val="0"/>
+          <w:sz w:val="21"/>
+        </w:rPr>
+        <w:t>(c)  White blood cell count</w:t>
+      </w:r>
+    </w:p>
+    <w:p>
+      <w:pPr>
+        <w:spacing w:after="20" w:before="0"/>
+      </w:pPr>
+      <w:r>
+        <w:rPr>
+          <w:b w:val="0"/>
+          <w:i w:val="0"/>
+          <w:sz w:val="21"/>
+        </w:rPr>
+        <w:t>(d)  Blood glucose level</w:t>
+      </w:r>
+    </w:p>
+    <w:p>
+      <w:pPr>
+        <w:spacing w:after="80" w:before="0"/>
+      </w:pPr>
+      <w:r>
+        <w:rPr>
+          <w:b/>
+          <w:i w:val="0"/>
+          <w:sz w:val="22"/>
+        </w:rPr>
+        <w:t>Answer: c</w:t>
+      </w:r>
+    </w:p>
+    <w:p>
+      <w:pPr>
+        <w:spacing w:after="20"/>
+      </w:pPr>
+      <w:r>
+        <w:rPr>
+          <w:b/>
+        </w:rPr>
+        <w:t xml:space="preserve">Solution: </w:t>
+      </w:r>
+      <w:r>
+        <w:rPr>
+          <w:b/>
+          <w:color w:val="1E7B1E"/>
+        </w:rPr>
+        <w:t xml:space="preserve">✅ Correct Answer: </w:t>
+      </w:r>
+      <w:r>
+        <w:rPr>
+          <w:b/>
+          <w:color w:val="1E7B1E"/>
+        </w:rPr>
+        <w:t>c</w:t>
+      </w:r>
+    </w:p>
+    <w:p>
+      <w:pPr>
+        <w:spacing w:after="20" w:before="0"/>
+      </w:pPr>
+      <w:r>
+        <w:rPr>
+          <w:b/>
+        </w:rPr>
+        <w:t xml:space="preserve">🧠 Clinical Rationale: </w:t>
+      </w:r>
+      <w:r>
+        <w:t>CLOZAPINE carries a life-threatening risk of AGRANULOCYTOSIS (neutropenia), so the WHITE BLOOD CELL COUNT / absolute neutrophil count must be monitored WEEKLY (more frequently early in therapy). This is mandatory — dispensing is tied to blood monitoring registries. Liver enzymes, electrolytes and glucose are not the clozapine-specific fatal risk.</w:t>
+      </w:r>
+    </w:p>
+    <w:p>
+      <w:pPr>
+        <w:spacing w:after="20" w:before="0"/>
+      </w:pPr>
+      <w:r>
+        <w:rPr>
+          <w:b/>
+        </w:rPr>
+        <w:t xml:space="preserve">🔍 Key Clues: </w:t>
+      </w:r>
+      <w:r>
+        <w:t>Clozapine → agranulocytosis → weekly WBC/ANC monitoring.</w:t>
+      </w:r>
+    </w:p>
+    <w:p>
+      <w:pPr>
+        <w:spacing w:after="20" w:before="0"/>
+      </w:pPr>
+      <w:r>
+        <w:rPr>
+          <w:b/>
+        </w:rPr>
+        <w:t xml:space="preserve">🚨 Priority Principle: </w:t>
+      </w:r>
+      <w:r>
+        <w:t>Patient safety and the ABC (airway, breathing, circulation) priorities come before diagnosis, documentation and non-urgent tasks.</w:t>
+      </w:r>
+    </w:p>
+    <w:p>
+      <w:pPr>
+        <w:spacing w:after="20" w:before="0"/>
+      </w:pPr>
+      <w:r>
+        <w:rPr>
+          <w:b/>
+        </w:rPr>
+        <w:t xml:space="preserve">❌ Why Not Other Options: </w:t>
+      </w:r>
+      <w:r>
+        <w:t>a — Liver enzymes are not the clozapine mandate. | b — Electrolytes are unrelated to clozapine. | d — Glucose matters (metabolic effects) but WBC is the life-threatening check.</w:t>
+      </w:r>
+    </w:p>
+    <w:p>
+      <w:pPr>
+        <w:spacing w:after="20" w:before="0"/>
+      </w:pPr>
+      <w:r>
+        <w:rPr>
+          <w:b/>
+          <w:color w:val="B45F06"/>
+        </w:rPr>
+        <w:t xml:space="preserve">⚠️ Exam Trap: </w:t>
+      </w:r>
+      <w:r>
+        <w:t>Clozapine also causes myocarditis, seizures and metabolic syndrome — but agranulocytosis drives the monitoring schedule.</w:t>
+      </w:r>
+    </w:p>
+    <w:p>
+      <w:pPr>
+        <w:spacing w:after="20" w:before="0"/>
+      </w:pPr>
+      <w:r>
+        <w:rPr>
+          <w:b/>
+        </w:rPr>
+        <w:t xml:space="preserve">🩺 Clinical Thinking: </w:t>
+      </w:r>
+      <w:r>
+        <w:t>Identify (the problem) → Stabilize (ABC / patient safety) → Reassess (response) → Document (findings).</w:t>
+      </w:r>
+    </w:p>
+    <w:p>
+      <w:pPr>
+        <w:spacing w:after="20" w:before="0"/>
+      </w:pPr>
+      <w:r>
+        <w:rPr>
+          <w:b/>
+          <w:color w:val="1F3A5F"/>
+        </w:rPr>
+        <w:t xml:space="preserve">💎 PNC Pearl: </w:t>
+      </w:r>
+      <w:r>
+        <w:t>Clozapine: weekly WBC for agranulocytosis.</w:t>
+      </w:r>
+    </w:p>
+    <w:p>
+      <w:pPr>
+        <w:spacing w:after="0" w:before="0"/>
+      </w:pPr>
+      <w:r>
+        <w:rPr>
+          <w:b/>
+          <w:i w:val="0"/>
+          <w:sz w:val="21"/>
+        </w:rPr>
+        <w:t>Positive Marks: 1    Negative Marks: 0.25</w:t>
+      </w:r>
+    </w:p>
+    <w:p>
+      <w:pPr>
+        <w:spacing w:before="280" w:after="40"/>
+      </w:pPr>
+      <w:r>
+        <w:rPr>
+          <w:b/>
+        </w:rPr>
+        <w:t xml:space="preserve">Question: </w:t>
+      </w:r>
+      <w:r>
+        <w:t>Which therapeutic approach is considered a first-line treatment for obsessive-compulsive disorder (OCD), often involving gradual exposure to feared stimuli? (MHN)</w:t>
+      </w:r>
+    </w:p>
+    <w:p>
+      <w:pPr>
+        <w:spacing w:after="20" w:before="0"/>
+      </w:pPr>
+      <w:r>
+        <w:rPr>
+          <w:b w:val="0"/>
+          <w:i w:val="0"/>
+          <w:sz w:val="21"/>
+        </w:rPr>
+        <w:t>(a)  Psychoanalysis</w:t>
+      </w:r>
+    </w:p>
+    <w:p>
+      <w:pPr>
+        <w:spacing w:after="20" w:before="0"/>
+      </w:pPr>
+      <w:r>
+        <w:rPr>
+          <w:b w:val="0"/>
+          <w:i w:val="0"/>
+          <w:sz w:val="21"/>
+        </w:rPr>
+        <w:t>(b)  Exposure and Response Prevention (ERP) therapy</w:t>
+      </w:r>
+    </w:p>
+    <w:p>
+      <w:pPr>
+        <w:spacing w:after="20" w:before="0"/>
+      </w:pPr>
+      <w:r>
+        <w:rPr>
+          <w:b w:val="0"/>
+          <w:i w:val="0"/>
+          <w:sz w:val="21"/>
+        </w:rPr>
+        <w:t>(c)  Aversion therapy</w:t>
+      </w:r>
+    </w:p>
+    <w:p>
+      <w:pPr>
+        <w:spacing w:after="20" w:before="0"/>
+      </w:pPr>
+      <w:r>
+        <w:rPr>
+          <w:b w:val="0"/>
+          <w:i w:val="0"/>
+          <w:sz w:val="21"/>
+        </w:rPr>
+        <w:t>(d)  Supportive psychotherapy</w:t>
+      </w:r>
+    </w:p>
+    <w:p>
+      <w:pPr>
+        <w:spacing w:after="80" w:before="0"/>
+      </w:pPr>
+      <w:r>
+        <w:rPr>
+          <w:b/>
+          <w:i w:val="0"/>
+          <w:sz w:val="22"/>
+        </w:rPr>
+        <w:t>Answer: b</w:t>
+      </w:r>
+    </w:p>
+    <w:p>
+      <w:pPr>
+        <w:spacing w:after="20"/>
+      </w:pPr>
+      <w:r>
+        <w:rPr>
+          <w:b/>
+        </w:rPr>
+        <w:t xml:space="preserve">Solution: </w:t>
+      </w:r>
+      <w:r>
+        <w:rPr>
+          <w:b/>
+          <w:color w:val="1E7B1E"/>
+        </w:rPr>
+        <w:t xml:space="preserve">✅ Correct Answer: </w:t>
+      </w:r>
+      <w:r>
+        <w:rPr>
+          <w:b/>
+          <w:color w:val="1E7B1E"/>
+        </w:rPr>
+        <w:t>b</w:t>
+      </w:r>
+    </w:p>
+    <w:p>
+      <w:pPr>
+        <w:spacing w:after="20" w:before="0"/>
+      </w:pPr>
+      <w:r>
+        <w:rPr>
+          <w:b/>
+        </w:rPr>
+        <w:t xml:space="preserve">🧠 Clinical Rationale: </w:t>
+      </w:r>
+      <w:r>
+        <w:t>EXPOSURE AND RESPONSE PREVENTION (ERP) is the FIRST-LINE psychotherapy for OCD — the patient is gradually exposed to feared stimuli and PREVENTED from performing the compulsion, breaking the obsession-anxiety-compulsion cycle. CBT with ERP plus SSRIs is the standard treatment; psychoanalysis and supportive therapy are not first-line.</w:t>
+      </w:r>
+    </w:p>
+    <w:p>
+      <w:pPr>
+        <w:spacing w:after="20" w:before="0"/>
+      </w:pPr>
+      <w:r>
+        <w:rPr>
+          <w:b/>
+        </w:rPr>
+        <w:t xml:space="preserve">🔍 Key Clues: </w:t>
+      </w:r>
+      <w:r>
+        <w:t>OCD first-line = ERP (exposure + preventing the ritual).</w:t>
+      </w:r>
+    </w:p>
+    <w:p>
+      <w:pPr>
+        <w:spacing w:after="20" w:before="0"/>
+      </w:pPr>
+      <w:r>
+        <w:rPr>
+          <w:b/>
+        </w:rPr>
+        <w:t xml:space="preserve">🚨 Priority Principle: </w:t>
+      </w:r>
+      <w:r>
+        <w:t>Patient safety and the ABC (airway, breathing, circulation) priorities come before diagnosis, documentation and non-urgent tasks.</w:t>
+      </w:r>
+    </w:p>
+    <w:p>
+      <w:pPr>
+        <w:spacing w:after="20" w:before="0"/>
+      </w:pPr>
+      <w:r>
+        <w:rPr>
+          <w:b/>
+        </w:rPr>
+        <w:t xml:space="preserve">❌ Why Not Other Options: </w:t>
+      </w:r>
+      <w:r>
+        <w:t>a — Psychoanalysis is not evidence-based first-line. | c — Aversion therapy is outdated/harmful. | d — Supportive therapy alone does not treat OCD.</w:t>
+      </w:r>
+    </w:p>
+    <w:p>
+      <w:pPr>
+        <w:spacing w:after="20" w:before="0"/>
+      </w:pPr>
+      <w:r>
+        <w:rPr>
+          <w:b/>
+          <w:color w:val="B45F06"/>
+        </w:rPr>
+        <w:t xml:space="preserve">⚠️ Exam Trap: </w:t>
+      </w:r>
+      <w:r>
+        <w:t>OCD = ERP; BPD = DBT; PTSD = trauma-focused CBT — match the therapy.</w:t>
+      </w:r>
+    </w:p>
+    <w:p>
+      <w:pPr>
+        <w:spacing w:after="20" w:before="0"/>
+      </w:pPr>
+      <w:r>
+        <w:rPr>
+          <w:b/>
+        </w:rPr>
+        <w:t xml:space="preserve">🩺 Clinical Thinking: </w:t>
+      </w:r>
+      <w:r>
+        <w:t>Identify (the problem) → Stabilize (ABC / patient safety) → Reassess (response) → Document (findings).</w:t>
+      </w:r>
+    </w:p>
+    <w:p>
+      <w:pPr>
+        <w:spacing w:after="20" w:before="0"/>
+      </w:pPr>
+      <w:r>
+        <w:rPr>
+          <w:b/>
+          <w:color w:val="1F3A5F"/>
+        </w:rPr>
+        <w:t xml:space="preserve">💎 PNC Pearl: </w:t>
+      </w:r>
+      <w:r>
+        <w:t>OCD: ERP + SSRIs.</w:t>
+      </w:r>
+    </w:p>
+    <w:p>
+      <w:pPr>
+        <w:spacing w:after="0" w:before="0"/>
+      </w:pPr>
+      <w:r>
+        <w:rPr>
+          <w:b/>
+          <w:i w:val="0"/>
+          <w:sz w:val="21"/>
+        </w:rPr>
+        <w:t>Positive Marks: 1    Negative Marks: 0.25</w:t>
+      </w:r>
+    </w:p>
+    <w:p>
+      <w:pPr>
+        <w:spacing w:before="280" w:after="40"/>
+      </w:pPr>
+      <w:r>
+        <w:rPr>
+          <w:b/>
+        </w:rPr>
+        <w:t xml:space="preserve">Question: </w:t>
+      </w:r>
+      <w:r>
+        <w:t>Which type of depression is often characterized by severe anhedonia (loss of pleasure), early morning awakening, psychomotor retardation or agitation, significant weight loss and excessive guilt, often with a distinct quality different from normal sadness? (MHN)</w:t>
+      </w:r>
+    </w:p>
+    <w:p>
+      <w:pPr>
+        <w:spacing w:after="20" w:before="0"/>
+      </w:pPr>
+      <w:r>
+        <w:rPr>
+          <w:b w:val="0"/>
+          <w:i w:val="0"/>
+          <w:sz w:val="21"/>
+        </w:rPr>
+        <w:t>(a)  Atypical Depression</w:t>
+      </w:r>
+    </w:p>
+    <w:p>
+      <w:pPr>
+        <w:spacing w:after="20" w:before="0"/>
+      </w:pPr>
+      <w:r>
+        <w:rPr>
+          <w:b w:val="0"/>
+          <w:i w:val="0"/>
+          <w:sz w:val="21"/>
+        </w:rPr>
+        <w:t>(b)  Melancholic Depression</w:t>
+      </w:r>
+    </w:p>
+    <w:p>
+      <w:pPr>
+        <w:spacing w:after="20" w:before="0"/>
+      </w:pPr>
+      <w:r>
+        <w:rPr>
+          <w:b w:val="0"/>
+          <w:i w:val="0"/>
+          <w:sz w:val="21"/>
+        </w:rPr>
+        <w:t>(c)  Dysthymia (Persistent Depressive Disorder)</w:t>
+      </w:r>
+    </w:p>
+    <w:p>
+      <w:pPr>
+        <w:spacing w:after="20" w:before="0"/>
+      </w:pPr>
+      <w:r>
+        <w:rPr>
+          <w:b w:val="0"/>
+          <w:i w:val="0"/>
+          <w:sz w:val="21"/>
+        </w:rPr>
+        <w:t>(d)  Seasonal Affective Disorder</w:t>
+      </w:r>
+    </w:p>
+    <w:p>
+      <w:pPr>
+        <w:spacing w:after="80" w:before="0"/>
+      </w:pPr>
+      <w:r>
+        <w:rPr>
+          <w:b/>
+          <w:i w:val="0"/>
+          <w:sz w:val="22"/>
+        </w:rPr>
+        <w:t>Answer: b</w:t>
+      </w:r>
+    </w:p>
+    <w:p>
+      <w:pPr>
+        <w:spacing w:after="20"/>
+      </w:pPr>
+      <w:r>
+        <w:rPr>
+          <w:b/>
+        </w:rPr>
+        <w:t xml:space="preserve">Solution: </w:t>
+      </w:r>
+      <w:r>
+        <w:rPr>
+          <w:b/>
+          <w:color w:val="1E7B1E"/>
+        </w:rPr>
+        <w:t xml:space="preserve">✅ Correct Answer: </w:t>
+      </w:r>
+      <w:r>
+        <w:rPr>
+          <w:b/>
+          <w:color w:val="1E7B1E"/>
+        </w:rPr>
+        <w:t>b</w:t>
+      </w:r>
+    </w:p>
+    <w:p>
+      <w:pPr>
+        <w:spacing w:after="20" w:before="0"/>
+      </w:pPr>
+      <w:r>
+        <w:rPr>
+          <w:b/>
+        </w:rPr>
+        <w:t xml:space="preserve">🧠 Clinical Rationale: </w:t>
+      </w:r>
+      <w:r>
+        <w:t>MELANCHOLIC DEPRESSION is a severe MDD subtype with PROMINENT ANHEDONIA, EARLY MORNING AWAKENING, psychomotor retardation (or agitation), significant weight loss, and EXCESSIVE GUILT — with a depressed mood distinct from ordinary sadness, worse in the morning. Atypical depression has mood reactivity, hypersomnia and weight GAIN; dysthymia is chronic low-grade; SAD is seasonal.</w:t>
+      </w:r>
+    </w:p>
+    <w:p>
+      <w:pPr>
+        <w:spacing w:after="20" w:before="0"/>
+      </w:pPr>
+      <w:r>
+        <w:rPr>
+          <w:b/>
+        </w:rPr>
+        <w:t xml:space="preserve">🔍 Key Clues: </w:t>
+      </w:r>
+      <w:r>
+        <w:t>Anhedonia + early-morning awakening + weight loss + guilt = melancholic.</w:t>
+      </w:r>
+    </w:p>
+    <w:p>
+      <w:pPr>
+        <w:spacing w:after="20" w:before="0"/>
+      </w:pPr>
+      <w:r>
+        <w:rPr>
+          <w:b/>
+        </w:rPr>
+        <w:t xml:space="preserve">🚨 Priority Principle: </w:t>
+      </w:r>
+      <w:r>
+        <w:t>Patient safety and dignity guide care — reduce risk, avoid confrontation and involve the patient.</w:t>
+      </w:r>
+    </w:p>
+    <w:p>
+      <w:pPr>
+        <w:spacing w:after="20" w:before="0"/>
+      </w:pPr>
+      <w:r>
+        <w:rPr>
+          <w:b/>
+        </w:rPr>
+        <w:t xml:space="preserve">❌ Why Not Other Options: </w:t>
+      </w:r>
+      <w:r>
+        <w:t>a — Atypical = reactive mood, hypersomnia, weight gain. | c — Dysthymia = chronic mild depression ≥ 2 years. | d — SAD = depressive episodes in winter.</w:t>
+      </w:r>
+    </w:p>
+    <w:p>
+      <w:pPr>
+        <w:spacing w:after="20" w:before="0"/>
+      </w:pPr>
+      <w:r>
+        <w:rPr>
+          <w:b/>
+          <w:color w:val="B45F06"/>
+        </w:rPr>
+        <w:t xml:space="preserve">⚠️ Exam Trap: </w:t>
+      </w:r>
+      <w:r>
+        <w:t>Melancholic features predict better response to ECT/physical treatments and TCAs.</w:t>
+      </w:r>
+    </w:p>
+    <w:p>
+      <w:pPr>
+        <w:spacing w:after="20" w:before="0"/>
+      </w:pPr>
+      <w:r>
+        <w:rPr>
+          <w:b/>
+        </w:rPr>
+        <w:t xml:space="preserve">🩺 Clinical Thinking: </w:t>
+      </w:r>
+      <w:r>
+        <w:t>Recall (the key fact) → Connect (related high-yield facts) → Apply (exam context).</w:t>
+      </w:r>
+    </w:p>
+    <w:p>
+      <w:pPr>
+        <w:spacing w:after="20" w:before="0"/>
+      </w:pPr>
+      <w:r>
+        <w:rPr>
+          <w:b/>
+          <w:color w:val="1F3A5F"/>
+        </w:rPr>
+        <w:t xml:space="preserve">💎 PNC Pearl: </w:t>
+      </w:r>
+      <w:r>
+        <w:t>Melancholic: anhedonia + early AM awakening + guilt.</w:t>
+      </w:r>
+    </w:p>
+    <w:p>
+      <w:pPr>
+        <w:spacing w:after="0" w:before="0"/>
+      </w:pPr>
+      <w:r>
+        <w:rPr>
+          <w:b/>
+          <w:i w:val="0"/>
+          <w:sz w:val="21"/>
+        </w:rPr>
+        <w:t>Positive Marks: 1    Negative Marks: 0.25</w:t>
+      </w:r>
+    </w:p>
+    <w:p>
+      <w:pPr>
+        <w:spacing w:before="280" w:after="40"/>
+      </w:pPr>
+      <w:r>
+        <w:rPr>
+          <w:b/>
+        </w:rPr>
+        <w:t xml:space="preserve">Question: </w:t>
+      </w:r>
+      <w:r>
+        <w:t>Which category of side effects is most commonly associated with first-generation (typical) antipsychotic medications? (MHN)</w:t>
+      </w:r>
+    </w:p>
+    <w:p>
+      <w:pPr>
+        <w:spacing w:after="20" w:before="0"/>
+      </w:pPr>
+      <w:r>
+        <w:rPr>
+          <w:b w:val="0"/>
+          <w:i w:val="0"/>
+          <w:sz w:val="21"/>
+        </w:rPr>
+        <w:t>(a)  Metabolic side effects (weight gain, hyperglycemia)</w:t>
+      </w:r>
+    </w:p>
+    <w:p>
+      <w:pPr>
+        <w:spacing w:after="20" w:before="0"/>
+      </w:pPr>
+      <w:r>
+        <w:rPr>
+          <w:b w:val="0"/>
+          <w:i w:val="0"/>
+          <w:sz w:val="21"/>
+        </w:rPr>
+        <w:t>(b)  Extrapyramidal Symptoms (EPS) (e.g., dystonia, parkinsonism, akathisia, tardive dyskinesia)</w:t>
+      </w:r>
+    </w:p>
+    <w:p>
+      <w:pPr>
+        <w:spacing w:after="20" w:before="0"/>
+      </w:pPr>
+      <w:r>
+        <w:rPr>
+          <w:b w:val="0"/>
+          <w:i w:val="0"/>
+          <w:sz w:val="21"/>
+        </w:rPr>
+        <w:t>(c)  Anticholinergic side effects (dry mouth, constipation)</w:t>
+      </w:r>
+    </w:p>
+    <w:p>
+      <w:pPr>
+        <w:spacing w:after="20" w:before="0"/>
+      </w:pPr>
+      <w:r>
+        <w:rPr>
+          <w:b w:val="0"/>
+          <w:i w:val="0"/>
+          <w:sz w:val="21"/>
+        </w:rPr>
+        <w:t>(d)  Cardiovascular side effects (orthostatic hypotension)</w:t>
+      </w:r>
+    </w:p>
+    <w:p>
+      <w:pPr>
+        <w:spacing w:after="80" w:before="0"/>
+      </w:pPr>
+      <w:r>
+        <w:rPr>
+          <w:b/>
+          <w:i w:val="0"/>
+          <w:sz w:val="22"/>
+        </w:rPr>
+        <w:t>Answer: b</w:t>
+      </w:r>
+    </w:p>
+    <w:p>
+      <w:pPr>
+        <w:spacing w:after="20"/>
+      </w:pPr>
+      <w:r>
+        <w:rPr>
+          <w:b/>
+        </w:rPr>
+        <w:t xml:space="preserve">Solution: </w:t>
+      </w:r>
+      <w:r>
+        <w:rPr>
+          <w:b/>
+          <w:color w:val="1E7B1E"/>
+        </w:rPr>
+        <w:t xml:space="preserve">✅ Correct Answer: </w:t>
+      </w:r>
+      <w:r>
+        <w:rPr>
+          <w:b/>
+          <w:color w:val="1E7B1E"/>
+        </w:rPr>
+        <w:t>b</w:t>
+      </w:r>
+    </w:p>
+    <w:p>
+      <w:pPr>
+        <w:spacing w:after="20" w:before="0"/>
+      </w:pPr>
+      <w:r>
+        <w:rPr>
+          <w:b/>
+        </w:rPr>
+        <w:t xml:space="preserve">🧠 Clinical Rationale: </w:t>
+      </w:r>
+      <w:r>
+        <w:t>FIRST-GENERATION (TYPICAL) antipsychotics (haloperidol, chlorpromazine) are associated mainly with EXTRAPYRAMIDAL SYMPTOMS — dystonia, drug-induced parkinsonism, AKATHISIA and TARDIVE DYSKINESIA — due to strong D2 dopamine blockade. METABOLIC side effects (weight gain, hyperglycemia) are the hallmark of SECOND-generation (atypical) drugs like olanzapine/clozapine.</w:t>
+      </w:r>
+    </w:p>
+    <w:p>
+      <w:pPr>
+        <w:spacing w:after="20" w:before="0"/>
+      </w:pPr>
+      <w:r>
+        <w:rPr>
+          <w:b/>
+        </w:rPr>
+        <w:t xml:space="preserve">🔍 Key Clues: </w:t>
+      </w:r>
+      <w:r>
+        <w:t>Typical antipsychotics = EPS; atypical = metabolic.</w:t>
+      </w:r>
+    </w:p>
+    <w:p>
+      <w:pPr>
+        <w:spacing w:after="20" w:before="0"/>
+      </w:pPr>
+      <w:r>
+        <w:rPr>
+          <w:b/>
+        </w:rPr>
+        <w:t xml:space="preserve">🚨 Priority Principle: </w:t>
+      </w:r>
+      <w:r>
+        <w:t>Patient safety and the ABC (airway, breathing, circulation) priorities come before diagnosis, documentation and non-urgent tasks.</w:t>
+      </w:r>
+    </w:p>
+    <w:p>
+      <w:pPr>
+        <w:spacing w:after="20" w:before="0"/>
+      </w:pPr>
+      <w:r>
+        <w:rPr>
+          <w:b/>
+        </w:rPr>
+        <w:t xml:space="preserve">❌ Why Not Other Options: </w:t>
+      </w:r>
+      <w:r>
+        <w:t>a — Metabolic effects typify atypical antipsychotics. | c — Anticholinergic effects occur but are not the defining class risk. | d — Orthostatic hypotension occurs in both, not the defining feature.</w:t>
+      </w:r>
+    </w:p>
+    <w:p>
+      <w:pPr>
+        <w:spacing w:after="20" w:before="0"/>
+      </w:pPr>
+      <w:r>
+        <w:rPr>
+          <w:b/>
+          <w:color w:val="B45F06"/>
+        </w:rPr>
+        <w:t xml:space="preserve">⚠️ Exam Trap: </w:t>
+      </w:r>
+      <w:r>
+        <w:t>Acute dystonia (eyes rolling back, torticollis) after typical antipsychotic = treat with anticholinergic (benztropine/diphenhydramine).</w:t>
+      </w:r>
+    </w:p>
+    <w:p>
+      <w:pPr>
+        <w:spacing w:after="20" w:before="0"/>
+      </w:pPr>
+      <w:r>
+        <w:rPr>
+          <w:b/>
+        </w:rPr>
+        <w:t xml:space="preserve">🩺 Clinical Thinking: </w:t>
+      </w:r>
+      <w:r>
+        <w:t>Identify (the problem) → Stabilize (ABC / patient safety) → Reassess (response) → Document (findings).</w:t>
+      </w:r>
+    </w:p>
+    <w:p>
+      <w:pPr>
+        <w:spacing w:after="20" w:before="0"/>
+      </w:pPr>
+      <w:r>
+        <w:rPr>
+          <w:b/>
+          <w:color w:val="1F3A5F"/>
+        </w:rPr>
+        <w:t xml:space="preserve">💎 PNC Pearl: </w:t>
+      </w:r>
+      <w:r>
+        <w:t>Typicals → EPS; atypicals → metabolic.</w:t>
+      </w:r>
+    </w:p>
+    <w:p>
+      <w:pPr>
+        <w:spacing w:after="0" w:before="0"/>
+      </w:pPr>
+      <w:r>
+        <w:rPr>
+          <w:b/>
+          <w:i w:val="0"/>
+          <w:sz w:val="21"/>
+        </w:rPr>
+        <w:t>Positive Marks: 1    Negative Marks: 0.25</w:t>
+      </w:r>
+    </w:p>
+    <w:p>
+      <w:pPr>
+        <w:spacing w:before="280" w:after="40"/>
+      </w:pPr>
+      <w:r>
+        <w:rPr>
+          <w:b/>
+        </w:rPr>
+        <w:t xml:space="preserve">Question: </w:t>
+      </w:r>
+      <w:r>
+        <w:t>The IQ range of 50-69 falls under which type of mental retardation as per DSM-V classification? (MHN)</w:t>
+      </w:r>
+    </w:p>
+    <w:p>
+      <w:pPr>
+        <w:spacing w:after="20" w:before="0"/>
+      </w:pPr>
+      <w:r>
+        <w:rPr>
+          <w:b w:val="0"/>
+          <w:i w:val="0"/>
+          <w:sz w:val="21"/>
+        </w:rPr>
+        <w:t>(a)  Mild</w:t>
+      </w:r>
+    </w:p>
+    <w:p>
+      <w:pPr>
+        <w:spacing w:after="20" w:before="0"/>
+      </w:pPr>
+      <w:r>
+        <w:rPr>
+          <w:b w:val="0"/>
+          <w:i w:val="0"/>
+          <w:sz w:val="21"/>
+        </w:rPr>
+        <w:t>(b)  Moderate</w:t>
+      </w:r>
+    </w:p>
+    <w:p>
+      <w:pPr>
+        <w:spacing w:after="20" w:before="0"/>
+      </w:pPr>
+      <w:r>
+        <w:rPr>
+          <w:b w:val="0"/>
+          <w:i w:val="0"/>
+          <w:sz w:val="21"/>
+        </w:rPr>
+        <w:t>(c)  Severe</w:t>
+      </w:r>
+    </w:p>
+    <w:p>
+      <w:pPr>
+        <w:spacing w:after="20" w:before="0"/>
+      </w:pPr>
+      <w:r>
+        <w:rPr>
+          <w:b w:val="0"/>
+          <w:i w:val="0"/>
+          <w:sz w:val="21"/>
+        </w:rPr>
+        <w:t>(d)  Profound</w:t>
+      </w:r>
+    </w:p>
+    <w:p>
+      <w:pPr>
+        <w:spacing w:after="80" w:before="0"/>
+      </w:pPr>
+      <w:r>
+        <w:rPr>
+          <w:b/>
+          <w:i w:val="0"/>
+          <w:sz w:val="22"/>
+        </w:rPr>
+        <w:t>Answer: a</w:t>
+      </w:r>
+    </w:p>
+    <w:p>
+      <w:pPr>
+        <w:spacing w:after="20"/>
+      </w:pPr>
+      <w:r>
+        <w:rPr>
+          <w:b/>
+        </w:rPr>
+        <w:t xml:space="preserve">Solution: </w:t>
+      </w:r>
+      <w:r>
+        <w:rPr>
+          <w:b/>
+          <w:color w:val="1E7B1E"/>
+        </w:rPr>
+        <w:t xml:space="preserve">✅ Correct Answer: </w:t>
+      </w:r>
+      <w:r>
+        <w:rPr>
+          <w:b/>
+          <w:color w:val="1E7B1E"/>
+        </w:rPr>
+        <w:t>a</w:t>
+      </w:r>
+    </w:p>
+    <w:p>
+      <w:pPr>
+        <w:spacing w:after="20" w:before="0"/>
+      </w:pPr>
+      <w:r>
+        <w:rPr>
+          <w:b/>
+        </w:rPr>
+        <w:t xml:space="preserve">🧠 Clinical Rationale: </w:t>
+      </w:r>
+      <w:r>
+        <w:t>Intellectual disability (per DSM-5, severity is based on adaptive functioning, with IQ as a guide): MILD = IQ 50-69 (roughly), MODERATE = 35-49, SEVERE = 20-34, PROFOUND = below 20. An IQ of 50-69 therefore corresponds to MILD intellectual disability.</w:t>
+      </w:r>
+    </w:p>
+    <w:p>
+      <w:pPr>
+        <w:spacing w:after="20" w:before="0"/>
+      </w:pPr>
+      <w:r>
+        <w:rPr>
+          <w:b/>
+        </w:rPr>
+        <w:t xml:space="preserve">🔍 Key Clues: </w:t>
+      </w:r>
+      <w:r>
+        <w:t>IQ 50-69 = mild; 35-49 = moderate; 20-34 = severe; &lt;20 = profound.</w:t>
+      </w:r>
+    </w:p>
+    <w:p>
+      <w:pPr>
+        <w:spacing w:after="20" w:before="0"/>
+      </w:pPr>
+      <w:r>
+        <w:rPr>
+          <w:b/>
+        </w:rPr>
+        <w:t xml:space="preserve">🚨 Priority Principle: </w:t>
+      </w:r>
+      <w:r>
+        <w:t>Patient safety and dignity guide care — reduce risk, avoid confrontation and involve the patient.</w:t>
+      </w:r>
+    </w:p>
+    <w:p>
+      <w:pPr>
+        <w:spacing w:after="20" w:before="0"/>
+      </w:pPr>
+      <w:r>
+        <w:rPr>
+          <w:b/>
+        </w:rPr>
+        <w:t xml:space="preserve">❌ Why Not Other Options: </w:t>
+      </w:r>
+      <w:r>
+        <w:t>b — Moderate = 35-49. | c — Severe = 20-34. | d — Profound = below 20.</w:t>
+      </w:r>
+    </w:p>
+    <w:p>
+      <w:pPr>
+        <w:spacing w:after="20" w:before="0"/>
+      </w:pPr>
+      <w:r>
+        <w:rPr>
+          <w:b/>
+          <w:color w:val="B45F06"/>
+        </w:rPr>
+        <w:t xml:space="preserve">⚠️ Exam Trap: </w:t>
+      </w:r>
+      <w:r>
+        <w:t>DSM-5 now emphasises adaptive functioning over raw IQ for severity grading.</w:t>
+      </w:r>
+    </w:p>
+    <w:p>
+      <w:pPr>
+        <w:spacing w:after="20" w:before="0"/>
+      </w:pPr>
+      <w:r>
+        <w:rPr>
+          <w:b/>
+        </w:rPr>
+        <w:t xml:space="preserve">🩺 Clinical Thinking: </w:t>
+      </w:r>
+      <w:r>
+        <w:t>Recall (the key fact) → Connect (related high-yield facts) → Apply (exam context).</w:t>
+      </w:r>
+    </w:p>
+    <w:p>
+      <w:pPr>
+        <w:spacing w:after="20" w:before="0"/>
+      </w:pPr>
+      <w:r>
+        <w:rPr>
+          <w:b/>
+          <w:color w:val="1F3A5F"/>
+        </w:rPr>
+        <w:t xml:space="preserve">💎 PNC Pearl: </w:t>
+      </w:r>
+      <w:r>
+        <w:t>IQ 50-69 = mild intellectual disability.</w:t>
+      </w:r>
+    </w:p>
+    <w:p>
+      <w:pPr>
+        <w:spacing w:after="0" w:before="0"/>
+      </w:pPr>
+      <w:r>
+        <w:rPr>
+          <w:b/>
+          <w:i w:val="0"/>
+          <w:sz w:val="21"/>
+        </w:rPr>
+        <w:t>Positive Marks: 1    Negative Marks: 0.25</w:t>
+      </w:r>
+    </w:p>
+    <w:p>
+      <w:pPr>
+        <w:spacing w:before="280" w:after="40"/>
+      </w:pPr>
+      <w:r>
+        <w:rPr>
+          <w:b/>
+        </w:rPr>
+        <w:t xml:space="preserve">Question: </w:t>
+      </w:r>
+      <w:r>
+        <w:t>A person is unable to recall three things within 5 minutes. The nurse is trying to assess: (MHN)</w:t>
+      </w:r>
+    </w:p>
+    <w:p>
+      <w:pPr>
+        <w:spacing w:after="20" w:before="0"/>
+      </w:pPr>
+      <w:r>
+        <w:rPr>
+          <w:b w:val="0"/>
+          <w:i w:val="0"/>
+          <w:sz w:val="21"/>
+        </w:rPr>
+        <w:t>(a)  Memory</w:t>
+      </w:r>
+    </w:p>
+    <w:p>
+      <w:pPr>
+        <w:spacing w:after="20" w:before="0"/>
+      </w:pPr>
+      <w:r>
+        <w:rPr>
+          <w:b w:val="0"/>
+          <w:i w:val="0"/>
+          <w:sz w:val="21"/>
+        </w:rPr>
+        <w:t>(b)  Attention</w:t>
+      </w:r>
+    </w:p>
+    <w:p>
+      <w:pPr>
+        <w:spacing w:after="20" w:before="0"/>
+      </w:pPr>
+      <w:r>
+        <w:rPr>
+          <w:b w:val="0"/>
+          <w:i w:val="0"/>
+          <w:sz w:val="21"/>
+        </w:rPr>
+        <w:t>(c)  Concentration</w:t>
+      </w:r>
+    </w:p>
+    <w:p>
+      <w:pPr>
+        <w:spacing w:after="20" w:before="0"/>
+      </w:pPr>
+      <w:r>
+        <w:rPr>
+          <w:b w:val="0"/>
+          <w:i w:val="0"/>
+          <w:sz w:val="21"/>
+        </w:rPr>
+        <w:t>(d)  Language</w:t>
+      </w:r>
+    </w:p>
+    <w:p>
+      <w:pPr>
+        <w:spacing w:after="80" w:before="0"/>
+      </w:pPr>
+      <w:r>
+        <w:rPr>
+          <w:b/>
+          <w:i w:val="0"/>
+          <w:sz w:val="22"/>
+        </w:rPr>
+        <w:t>Answer: a</w:t>
+      </w:r>
+    </w:p>
+    <w:p>
+      <w:pPr>
+        <w:spacing w:after="20"/>
+      </w:pPr>
+      <w:r>
+        <w:rPr>
+          <w:b/>
+        </w:rPr>
+        <w:t xml:space="preserve">Solution: </w:t>
+      </w:r>
+      <w:r>
+        <w:rPr>
+          <w:b/>
+          <w:color w:val="1E7B1E"/>
+        </w:rPr>
+        <w:t xml:space="preserve">✅ Correct Answer: </w:t>
+      </w:r>
+      <w:r>
+        <w:rPr>
+          <w:b/>
+          <w:color w:val="1E7B1E"/>
+        </w:rPr>
+        <w:t>a</w:t>
+      </w:r>
+    </w:p>
+    <w:p>
+      <w:pPr>
+        <w:spacing w:after="20" w:before="0"/>
+      </w:pPr>
+      <w:r>
+        <w:rPr>
+          <w:b/>
+        </w:rPr>
+        <w:t xml:space="preserve">🧠 Clinical Rationale: </w:t>
+      </w:r>
+      <w:r>
+        <w:t>Asking the patient to recall THREE OBJECTS after 5 MINUTES is the classic test of SHORT-TERM (recent) MEMORY — one of the standard Mini-Mental State Examination (MMSE) items. Attention/concentration is tested by serial sevens or digit span; language by naming/reading/writing.</w:t>
+      </w:r>
+    </w:p>
+    <w:p>
+      <w:pPr>
+        <w:spacing w:after="20" w:before="0"/>
+      </w:pPr>
+      <w:r>
+        <w:rPr>
+          <w:b/>
+        </w:rPr>
+        <w:t xml:space="preserve">🔍 Key Clues: </w:t>
+      </w:r>
+      <w:r>
+        <w:t>'Recall three things in 5 minutes' = memory testing.</w:t>
+      </w:r>
+    </w:p>
+    <w:p>
+      <w:pPr>
+        <w:spacing w:after="20" w:before="0"/>
+      </w:pPr>
+      <w:r>
+        <w:rPr>
+          <w:b/>
+        </w:rPr>
+        <w:t xml:space="preserve">🚨 Priority Principle: </w:t>
+      </w:r>
+      <w:r>
+        <w:t>Recall the core fact precisely, then apply it to the clinical context.</w:t>
+      </w:r>
+    </w:p>
+    <w:p>
+      <w:pPr>
+        <w:spacing w:after="20" w:before="0"/>
+      </w:pPr>
+      <w:r>
+        <w:rPr>
+          <w:b/>
+        </w:rPr>
+        <w:t xml:space="preserve">❌ Why Not Other Options: </w:t>
+      </w:r>
+      <w:r>
+        <w:t>b — Attention = vigilance/registration. | c — Concentration = serial sevens/digit span. | d — Language = naming, fluency, comprehension.</w:t>
+      </w:r>
+    </w:p>
+    <w:p>
+      <w:pPr>
+        <w:spacing w:after="20" w:before="0"/>
+      </w:pPr>
+      <w:r>
+        <w:rPr>
+          <w:b/>
+          <w:color w:val="B45F06"/>
+        </w:rPr>
+        <w:t xml:space="preserve">⚠️ Exam Trap: </w:t>
+      </w:r>
+      <w:r>
+        <w:t>MMSE domains: orientation, registration, attention, recall, language, visuospatial.</w:t>
+      </w:r>
+    </w:p>
+    <w:p>
+      <w:pPr>
+        <w:spacing w:after="20" w:before="0"/>
+      </w:pPr>
+      <w:r>
+        <w:rPr>
+          <w:b/>
+        </w:rPr>
+        <w:t xml:space="preserve">🩺 Clinical Thinking: </w:t>
+      </w:r>
+      <w:r>
+        <w:t>Recall (the key fact) → Connect (related high-yield facts) → Apply (exam context).</w:t>
+      </w:r>
+    </w:p>
+    <w:p>
+      <w:pPr>
+        <w:spacing w:after="20" w:before="0"/>
+      </w:pPr>
+      <w:r>
+        <w:rPr>
+          <w:b/>
+          <w:color w:val="1F3A5F"/>
+        </w:rPr>
+        <w:t xml:space="preserve">💎 PNC Pearl: </w:t>
+      </w:r>
+      <w:r>
+        <w:t>Three-object recall = short-term memory.</w:t>
+      </w:r>
+    </w:p>
+    <w:p>
+      <w:pPr>
+        <w:spacing w:after="0" w:before="0"/>
+      </w:pPr>
+      <w:r>
+        <w:rPr>
+          <w:b/>
+          <w:i w:val="0"/>
+          <w:sz w:val="21"/>
+        </w:rPr>
+        <w:t>Positive Marks: 1    Negative Marks: 0.25</w:t>
+      </w:r>
+    </w:p>
+    <w:p>
+      <w:pPr>
+        <w:spacing w:before="280" w:after="40"/>
+      </w:pPr>
+      <w:r>
+        <w:rPr>
+          <w:b/>
+        </w:rPr>
+        <w:t xml:space="preserve">Question: </w:t>
+      </w:r>
+      <w:r>
+        <w:t>The most common scale used to assess depression is: (MHN)</w:t>
+      </w:r>
+    </w:p>
+    <w:p>
+      <w:pPr>
+        <w:spacing w:after="20" w:before="0"/>
+      </w:pPr>
+      <w:r>
+        <w:rPr>
+          <w:b w:val="0"/>
+          <w:i w:val="0"/>
+          <w:sz w:val="21"/>
+        </w:rPr>
+        <w:t>(a)  HAM-D</w:t>
+      </w:r>
+    </w:p>
+    <w:p>
+      <w:pPr>
+        <w:spacing w:after="20" w:before="0"/>
+      </w:pPr>
+      <w:r>
+        <w:rPr>
+          <w:b w:val="0"/>
+          <w:i w:val="0"/>
+          <w:sz w:val="21"/>
+        </w:rPr>
+        <w:t>(b)  Beck Depression Inventory</w:t>
+      </w:r>
+    </w:p>
+    <w:p>
+      <w:pPr>
+        <w:spacing w:after="20" w:before="0"/>
+      </w:pPr>
+      <w:r>
+        <w:rPr>
+          <w:b w:val="0"/>
+          <w:i w:val="0"/>
+          <w:sz w:val="21"/>
+        </w:rPr>
+        <w:t>(c)  Zung Self-Rating Depression Scale</w:t>
+      </w:r>
+    </w:p>
+    <w:p>
+      <w:pPr>
+        <w:spacing w:after="20" w:before="0"/>
+      </w:pPr>
+      <w:r>
+        <w:rPr>
+          <w:b w:val="0"/>
+          <w:i w:val="0"/>
+          <w:sz w:val="21"/>
+        </w:rPr>
+        <w:t>(d)  Geriatric Depression Scale</w:t>
+      </w:r>
+    </w:p>
+    <w:p>
+      <w:pPr>
+        <w:spacing w:after="80" w:before="0"/>
+      </w:pPr>
+      <w:r>
+        <w:rPr>
+          <w:b/>
+          <w:i w:val="0"/>
+          <w:sz w:val="22"/>
+        </w:rPr>
+        <w:t>Answer: a</w:t>
+      </w:r>
+    </w:p>
+    <w:p>
+      <w:pPr>
+        <w:spacing w:after="20"/>
+      </w:pPr>
+      <w:r>
+        <w:rPr>
+          <w:b/>
+        </w:rPr>
+        <w:t xml:space="preserve">Solution: </w:t>
+      </w:r>
+      <w:r>
+        <w:rPr>
+          <w:b/>
+          <w:color w:val="1E7B1E"/>
+        </w:rPr>
+        <w:t xml:space="preserve">✅ Correct Answer: </w:t>
+      </w:r>
+      <w:r>
+        <w:rPr>
+          <w:b/>
+          <w:color w:val="1E7B1E"/>
+        </w:rPr>
+        <w:t>a</w:t>
+      </w:r>
+    </w:p>
+    <w:p>
+      <w:pPr>
+        <w:spacing w:after="20" w:before="0"/>
+      </w:pPr>
+      <w:r>
+        <w:rPr>
+          <w:b/>
+        </w:rPr>
+        <w:t xml:space="preserve">🧠 Clinical Rationale: </w:t>
+      </w:r>
+      <w:r>
+        <w:t>The HAMILTON DEPRESSION RATING SCALE (HAM-D/HDRS) is the most widely used clinician-administered scale to assess the SEVERITY of depression in research and clinical practice. The BECK DEPRESSION INVENTORY (BDI) is the most common SELF-REPORT scale; Zung and GDS are also self-rated (GDS for elderly). The examiner-rated HAM-D is the classic 'most common' answer.</w:t>
+      </w:r>
+    </w:p>
+    <w:p>
+      <w:pPr>
+        <w:spacing w:after="20" w:before="0"/>
+      </w:pPr>
+      <w:r>
+        <w:rPr>
+          <w:b/>
+        </w:rPr>
+        <w:t xml:space="preserve">🔍 Key Clues: </w:t>
+      </w:r>
+      <w:r>
+        <w:t>Clinician-rated depression severity = HAM-D (17/21 items).</w:t>
+      </w:r>
+    </w:p>
+    <w:p>
+      <w:pPr>
+        <w:spacing w:after="20" w:before="0"/>
+      </w:pPr>
+      <w:r>
+        <w:rPr>
+          <w:b/>
+        </w:rPr>
+        <w:t xml:space="preserve">🚨 Priority Principle: </w:t>
+      </w:r>
+      <w:r>
+        <w:t>Patient safety and dignity guide care — reduce risk, avoid confrontation and involve the patient.</w:t>
+      </w:r>
+    </w:p>
+    <w:p>
+      <w:pPr>
+        <w:spacing w:after="20" w:before="0"/>
+      </w:pPr>
+      <w:r>
+        <w:rPr>
+          <w:b/>
+        </w:rPr>
+        <w:t xml:space="preserve">❌ Why Not Other Options: </w:t>
+      </w:r>
+      <w:r>
+        <w:t>b — BDI is the most common self-report tool. | c — Zung is a self-rating scale. | d — GDS is for geriatric screening.</w:t>
+      </w:r>
+    </w:p>
+    <w:p>
+      <w:pPr>
+        <w:spacing w:after="20" w:before="0"/>
+      </w:pPr>
+      <w:r>
+        <w:rPr>
+          <w:b/>
+          <w:color w:val="B45F06"/>
+        </w:rPr>
+        <w:t xml:space="preserve">⚠️ Exam Trap: </w:t>
+      </w:r>
+      <w:r>
+        <w:t>HAM-D = observer-rated (Hamilton); BDI = self-rated (Beck) — don't swap the two.</w:t>
+      </w:r>
+    </w:p>
+    <w:p>
+      <w:pPr>
+        <w:spacing w:after="20" w:before="0"/>
+      </w:pPr>
+      <w:r>
+        <w:rPr>
+          <w:b/>
+        </w:rPr>
+        <w:t xml:space="preserve">🩺 Clinical Thinking: </w:t>
+      </w:r>
+      <w:r>
+        <w:t>Recall (the key fact) → Connect (related high-yield facts) → Apply (exam context).</w:t>
+      </w:r>
+    </w:p>
+    <w:p>
+      <w:pPr>
+        <w:spacing w:after="20" w:before="0"/>
+      </w:pPr>
+      <w:r>
+        <w:rPr>
+          <w:b/>
+          <w:color w:val="1F3A5F"/>
+        </w:rPr>
+        <w:t xml:space="preserve">💎 PNC Pearl: </w:t>
+      </w:r>
+      <w:r>
+        <w:t>Depression severity: HAM-D (clinician), BDI (self).</w:t>
+      </w:r>
+    </w:p>
+    <w:p>
+      <w:pPr>
+        <w:spacing w:after="0" w:before="0"/>
+      </w:pPr>
+      <w:r>
+        <w:rPr>
+          <w:b/>
+          <w:i w:val="0"/>
+          <w:sz w:val="21"/>
+        </w:rPr>
+        <w:t>Positive Marks: 1    Negative Marks: 0.25</w:t>
+      </w:r>
+    </w:p>
+    <w:p>
+      <w:pPr>
+        <w:spacing w:before="280" w:after="40"/>
+      </w:pPr>
+      <w:r>
+        <w:rPr>
+          <w:b/>
+        </w:rPr>
+        <w:t xml:space="preserve">Question: </w:t>
+      </w:r>
+      <w:r>
+        <w:t>CAGE questionnaire is used to assess the misuse of which of the following substances? (MHN)</w:t>
+      </w:r>
+    </w:p>
+    <w:p>
+      <w:pPr>
+        <w:spacing w:after="20" w:before="0"/>
+      </w:pPr>
+      <w:r>
+        <w:rPr>
+          <w:b w:val="0"/>
+          <w:i w:val="0"/>
+          <w:sz w:val="21"/>
+        </w:rPr>
+        <w:t>(a)  Alcohol</w:t>
+      </w:r>
+    </w:p>
+    <w:p>
+      <w:pPr>
+        <w:spacing w:after="20" w:before="0"/>
+      </w:pPr>
+      <w:r>
+        <w:rPr>
+          <w:b w:val="0"/>
+          <w:i w:val="0"/>
+          <w:sz w:val="21"/>
+        </w:rPr>
+        <w:t>(b)  Cannabis</w:t>
+      </w:r>
+    </w:p>
+    <w:p>
+      <w:pPr>
+        <w:spacing w:after="20" w:before="0"/>
+      </w:pPr>
+      <w:r>
+        <w:rPr>
+          <w:b w:val="0"/>
+          <w:i w:val="0"/>
+          <w:sz w:val="21"/>
+        </w:rPr>
+        <w:t>(c)  Marijuana</w:t>
+      </w:r>
+    </w:p>
+    <w:p>
+      <w:pPr>
+        <w:spacing w:after="20" w:before="0"/>
+      </w:pPr>
+      <w:r>
+        <w:rPr>
+          <w:b w:val="0"/>
+          <w:i w:val="0"/>
+          <w:sz w:val="21"/>
+        </w:rPr>
+        <w:t>(d)  Opioids</w:t>
+      </w:r>
+    </w:p>
+    <w:p>
+      <w:pPr>
+        <w:spacing w:after="80" w:before="0"/>
+      </w:pPr>
+      <w:r>
+        <w:rPr>
+          <w:b/>
+          <w:i w:val="0"/>
+          <w:sz w:val="22"/>
+        </w:rPr>
+        <w:t>Answer: a</w:t>
+      </w:r>
+    </w:p>
+    <w:p>
+      <w:pPr>
+        <w:spacing w:after="20"/>
+      </w:pPr>
+      <w:r>
+        <w:rPr>
+          <w:b/>
+        </w:rPr>
+        <w:t xml:space="preserve">Solution: </w:t>
+      </w:r>
+      <w:r>
+        <w:rPr>
+          <w:b/>
+          <w:color w:val="1E7B1E"/>
+        </w:rPr>
+        <w:t xml:space="preserve">✅ Correct Answer: </w:t>
+      </w:r>
+      <w:r>
+        <w:rPr>
+          <w:b/>
+          <w:color w:val="1E7B1E"/>
+        </w:rPr>
+        <w:t>a</w:t>
+      </w:r>
+    </w:p>
+    <w:p>
+      <w:pPr>
+        <w:spacing w:after="20" w:before="0"/>
+      </w:pPr>
+      <w:r>
+        <w:rPr>
+          <w:b/>
+        </w:rPr>
+        <w:t xml:space="preserve">🧠 Clinical Rationale: </w:t>
+      </w:r>
+      <w:r>
+        <w:t>The CAGE questionnaire — Cut down, Annoyed by criticism, Guilty, Eye-opener — is a 4-item SCREENING tool for ALCOHOL USE DISORDER. Two or more 'yes' answers indicate a positive screen. It is specific to alcohol, not cannabis, marijuana or opioids (other tools screen for those).</w:t>
+      </w:r>
+    </w:p>
+    <w:p>
+      <w:pPr>
+        <w:spacing w:after="20" w:before="0"/>
+      </w:pPr>
+      <w:r>
+        <w:rPr>
+          <w:b/>
+        </w:rPr>
+        <w:t xml:space="preserve">🔍 Key Clues: </w:t>
+      </w:r>
+      <w:r>
+        <w:t>CAGE = Cut, Annoyed, Guilty, Eye-opener → alcohol screening.</w:t>
+      </w:r>
+    </w:p>
+    <w:p>
+      <w:pPr>
+        <w:spacing w:after="20" w:before="0"/>
+      </w:pPr>
+      <w:r>
+        <w:rPr>
+          <w:b/>
+        </w:rPr>
+        <w:t xml:space="preserve">🚨 Priority Principle: </w:t>
+      </w:r>
+      <w:r>
+        <w:t>Recall the core fact precisely, then apply it to the clinical context.</w:t>
+      </w:r>
+    </w:p>
+    <w:p>
+      <w:pPr>
+        <w:spacing w:after="20" w:before="0"/>
+      </w:pPr>
+      <w:r>
+        <w:rPr>
+          <w:b/>
+        </w:rPr>
+        <w:t xml:space="preserve">❌ Why Not Other Options: </w:t>
+      </w:r>
+      <w:r>
+        <w:t>b — Cannabis is not screened by CAGE. | c — Marijuana is not screened by CAGE. | d — Opioids are screened by other tools (e.g., DAST).</w:t>
+      </w:r>
+    </w:p>
+    <w:p>
+      <w:pPr>
+        <w:spacing w:after="20" w:before="0"/>
+      </w:pPr>
+      <w:r>
+        <w:rPr>
+          <w:b/>
+          <w:color w:val="B45F06"/>
+        </w:rPr>
+        <w:t xml:space="preserve">⚠️ Exam Trap: </w:t>
+      </w:r>
+      <w:r>
+        <w:t>CAGE is sensitive for dependence, less so for risky/harmful use — follow positive screens with a detailed history.</w:t>
+      </w:r>
+    </w:p>
+    <w:p>
+      <w:pPr>
+        <w:spacing w:after="20" w:before="0"/>
+      </w:pPr>
+      <w:r>
+        <w:rPr>
+          <w:b/>
+        </w:rPr>
+        <w:t xml:space="preserve">🩺 Clinical Thinking: </w:t>
+      </w:r>
+      <w:r>
+        <w:t>Recall (the key fact) → Connect (related high-yield facts) → Apply (exam context).</w:t>
+      </w:r>
+    </w:p>
+    <w:p>
+      <w:pPr>
+        <w:spacing w:after="20" w:before="0"/>
+      </w:pPr>
+      <w:r>
+        <w:rPr>
+          <w:b/>
+          <w:color w:val="1F3A5F"/>
+        </w:rPr>
+        <w:t xml:space="preserve">💎 PNC Pearl: </w:t>
+      </w:r>
+      <w:r>
+        <w:t>CAGE = alcohol misuse screening.</w:t>
+      </w:r>
+    </w:p>
+    <w:p>
+      <w:pPr>
+        <w:spacing w:after="0" w:before="0"/>
+      </w:pPr>
+      <w:r>
+        <w:rPr>
+          <w:b/>
+          <w:i w:val="0"/>
+          <w:sz w:val="21"/>
+        </w:rPr>
+        <w:t>Positive Marks: 1    Negative Marks: 0.25</w:t>
+      </w:r>
+    </w:p>
+    <w:p>
+      <w:pPr>
+        <w:spacing w:before="280" w:after="40"/>
+      </w:pPr>
+      <w:r>
+        <w:rPr>
+          <w:b/>
+        </w:rPr>
+        <w:t xml:space="preserve">Question: </w:t>
+      </w:r>
+      <w:r>
+        <w:t>Identify the primary use of the feeder given in the image below: (Pediatrics)</w:t>
       </w:r>
     </w:p>
     <w:p>
@@ -244,7 +6118,7 @@
           <w:color w:val="B45F06"/>
           <w:sz w:val="20"/>
         </w:rPr>
-        <w:t>[ IMAGE: N8-M22 — image in the Image Bank, to be inserted ]</w:t>
+        <w:t>[ IMAGE: N8-M64 — image in the Image Bank, to be inserted ]</w:t>
       </w:r>
     </w:p>
     <w:p>
@@ -257,7 +6131,7 @@
           <w:i w:val="0"/>
           <w:sz w:val="21"/>
         </w:rPr>
-        <w:t>(a)  Psoriasis</w:t>
+        <w:t>(a)  Administering medications to premature infants</w:t>
       </w:r>
     </w:p>
     <w:p>
@@ -270,7 +6144,7 @@
           <w:i w:val="0"/>
           <w:sz w:val="21"/>
         </w:rPr>
-        <w:t>(b)  Eczema</w:t>
+        <w:t>(b)  Feeding infants with cleft lip and/or palate</w:t>
       </w:r>
     </w:p>
     <w:p>
@@ -283,7 +6157,7 @@
           <w:i w:val="0"/>
           <w:sz w:val="21"/>
         </w:rPr>
-        <w:t>(c)  Steven-Johnson syndrome</w:t>
+        <w:t>(c)  Providing supplemental oxygen to neonates</w:t>
       </w:r>
     </w:p>
     <w:p>
@@ -296,7 +6170,7 @@
           <w:i w:val="0"/>
           <w:sz w:val="21"/>
         </w:rPr>
-        <w:t>(d)  Chickenpox</w:t>
+        <w:t>(d)  Measuring gastric residual volumes in neonates</w:t>
       </w:r>
     </w:p>
     <w:p>
@@ -309,7 +6183,7 @@
           <w:i w:val="0"/>
           <w:sz w:val="22"/>
         </w:rPr>
-        <w:t>Answer: c</w:t>
+        <w:t>Answer: b</w:t>
       </w:r>
     </w:p>
     <w:p>
@@ -334,7 +6208,7 @@
           <w:b/>
           <w:color w:val="1E7B1E"/>
         </w:rPr>
-        <w:t>c</w:t>
+        <w:t>b</w:t>
       </w:r>
     </w:p>
     <w:p>
@@ -348,7 +6222,7 @@
         <w:t xml:space="preserve">🧠 Clinical Rationale: </w:t>
       </w:r>
       <w:r>
-        <w:t>STEVENS-JOHNSON SYNDROME (SJS) presents with a rapidly spreading MACULAR/PURPURIC rash with EPIDERMAL DETACHMENT, mucocutaneous involvement (mouth, eyes, genitals), skin pain, and often a history of recent drug exposure (anticonvulsants, sulfonamides, allopurinol, NSAIDs). It is a medical emergency with a positive Nikolsky sign and risk of toxic epidermal necrolysis.</w:t>
+        <w:t>The image shows a SPECIAL CLEFT-PALATE FEEDER (e.g., Haberman feeder) — a squeezable bottle with a one-way valve and a long, soft, specially designed nipple that delivers milk to the back of the mouth, allowing INFANTS WITH CLEFT LIP/PALATE to feed effectively without nasal regurgitation or excessive effort.</w:t>
       </w:r>
     </w:p>
     <w:p>
@@ -362,7 +6236,7 @@
         <w:t xml:space="preserve">🔍 Key Clues: </w:t>
       </w:r>
       <w:r>
-        <w:t>Drug history + widespread skin detachment + mucosal erosions = SJS.</w:t>
+        <w:t>Long soft nipple + squeeze bottle + valve = cleft lip/palate feeder.</w:t>
       </w:r>
     </w:p>
     <w:p>
@@ -390,7 +6264,7 @@
         <w:t xml:space="preserve">❌ Why Not Other Options: </w:t>
       </w:r>
       <w:r>
-        <w:t>a — Psoriasis = silvery scaly plaques. | b — Eczema = itchy erythematous papulovesicles. | d — Chickenpox = vesicular rash in crops.</w:t>
+        <w:t>a — Medication administration is not the feeder's purpose. | c — Oxygen is delivered by cannula/hood, not a feeder. | d — Gastric residuals are measured by syringe aspiration.</w:t>
       </w:r>
     </w:p>
     <w:p>
@@ -405,7 +6279,7 @@
         <w:t xml:space="preserve">⚠️ Exam Trap: </w:t>
       </w:r>
       <w:r>
-        <w:t>SJS/TEN: stop the culprit drug, protect skin, fluid/electrolyte resuscitation, burn-unit care.</w:t>
+        <w:t>Cleft feeding: upright position, small frequent feeds, burp often — the special feeder helps control flow.</w:t>
       </w:r>
     </w:p>
     <w:p>
@@ -434,7 +6308,7 @@
         <w:t xml:space="preserve">💎 PNC Pearl: </w:t>
       </w:r>
       <w:r>
-        <w:t>Widespread epidermal detachment + mucosal lesions = SJS.</w:t>
+        <w:t>Cleft palate feeder = Haberman-type nurser.</w:t>
       </w:r>
     </w:p>
     <w:p>
@@ -461,1309 +6335,7 @@
         <w:t xml:space="preserve">Question: </w:t>
       </w:r>
       <w:r>
-        <w:t>A lumbar puncture is planned for a patient. The presence of which condition, accessible via fundoscopy, would be a major contraindication due to the risk of brain herniation? (MSN)</w:t>
-      </w:r>
-    </w:p>
-    <w:p>
-      <w:pPr>
-        <w:spacing w:after="20" w:before="0"/>
-      </w:pPr>
-      <w:r>
-        <w:rPr>
-          <w:b w:val="0"/>
-          <w:i w:val="0"/>
-          <w:sz w:val="21"/>
-        </w:rPr>
-        <w:t>(a)  Cataracts</w:t>
-      </w:r>
-    </w:p>
-    <w:p>
-      <w:pPr>
-        <w:spacing w:after="20" w:before="0"/>
-      </w:pPr>
-      <w:r>
-        <w:rPr>
-          <w:b w:val="0"/>
-          <w:i w:val="0"/>
-          <w:sz w:val="21"/>
-        </w:rPr>
-        <w:t>(b)  Glaucoma</w:t>
-      </w:r>
-    </w:p>
-    <w:p>
-      <w:pPr>
-        <w:spacing w:after="20" w:before="0"/>
-      </w:pPr>
-      <w:r>
-        <w:rPr>
-          <w:b w:val="0"/>
-          <w:i w:val="0"/>
-          <w:sz w:val="21"/>
-        </w:rPr>
-        <w:t>(c)  Papilledema</w:t>
-      </w:r>
-    </w:p>
-    <w:p>
-      <w:pPr>
-        <w:spacing w:after="20" w:before="0"/>
-      </w:pPr>
-      <w:r>
-        <w:rPr>
-          <w:b w:val="0"/>
-          <w:i w:val="0"/>
-          <w:sz w:val="21"/>
-        </w:rPr>
-        <w:t>(d)  Diabetic retinopathy</w:t>
-      </w:r>
-    </w:p>
-    <w:p>
-      <w:pPr>
-        <w:spacing w:after="80" w:before="0"/>
-      </w:pPr>
-      <w:r>
-        <w:rPr>
-          <w:b/>
-          <w:i w:val="0"/>
-          <w:sz w:val="22"/>
-        </w:rPr>
-        <w:t>Answer: c</w:t>
-      </w:r>
-    </w:p>
-    <w:p>
-      <w:pPr>
-        <w:spacing w:after="20"/>
-      </w:pPr>
-      <w:r>
-        <w:rPr>
-          <w:b/>
-        </w:rPr>
-        <w:t xml:space="preserve">Solution: </w:t>
-      </w:r>
-      <w:r>
-        <w:rPr>
-          <w:b/>
-          <w:color w:val="1E7B1E"/>
-        </w:rPr>
-        <w:t xml:space="preserve">✅ Correct Answer: </w:t>
-      </w:r>
-      <w:r>
-        <w:rPr>
-          <w:b/>
-          <w:color w:val="1E7B1E"/>
-        </w:rPr>
-        <w:t>c</w:t>
-      </w:r>
-    </w:p>
-    <w:p>
-      <w:pPr>
-        <w:spacing w:after="20" w:before="0"/>
-      </w:pPr>
-      <w:r>
-        <w:rPr>
-          <w:b/>
-        </w:rPr>
-        <w:t xml:space="preserve">🧠 Clinical Rationale: </w:t>
-      </w:r>
-      <w:r>
-        <w:t>PAPILLEDEMA (swollen optic disc on FUNDOSCOPY) indicates RAISED INTRACRANIAL PRESSURE — performing an LP in this setting risks BRAIN HERNIATION (coning). A CT scan is done before LP when raised ICP is suspected; fundoscopy is the bedside screen for it.</w:t>
-      </w:r>
-    </w:p>
-    <w:p>
-      <w:pPr>
-        <w:spacing w:after="20" w:before="0"/>
-      </w:pPr>
-      <w:r>
-        <w:rPr>
-          <w:b/>
-        </w:rPr>
-        <w:t xml:space="preserve">🔍 Key Clues: </w:t>
-      </w:r>
-      <w:r>
-        <w:t>Fundoscopy → papilledema = ↑ICP = LP contraindicated (herniation risk).</w:t>
-      </w:r>
-    </w:p>
-    <w:p>
-      <w:pPr>
-        <w:spacing w:after="20" w:before="0"/>
-      </w:pPr>
-      <w:r>
-        <w:rPr>
-          <w:b/>
-        </w:rPr>
-        <w:t xml:space="preserve">🚨 Priority Principle: </w:t>
-      </w:r>
-      <w:r>
-        <w:t>Medication safety — the right drug, right dose, right route, right time and right patient — governs every administration decision.</w:t>
-      </w:r>
-    </w:p>
-    <w:p>
-      <w:pPr>
-        <w:spacing w:after="20" w:before="0"/>
-      </w:pPr>
-      <w:r>
-        <w:rPr>
-          <w:b/>
-        </w:rPr>
-        <w:t xml:space="preserve">❌ Why Not Other Options: </w:t>
-      </w:r>
-      <w:r>
-        <w:t>a — Cataracts do not reflect ICP. | b — Glaucoma affects intraocular, not intracranial, pressure. | d — Diabetic retinopathy is unrelated to ICP.</w:t>
-      </w:r>
-    </w:p>
-    <w:p>
-      <w:pPr>
-        <w:spacing w:after="20" w:before="0"/>
-      </w:pPr>
-      <w:r>
-        <w:rPr>
-          <w:b/>
-          <w:color w:val="B45F06"/>
-        </w:rPr>
-        <w:t xml:space="preserve">⚠️ Exam Trap: </w:t>
-      </w:r>
-      <w:r>
-        <w:t>Raised ICP from a mass lesion is the danger — LP can cause tonsillar/cingulate herniation.</w:t>
-      </w:r>
-    </w:p>
-    <w:p>
-      <w:pPr>
-        <w:spacing w:after="20" w:before="0"/>
-      </w:pPr>
-      <w:r>
-        <w:rPr>
-          <w:b/>
-        </w:rPr>
-        <w:t xml:space="preserve">🩺 Clinical Thinking: </w:t>
-      </w:r>
-      <w:r>
-        <w:t>Recall (the key fact) → Connect (related high-yield facts) → Apply (exam context).</w:t>
-      </w:r>
-    </w:p>
-    <w:p>
-      <w:pPr>
-        <w:spacing w:after="20" w:before="0"/>
-      </w:pPr>
-      <w:r>
-        <w:rPr>
-          <w:b/>
-          <w:color w:val="1F3A5F"/>
-        </w:rPr>
-        <w:t xml:space="preserve">💎 PNC Pearl: </w:t>
-      </w:r>
-      <w:r>
-        <w:t>Papilledema = no LP without imaging.</w:t>
-      </w:r>
-    </w:p>
-    <w:p>
-      <w:pPr>
-        <w:spacing w:after="0" w:before="0"/>
-      </w:pPr>
-      <w:r>
-        <w:rPr>
-          <w:b/>
-          <w:i w:val="0"/>
-          <w:sz w:val="21"/>
-        </w:rPr>
-        <w:t>Positive Marks: 1    Negative Marks: 0.25</w:t>
-      </w:r>
-    </w:p>
-    <w:p>
-      <w:pPr>
-        <w:spacing w:before="280" w:after="40"/>
-      </w:pPr>
-      <w:r>
-        <w:rPr>
-          <w:b/>
-        </w:rPr>
-        <w:t xml:space="preserve">Question: </w:t>
-      </w:r>
-      <w:r>
-        <w:t>What is the correct hand position when initiating the Allen test to assess collateral circulation before radial artery cannulation or puncture? (MSN)</w:t>
-      </w:r>
-    </w:p>
-    <w:p>
-      <w:pPr>
-        <w:spacing w:after="20" w:before="0"/>
-      </w:pPr>
-      <w:r>
-        <w:rPr>
-          <w:b w:val="0"/>
-          <w:i w:val="0"/>
-          <w:sz w:val="21"/>
-        </w:rPr>
-        <w:t>(a)  Hand clenched into a fist while both radial and ulnar arteries are occluded.</w:t>
-      </w:r>
-    </w:p>
-    <w:p>
-      <w:pPr>
-        <w:spacing w:after="20" w:before="0"/>
-      </w:pPr>
-      <w:r>
-        <w:rPr>
-          <w:b w:val="0"/>
-          <w:i w:val="0"/>
-          <w:sz w:val="21"/>
-        </w:rPr>
-        <w:t>(b)  Hand held open and relaxed while applying pressure to the brachial artery.</w:t>
-      </w:r>
-    </w:p>
-    <w:p>
-      <w:pPr>
-        <w:spacing w:after="20" w:before="0"/>
-      </w:pPr>
-      <w:r>
-        <w:rPr>
-          <w:b w:val="0"/>
-          <w:i w:val="0"/>
-          <w:sz w:val="21"/>
-        </w:rPr>
-        <w:t>(c)  Wrist hyperextended while occluding the ulnar artery only.</w:t>
-      </w:r>
-    </w:p>
-    <w:p>
-      <w:pPr>
-        <w:spacing w:after="20" w:before="0"/>
-      </w:pPr>
-      <w:r>
-        <w:rPr>
-          <w:b w:val="0"/>
-          <w:i w:val="0"/>
-          <w:sz w:val="21"/>
-        </w:rPr>
-        <w:t>(d)  Fingers passively flexed while applying pressure to the radial artery only</w:t>
-      </w:r>
-    </w:p>
-    <w:p>
-      <w:pPr>
-        <w:spacing w:after="80" w:before="0"/>
-      </w:pPr>
-      <w:r>
-        <w:rPr>
-          <w:b/>
-          <w:i w:val="0"/>
-          <w:sz w:val="22"/>
-        </w:rPr>
-        <w:t>Answer: a</w:t>
-      </w:r>
-    </w:p>
-    <w:p>
-      <w:pPr>
-        <w:spacing w:after="20"/>
-      </w:pPr>
-      <w:r>
-        <w:rPr>
-          <w:b/>
-        </w:rPr>
-        <w:t xml:space="preserve">Solution: </w:t>
-      </w:r>
-      <w:r>
-        <w:rPr>
-          <w:b/>
-          <w:color w:val="1E7B1E"/>
-        </w:rPr>
-        <w:t xml:space="preserve">✅ Correct Answer: </w:t>
-      </w:r>
-      <w:r>
-        <w:rPr>
-          <w:b/>
-          <w:color w:val="1E7B1E"/>
-        </w:rPr>
-        <w:t>a</w:t>
-      </w:r>
-    </w:p>
-    <w:p>
-      <w:pPr>
-        <w:spacing w:after="20" w:before="0"/>
-      </w:pPr>
-      <w:r>
-        <w:rPr>
-          <w:b/>
-        </w:rPr>
-        <w:t xml:space="preserve">🧠 Clinical Rationale: </w:t>
-      </w:r>
-      <w:r>
-        <w:t>ALLEN TEST: the patient CLENCHES THE FIST while the nurse OCCLUDES BOTH the radial AND ulnar arteries at the wrist; the hand is then opened and one artery released — if the PALMAR ARCH refills (flush within ~5-15 seconds), collateral flow is adequate. A positive (patent) test allows safe radial puncture.</w:t>
-      </w:r>
-    </w:p>
-    <w:p>
-      <w:pPr>
-        <w:spacing w:after="20" w:before="0"/>
-      </w:pPr>
-      <w:r>
-        <w:rPr>
-          <w:b/>
-        </w:rPr>
-        <w:t xml:space="preserve">🔍 Key Clues: </w:t>
-      </w:r>
-      <w:r>
-        <w:t>Clench fist + occlude both arteries → open hand → release ulnar → watch flush.</w:t>
-      </w:r>
-    </w:p>
-    <w:p>
-      <w:pPr>
-        <w:spacing w:after="20" w:before="0"/>
-      </w:pPr>
-      <w:r>
-        <w:rPr>
-          <w:b/>
-        </w:rPr>
-        <w:t xml:space="preserve">🚨 Priority Principle: </w:t>
-      </w:r>
-      <w:r>
-        <w:t>Recall the core fact precisely, then apply it to the clinical context.</w:t>
-      </w:r>
-    </w:p>
-    <w:p>
-      <w:pPr>
-        <w:spacing w:after="20" w:before="0"/>
-      </w:pPr>
-      <w:r>
-        <w:rPr>
-          <w:b/>
-        </w:rPr>
-        <w:t xml:space="preserve">❌ Why Not Other Options: </w:t>
-      </w:r>
-      <w:r>
-        <w:t>b — Brachial pressure tests the wrong vessels. | c — Occluding only ulnar misses the point. | d — Radial-only occlusion tests nothing.</w:t>
-      </w:r>
-    </w:p>
-    <w:p>
-      <w:pPr>
-        <w:spacing w:after="20" w:before="0"/>
-      </w:pPr>
-      <w:r>
-        <w:rPr>
-          <w:b/>
-          <w:color w:val="B45F06"/>
-        </w:rPr>
-        <w:t xml:space="preserve">⚠️ Exam Trap: </w:t>
-      </w:r>
-      <w:r>
-        <w:t>Release the ULNAR artery first — delayed/no flush means inadequate collateral (abnormal test: don't puncture radial).</w:t>
-      </w:r>
-    </w:p>
-    <w:p>
-      <w:pPr>
-        <w:spacing w:after="20" w:before="0"/>
-      </w:pPr>
-      <w:r>
-        <w:rPr>
-          <w:b/>
-        </w:rPr>
-        <w:t xml:space="preserve">🩺 Clinical Thinking: </w:t>
-      </w:r>
-      <w:r>
-        <w:t>Recall (the key fact) → Connect (related high-yield facts) → Apply (exam context).</w:t>
-      </w:r>
-    </w:p>
-    <w:p>
-      <w:pPr>
-        <w:spacing w:after="20" w:before="0"/>
-      </w:pPr>
-      <w:r>
-        <w:rPr>
-          <w:b/>
-          <w:color w:val="1F3A5F"/>
-        </w:rPr>
-        <w:t xml:space="preserve">💎 PNC Pearl: </w:t>
-      </w:r>
-      <w:r>
-        <w:t>Allen test: occlude both, release ulnar, watch the hand flush.</w:t>
-      </w:r>
-    </w:p>
-    <w:p>
-      <w:pPr>
-        <w:spacing w:after="0" w:before="0"/>
-      </w:pPr>
-      <w:r>
-        <w:rPr>
-          <w:b/>
-          <w:i w:val="0"/>
-          <w:sz w:val="21"/>
-        </w:rPr>
-        <w:t>Positive Marks: 1    Negative Marks: 0.25</w:t>
-      </w:r>
-    </w:p>
-    <w:p>
-      <w:pPr>
-        <w:spacing w:before="280" w:after="40"/>
-      </w:pPr>
-      <w:r>
-        <w:rPr>
-          <w:b/>
-        </w:rPr>
-        <w:t xml:space="preserve">Question: </w:t>
-      </w:r>
-      <w:r>
-        <w:t>During the Allen test, after occluding both arteries and having the patient open their hand, which artery's pressure is released first to check for palmar arch patency? (MSN)</w:t>
-      </w:r>
-    </w:p>
-    <w:p>
-      <w:pPr>
-        <w:spacing w:after="20" w:before="0"/>
-      </w:pPr>
-      <w:r>
-        <w:rPr>
-          <w:b w:val="0"/>
-          <w:i w:val="0"/>
-          <w:sz w:val="21"/>
-        </w:rPr>
-        <w:t>(a)  Radial artery</w:t>
-      </w:r>
-    </w:p>
-    <w:p>
-      <w:pPr>
-        <w:spacing w:after="20" w:before="0"/>
-      </w:pPr>
-      <w:r>
-        <w:rPr>
-          <w:b w:val="0"/>
-          <w:i w:val="0"/>
-          <w:sz w:val="21"/>
-        </w:rPr>
-        <w:t>(b)  Ulnar artery</w:t>
-      </w:r>
-    </w:p>
-    <w:p>
-      <w:pPr>
-        <w:spacing w:after="20" w:before="0"/>
-      </w:pPr>
-      <w:r>
-        <w:rPr>
-          <w:b w:val="0"/>
-          <w:i w:val="0"/>
-          <w:sz w:val="21"/>
-        </w:rPr>
-        <w:t>(c)  Brachial artery</w:t>
-      </w:r>
-    </w:p>
-    <w:p>
-      <w:pPr>
-        <w:spacing w:after="20" w:before="0"/>
-      </w:pPr>
-      <w:r>
-        <w:rPr>
-          <w:b w:val="0"/>
-          <w:i w:val="0"/>
-          <w:sz w:val="21"/>
-        </w:rPr>
-        <w:t>(d)  Both simultaneously</w:t>
-      </w:r>
-    </w:p>
-    <w:p>
-      <w:pPr>
-        <w:spacing w:after="80" w:before="0"/>
-      </w:pPr>
-      <w:r>
-        <w:rPr>
-          <w:b/>
-          <w:i w:val="0"/>
-          <w:sz w:val="22"/>
-        </w:rPr>
-        <w:t>Answer: b</w:t>
-      </w:r>
-    </w:p>
-    <w:p>
-      <w:pPr>
-        <w:spacing w:after="20"/>
-      </w:pPr>
-      <w:r>
-        <w:rPr>
-          <w:b/>
-        </w:rPr>
-        <w:t xml:space="preserve">Solution: </w:t>
-      </w:r>
-      <w:r>
-        <w:rPr>
-          <w:b/>
-          <w:color w:val="1E7B1E"/>
-        </w:rPr>
-        <w:t xml:space="preserve">✅ Correct Answer: </w:t>
-      </w:r>
-      <w:r>
-        <w:rPr>
-          <w:b/>
-          <w:color w:val="1E7B1E"/>
-        </w:rPr>
-        <w:t>b</w:t>
-      </w:r>
-    </w:p>
-    <w:p>
-      <w:pPr>
-        <w:spacing w:after="20" w:before="0"/>
-      </w:pPr>
-      <w:r>
-        <w:rPr>
-          <w:b/>
-        </w:rPr>
-        <w:t xml:space="preserve">🧠 Clinical Rationale: </w:t>
-      </w:r>
-      <w:r>
-        <w:t>The ULNAR ARTERY is released FIRST during the Allen test — the hand should flush within 5-15 seconds, proving the palmar arch is patent via ulnar supply. If the hand stays pale, ulnar collateral flow is inadequate and radial puncture should NOT be performed.</w:t>
-      </w:r>
-    </w:p>
-    <w:p>
-      <w:pPr>
-        <w:spacing w:after="20" w:before="0"/>
-      </w:pPr>
-      <w:r>
-        <w:rPr>
-          <w:b/>
-        </w:rPr>
-        <w:t xml:space="preserve">🔍 Key Clues: </w:t>
-      </w:r>
-      <w:r>
-        <w:t>Release ulnar first → flush = good collateral circulation.</w:t>
-      </w:r>
-    </w:p>
-    <w:p>
-      <w:pPr>
-        <w:spacing w:after="20" w:before="0"/>
-      </w:pPr>
-      <w:r>
-        <w:rPr>
-          <w:b/>
-        </w:rPr>
-        <w:t xml:space="preserve">🚨 Priority Principle: </w:t>
-      </w:r>
-      <w:r>
-        <w:t>Patient safety and the ABC (airway, breathing, circulation) priorities come before diagnosis, documentation and non-urgent tasks.</w:t>
-      </w:r>
-    </w:p>
-    <w:p>
-      <w:pPr>
-        <w:spacing w:after="20" w:before="0"/>
-      </w:pPr>
-      <w:r>
-        <w:rPr>
-          <w:b/>
-        </w:rPr>
-        <w:t xml:space="preserve">❌ Why Not Other Options: </w:t>
-      </w:r>
-      <w:r>
-        <w:t>a — Radial release tests ulnar-dependence, not the needed collateral. | c — Brachial is not part of the Allen test. | d — Releasing both proves nothing about collateral flow.</w:t>
-      </w:r>
-    </w:p>
-    <w:p>
-      <w:pPr>
-        <w:spacing w:after="20" w:before="0"/>
-      </w:pPr>
-      <w:r>
-        <w:rPr>
-          <w:b/>
-          <w:color w:val="B45F06"/>
-        </w:rPr>
-        <w:t xml:space="preserve">⚠️ Exam Trap: </w:t>
-      </w:r>
-      <w:r>
-        <w:t>Interpretation: normal test = palmar flush on ulnar release; abnormal = pallor persists.</w:t>
-      </w:r>
-    </w:p>
-    <w:p>
-      <w:pPr>
-        <w:spacing w:after="20" w:before="0"/>
-      </w:pPr>
-      <w:r>
-        <w:rPr>
-          <w:b/>
-        </w:rPr>
-        <w:t xml:space="preserve">🩺 Clinical Thinking: </w:t>
-      </w:r>
-      <w:r>
-        <w:t>Identify (the problem) → Stabilize (ABC / patient safety) → Reassess (response) → Document (findings).</w:t>
-      </w:r>
-    </w:p>
-    <w:p>
-      <w:pPr>
-        <w:spacing w:after="20" w:before="0"/>
-      </w:pPr>
-      <w:r>
-        <w:rPr>
-          <w:b/>
-          <w:color w:val="1F3A5F"/>
-        </w:rPr>
-        <w:t xml:space="preserve">💎 PNC Pearl: </w:t>
-      </w:r>
-      <w:r>
-        <w:t>Allen test: ulnar artery released first.</w:t>
-      </w:r>
-    </w:p>
-    <w:p>
-      <w:pPr>
-        <w:spacing w:after="0" w:before="0"/>
-      </w:pPr>
-      <w:r>
-        <w:rPr>
-          <w:b/>
-          <w:i w:val="0"/>
-          <w:sz w:val="21"/>
-        </w:rPr>
-        <w:t>Positive Marks: 1    Negative Marks: 0.25</w:t>
-      </w:r>
-    </w:p>
-    <w:p>
-      <w:pPr>
-        <w:spacing w:before="280" w:after="40"/>
-      </w:pPr>
-      <w:r>
-        <w:rPr>
-          <w:b/>
-        </w:rPr>
-        <w:t xml:space="preserve">Question: </w:t>
-      </w:r>
-      <w:r>
-        <w:t>Which of the following is not included in the SIRS score? (MSN)</w:t>
-      </w:r>
-    </w:p>
-    <w:p>
-      <w:pPr>
-        <w:spacing w:after="20" w:before="0"/>
-      </w:pPr>
-      <w:r>
-        <w:rPr>
-          <w:b w:val="0"/>
-          <w:i w:val="0"/>
-          <w:sz w:val="21"/>
-        </w:rPr>
-        <w:t>(a)  Heart rate&gt;90</w:t>
-      </w:r>
-    </w:p>
-    <w:p>
-      <w:pPr>
-        <w:spacing w:after="20" w:before="0"/>
-      </w:pPr>
-      <w:r>
-        <w:rPr>
-          <w:b w:val="0"/>
-          <w:i w:val="0"/>
-          <w:sz w:val="21"/>
-        </w:rPr>
-        <w:t>(b)  SBP&gt;100 mmHg</w:t>
-      </w:r>
-    </w:p>
-    <w:p>
-      <w:pPr>
-        <w:spacing w:after="20" w:before="0"/>
-      </w:pPr>
-      <w:r>
-        <w:rPr>
-          <w:b w:val="0"/>
-          <w:i w:val="0"/>
-          <w:sz w:val="21"/>
-        </w:rPr>
-        <w:t>(c)  Temperature&gt; 38-degree C</w:t>
-      </w:r>
-    </w:p>
-    <w:p>
-      <w:pPr>
-        <w:spacing w:after="20" w:before="0"/>
-      </w:pPr>
-      <w:r>
-        <w:rPr>
-          <w:b w:val="0"/>
-          <w:i w:val="0"/>
-          <w:sz w:val="21"/>
-        </w:rPr>
-        <w:t>(d)  Respiratory rate&gt;20 breaths/min.</w:t>
-      </w:r>
-    </w:p>
-    <w:p>
-      <w:pPr>
-        <w:spacing w:after="80" w:before="0"/>
-      </w:pPr>
-      <w:r>
-        <w:rPr>
-          <w:b/>
-          <w:i w:val="0"/>
-          <w:sz w:val="22"/>
-        </w:rPr>
-        <w:t>Answer: b</w:t>
-      </w:r>
-    </w:p>
-    <w:p>
-      <w:pPr>
-        <w:spacing w:after="20"/>
-      </w:pPr>
-      <w:r>
-        <w:rPr>
-          <w:b/>
-        </w:rPr>
-        <w:t xml:space="preserve">Solution: </w:t>
-      </w:r>
-      <w:r>
-        <w:rPr>
-          <w:b/>
-          <w:color w:val="1E7B1E"/>
-        </w:rPr>
-        <w:t xml:space="preserve">✅ Correct Answer: </w:t>
-      </w:r>
-      <w:r>
-        <w:rPr>
-          <w:b/>
-          <w:color w:val="1E7B1E"/>
-        </w:rPr>
-        <w:t>b</w:t>
-      </w:r>
-    </w:p>
-    <w:p>
-      <w:pPr>
-        <w:spacing w:after="20" w:before="0"/>
-      </w:pPr>
-      <w:r>
-        <w:rPr>
-          <w:b/>
-        </w:rPr>
-        <w:t xml:space="preserve">🧠 Clinical Rationale: </w:t>
-      </w:r>
-      <w:r>
-        <w:t>SIRS criteria: TEMPERATURE &gt;38°C or &lt;36°C, HEART RATE &gt;90/min, RESPIRATORY RATE &gt;20/min (or PaCO₂ &lt;32 mmHg), and WBC &gt;12,000 or &lt;4,000 (or &gt;10% bands). 'SBP &gt;100 mmHg' is NOT a SIRS criterion — hypotension is part of the sepsis/shock assessment, not the SIRS score.</w:t>
-      </w:r>
-    </w:p>
-    <w:p>
-      <w:pPr>
-        <w:spacing w:after="20" w:before="0"/>
-      </w:pPr>
-      <w:r>
-        <w:rPr>
-          <w:b/>
-        </w:rPr>
-        <w:t xml:space="preserve">🔍 Key Clues: </w:t>
-      </w:r>
-      <w:r>
-        <w:t>SIRS = T, HR, RR, WBC — blood pressure is not one of the four.</w:t>
-      </w:r>
-    </w:p>
-    <w:p>
-      <w:pPr>
-        <w:spacing w:after="20" w:before="0"/>
-      </w:pPr>
-      <w:r>
-        <w:rPr>
-          <w:b/>
-        </w:rPr>
-        <w:t xml:space="preserve">🚨 Priority Principle: </w:t>
-      </w:r>
-      <w:r>
-        <w:t>Recall the core fact precisely, then apply it to the clinical context.</w:t>
-      </w:r>
-    </w:p>
-    <w:p>
-      <w:pPr>
-        <w:spacing w:after="20" w:before="0"/>
-      </w:pPr>
-      <w:r>
-        <w:rPr>
-          <w:b/>
-        </w:rPr>
-        <w:t xml:space="preserve">❌ Why Not Other Options: </w:t>
-      </w:r>
-      <w:r>
-        <w:t>a — HR &gt; 90 IS a SIRS criterion. | c — Temp &gt; 38°C IS a criterion. | d — RR &gt; 20 IS a criterion.</w:t>
-      </w:r>
-    </w:p>
-    <w:p>
-      <w:pPr>
-        <w:spacing w:after="20" w:before="0"/>
-      </w:pPr>
-      <w:r>
-        <w:rPr>
-          <w:b/>
-          <w:color w:val="B45F06"/>
-        </w:rPr>
-        <w:t xml:space="preserve">⚠️ Exam Trap: </w:t>
-      </w:r>
-      <w:r>
-        <w:t>Two SIRS criteria + infection = sepsis; SIRS is about inflammation, BP drops later in shock.</w:t>
-      </w:r>
-    </w:p>
-    <w:p>
-      <w:pPr>
-        <w:spacing w:after="20" w:before="0"/>
-      </w:pPr>
-      <w:r>
-        <w:rPr>
-          <w:b/>
-        </w:rPr>
-        <w:t xml:space="preserve">🩺 Clinical Thinking: </w:t>
-      </w:r>
-      <w:r>
-        <w:t>Recall (the key fact) → Connect (related high-yield facts) → Apply (exam context).</w:t>
-      </w:r>
-    </w:p>
-    <w:p>
-      <w:pPr>
-        <w:spacing w:after="20" w:before="0"/>
-      </w:pPr>
-      <w:r>
-        <w:rPr>
-          <w:b/>
-          <w:color w:val="1F3A5F"/>
-        </w:rPr>
-        <w:t xml:space="preserve">💎 PNC Pearl: </w:t>
-      </w:r>
-      <w:r>
-        <w:t>SIRS 4: temp, HR, RR, WBC — no BP.</w:t>
-      </w:r>
-    </w:p>
-    <w:p>
-      <w:pPr>
-        <w:spacing w:after="0" w:before="0"/>
-      </w:pPr>
-      <w:r>
-        <w:rPr>
-          <w:b/>
-          <w:i w:val="0"/>
-          <w:sz w:val="21"/>
-        </w:rPr>
-        <w:t>Positive Marks: 1    Negative Marks: 0.25</w:t>
-      </w:r>
-    </w:p>
-    <w:p>
-      <w:pPr>
-        <w:spacing w:before="280" w:after="40"/>
-      </w:pPr>
-      <w:r>
-        <w:rPr>
-          <w:b/>
-        </w:rPr>
-        <w:t xml:space="preserve">Question: </w:t>
-      </w:r>
-      <w:r>
-        <w:t>Which of the following is a common anticholinergic side effect of Ipratropium Bromide, especially relevant in children? (MSN)</w:t>
-      </w:r>
-    </w:p>
-    <w:p>
-      <w:pPr>
-        <w:spacing w:after="20" w:before="0"/>
-      </w:pPr>
-      <w:r>
-        <w:rPr>
-          <w:b w:val="0"/>
-          <w:i w:val="0"/>
-          <w:sz w:val="21"/>
-        </w:rPr>
-        <w:t>(a)  Excessive salivation</w:t>
-      </w:r>
-    </w:p>
-    <w:p>
-      <w:pPr>
-        <w:spacing w:after="20" w:before="0"/>
-      </w:pPr>
-      <w:r>
-        <w:rPr>
-          <w:b w:val="0"/>
-          <w:i w:val="0"/>
-          <w:sz w:val="21"/>
-        </w:rPr>
-        <w:t>(b)  Bradycardia</w:t>
-      </w:r>
-    </w:p>
-    <w:p>
-      <w:pPr>
-        <w:spacing w:after="20" w:before="0"/>
-      </w:pPr>
-      <w:r>
-        <w:rPr>
-          <w:b w:val="0"/>
-          <w:i w:val="0"/>
-          <w:sz w:val="21"/>
-        </w:rPr>
-        <w:t>(c)  Dry mouth</w:t>
-      </w:r>
-    </w:p>
-    <w:p>
-      <w:pPr>
-        <w:spacing w:after="20" w:before="0"/>
-      </w:pPr>
-      <w:r>
-        <w:rPr>
-          <w:b w:val="0"/>
-          <w:i w:val="0"/>
-          <w:sz w:val="21"/>
-        </w:rPr>
-        <w:t>(d)  Diarrhea</w:t>
-      </w:r>
-    </w:p>
-    <w:p>
-      <w:pPr>
-        <w:spacing w:after="80" w:before="0"/>
-      </w:pPr>
-      <w:r>
-        <w:rPr>
-          <w:b/>
-          <w:i w:val="0"/>
-          <w:sz w:val="22"/>
-        </w:rPr>
-        <w:t>Answer: c</w:t>
-      </w:r>
-    </w:p>
-    <w:p>
-      <w:pPr>
-        <w:spacing w:after="20"/>
-      </w:pPr>
-      <w:r>
-        <w:rPr>
-          <w:b/>
-        </w:rPr>
-        <w:t xml:space="preserve">Solution: </w:t>
-      </w:r>
-      <w:r>
-        <w:rPr>
-          <w:b/>
-          <w:color w:val="1E7B1E"/>
-        </w:rPr>
-        <w:t xml:space="preserve">✅ Correct Answer: </w:t>
-      </w:r>
-      <w:r>
-        <w:rPr>
-          <w:b/>
-          <w:color w:val="1E7B1E"/>
-        </w:rPr>
-        <w:t>c</w:t>
-      </w:r>
-    </w:p>
-    <w:p>
-      <w:pPr>
-        <w:spacing w:after="20" w:before="0"/>
-      </w:pPr>
-      <w:r>
-        <w:rPr>
-          <w:b/>
-        </w:rPr>
-        <w:t xml:space="preserve">🧠 Clinical Rationale: </w:t>
-      </w:r>
-      <w:r>
-        <w:t>IPRATROPIUM BROMIDE is an ANTICHOLINERGIC (antimuscarinic) bronchodilator — its classic side effect is DRY MOUTH (xerostomia) from blockade of cholinergic secretions, along with a dry throat and bitter taste. Salivation, bradycardia and diarrhea are cholinergic (opposite) effects.</w:t>
-      </w:r>
-    </w:p>
-    <w:p>
-      <w:pPr>
-        <w:spacing w:after="20" w:before="0"/>
-      </w:pPr>
-      <w:r>
-        <w:rPr>
-          <w:b/>
-        </w:rPr>
-        <w:t xml:space="preserve">🔍 Key Clues: </w:t>
-      </w:r>
-      <w:r>
-        <w:t>Anticholinergic = dry: dry mouth, dry eyes, urinary retention, constipation.</w:t>
-      </w:r>
-    </w:p>
-    <w:p>
-      <w:pPr>
-        <w:spacing w:after="20" w:before="0"/>
-      </w:pPr>
-      <w:r>
-        <w:rPr>
-          <w:b/>
-        </w:rPr>
-        <w:t xml:space="preserve">🚨 Priority Principle: </w:t>
-      </w:r>
-      <w:r>
-        <w:t>Medication safety — the right drug, right dose, right route, right time and right patient — governs every administration decision.</w:t>
-      </w:r>
-    </w:p>
-    <w:p>
-      <w:pPr>
-        <w:spacing w:after="20" w:before="0"/>
-      </w:pPr>
-      <w:r>
-        <w:rPr>
-          <w:b/>
-        </w:rPr>
-        <w:t xml:space="preserve">❌ Why Not Other Options: </w:t>
-      </w:r>
-      <w:r>
-        <w:t>a — Salivation is a CHOLINERGIC effect. | b — Bradycardia is cholinergic/parasympathetic. | d — Diarrhea is a cholinergic effect.</w:t>
-      </w:r>
-    </w:p>
-    <w:p>
-      <w:pPr>
-        <w:spacing w:after="20" w:before="0"/>
-      </w:pPr>
-      <w:r>
-        <w:rPr>
-          <w:b/>
-          <w:color w:val="B45F06"/>
-        </w:rPr>
-        <w:t xml:space="preserve">⚠️ Exam Trap: </w:t>
-      </w:r>
-      <w:r>
-        <w:t>Anticholinergic mnemonic: 'Can't see, can't pee, can't spit, can't shit'.</w:t>
-      </w:r>
-    </w:p>
-    <w:p>
-      <w:pPr>
-        <w:spacing w:after="20" w:before="0"/>
-      </w:pPr>
-      <w:r>
-        <w:rPr>
-          <w:b/>
-        </w:rPr>
-        <w:t xml:space="preserve">🩺 Clinical Thinking: </w:t>
-      </w:r>
-      <w:r>
-        <w:t>Recall (the key fact) → Connect (related high-yield facts) → Apply (exam context).</w:t>
-      </w:r>
-    </w:p>
-    <w:p>
-      <w:pPr>
-        <w:spacing w:after="20" w:before="0"/>
-      </w:pPr>
-      <w:r>
-        <w:rPr>
-          <w:b/>
-          <w:color w:val="1F3A5F"/>
-        </w:rPr>
-        <w:t xml:space="preserve">💎 PNC Pearl: </w:t>
-      </w:r>
-      <w:r>
-        <w:t>Ipratropium (anticholinergic) → dry mouth.</w:t>
-      </w:r>
-    </w:p>
-    <w:p>
-      <w:pPr>
-        <w:spacing w:after="0" w:before="0"/>
-      </w:pPr>
-      <w:r>
-        <w:rPr>
-          <w:b/>
-          <w:i w:val="0"/>
-          <w:sz w:val="21"/>
-        </w:rPr>
-        <w:t>Positive Marks: 1    Negative Marks: 0.25</w:t>
-      </w:r>
-    </w:p>
-    <w:p>
-      <w:pPr>
-        <w:spacing w:before="280" w:after="40"/>
-      </w:pPr>
-      <w:r>
-        <w:rPr>
-          <w:b/>
-        </w:rPr>
-        <w:t xml:space="preserve">Question: </w:t>
-      </w:r>
-      <w:r>
-        <w:t>What should be closely monitored when administering Digoxin? (MSN)</w:t>
-      </w:r>
-    </w:p>
-    <w:p>
-      <w:pPr>
-        <w:spacing w:after="20" w:before="0"/>
-      </w:pPr>
-      <w:r>
-        <w:rPr>
-          <w:b w:val="0"/>
-          <w:i w:val="0"/>
-          <w:sz w:val="21"/>
-        </w:rPr>
-        <w:t>(a)  Blood sugar levels</w:t>
-      </w:r>
-    </w:p>
-    <w:p>
-      <w:pPr>
-        <w:spacing w:after="20" w:before="0"/>
-      </w:pPr>
-      <w:r>
-        <w:rPr>
-          <w:b w:val="0"/>
-          <w:i w:val="0"/>
-          <w:sz w:val="21"/>
-        </w:rPr>
-        <w:t>(b)  Serum Potassium levels and apical pulse</w:t>
-      </w:r>
-    </w:p>
-    <w:p>
-      <w:pPr>
-        <w:spacing w:after="20" w:before="0"/>
-      </w:pPr>
-      <w:r>
-        <w:rPr>
-          <w:b w:val="0"/>
-          <w:i w:val="0"/>
-          <w:sz w:val="21"/>
-        </w:rPr>
-        <w:t>(c)  Live function test</w:t>
-      </w:r>
-    </w:p>
-    <w:p>
-      <w:pPr>
-        <w:spacing w:after="20" w:before="0"/>
-      </w:pPr>
-      <w:r>
-        <w:rPr>
-          <w:b w:val="0"/>
-          <w:i w:val="0"/>
-          <w:sz w:val="21"/>
-        </w:rPr>
-        <w:t>(d)  Hemoglobin levels</w:t>
-      </w:r>
-    </w:p>
-    <w:p>
-      <w:pPr>
-        <w:spacing w:after="80" w:before="0"/>
-      </w:pPr>
-      <w:r>
-        <w:rPr>
-          <w:b/>
-          <w:i w:val="0"/>
-          <w:sz w:val="22"/>
-        </w:rPr>
-        <w:t>Answer: b</w:t>
-      </w:r>
-    </w:p>
-    <w:p>
-      <w:pPr>
-        <w:spacing w:after="20"/>
-      </w:pPr>
-      <w:r>
-        <w:rPr>
-          <w:b/>
-        </w:rPr>
-        <w:t xml:space="preserve">Solution: </w:t>
-      </w:r>
-      <w:r>
-        <w:rPr>
-          <w:b/>
-          <w:color w:val="1E7B1E"/>
-        </w:rPr>
-        <w:t xml:space="preserve">✅ Correct Answer: </w:t>
-      </w:r>
-      <w:r>
-        <w:rPr>
-          <w:b/>
-          <w:color w:val="1E7B1E"/>
-        </w:rPr>
-        <w:t>b</w:t>
-      </w:r>
-    </w:p>
-    <w:p>
-      <w:pPr>
-        <w:spacing w:after="20" w:before="0"/>
-      </w:pPr>
-      <w:r>
-        <w:rPr>
-          <w:b/>
-        </w:rPr>
-        <w:t xml:space="preserve">🧠 Clinical Rationale: </w:t>
-      </w:r>
-      <w:r>
-        <w:t>DIGOXIN requires close monitoring of SERUM POTASSIUM and the APICAL PULSE. HYPOKALEMIA potentiates digoxin toxicity (arrhythmias) — so potassium levels are essential; and bradycardia/HR &lt; 60 is an indication to HOLD the dose and notify the physician.</w:t>
-      </w:r>
-    </w:p>
-    <w:p>
-      <w:pPr>
-        <w:spacing w:after="20" w:before="0"/>
-      </w:pPr>
-      <w:r>
-        <w:rPr>
-          <w:b/>
-        </w:rPr>
-        <w:t xml:space="preserve">🔍 Key Clues: </w:t>
-      </w:r>
-      <w:r>
-        <w:t>Digoxin: check K+ and apical pulse before each dose.</w:t>
-      </w:r>
-    </w:p>
-    <w:p>
-      <w:pPr>
-        <w:spacing w:after="20" w:before="0"/>
-      </w:pPr>
-      <w:r>
-        <w:rPr>
-          <w:b/>
-        </w:rPr>
-        <w:t xml:space="preserve">🚨 Priority Principle: </w:t>
-      </w:r>
-      <w:r>
-        <w:t>Medication safety — the right drug, right dose, right route, right time and right patient — governs every administration decision.</w:t>
-      </w:r>
-    </w:p>
-    <w:p>
-      <w:pPr>
-        <w:spacing w:after="20" w:before="0"/>
-      </w:pPr>
-      <w:r>
-        <w:rPr>
-          <w:b/>
-        </w:rPr>
-        <w:t xml:space="preserve">❌ Why Not Other Options: </w:t>
-      </w:r>
-      <w:r>
-        <w:t>a — Blood sugar is not affected by digoxin. | c — Liver tests are for hepatotoxic drugs. | d — Hemoglobin is unrelated to digoxin.</w:t>
-      </w:r>
-    </w:p>
-    <w:p>
-      <w:pPr>
-        <w:spacing w:after="20" w:before="0"/>
-      </w:pPr>
-      <w:r>
-        <w:rPr>
-          <w:b/>
-          <w:color w:val="B45F06"/>
-        </w:rPr>
-        <w:t xml:space="preserve">⚠️ Exam Trap: </w:t>
-      </w:r>
-      <w:r>
-        <w:t>Digoxin toxicity: anorexia, nausea, vision changes (yellow-green halos), arrhythmias — treat with digoxin immune Fab.</w:t>
-      </w:r>
-    </w:p>
-    <w:p>
-      <w:pPr>
-        <w:spacing w:after="20" w:before="0"/>
-      </w:pPr>
-      <w:r>
-        <w:rPr>
-          <w:b/>
-        </w:rPr>
-        <w:t xml:space="preserve">🩺 Clinical Thinking: </w:t>
-      </w:r>
-      <w:r>
-        <w:t>Recall (the key fact) → Connect (related high-yield facts) → Apply (exam context).</w:t>
-      </w:r>
-    </w:p>
-    <w:p>
-      <w:pPr>
-        <w:spacing w:after="20" w:before="0"/>
-      </w:pPr>
-      <w:r>
-        <w:rPr>
-          <w:b/>
-          <w:color w:val="1F3A5F"/>
-        </w:rPr>
-        <w:t xml:space="preserve">💎 PNC Pearl: </w:t>
-      </w:r>
-      <w:r>
-        <w:t>Digoxin + hypokalemia = toxicity.</w:t>
-      </w:r>
-    </w:p>
-    <w:p>
-      <w:pPr>
-        <w:spacing w:after="0" w:before="0"/>
-      </w:pPr>
-      <w:r>
-        <w:rPr>
-          <w:b/>
-          <w:i w:val="0"/>
-          <w:sz w:val="21"/>
-        </w:rPr>
-        <w:t>Positive Marks: 1    Negative Marks: 0.25</w:t>
-      </w:r>
-    </w:p>
-    <w:p>
-      <w:pPr>
-        <w:spacing w:before="280" w:after="40"/>
-      </w:pPr>
-      <w:r>
-        <w:rPr>
-          <w:b/>
-        </w:rPr>
-        <w:t xml:space="preserve">Question: </w:t>
-      </w:r>
-      <w:r>
-        <w:t>Identify the type of maneuver shown in the below given image: (MIDWIFERY/OBSTETRICS &amp; GYNECOLOGICAL NURSING)</w:t>
+        <w:t>A full-term newborn presents with the skin lesions shown in the image on day 2 of life. The lesions are erythematous macules and papules with central pustules, primarily on the trunk. The baby is otherwise active, feeding well and afebrile. What is the most likely diagnosis? (Pediatrics)</w:t>
       </w:r>
     </w:p>
     <w:p>
@@ -1777,7 +6349,7 @@
           <w:color w:val="B45F06"/>
           <w:sz w:val="20"/>
         </w:rPr>
-        <w:t>[ IMAGE: N8-M29 — image in the Image Bank, to be inserted ]</w:t>
+        <w:t>[ IMAGE: N8-M65 — image in the Image Bank, to be inserted ]</w:t>
       </w:r>
     </w:p>
     <w:p>
@@ -1790,7 +6362,7 @@
           <w:i w:val="0"/>
           <w:sz w:val="21"/>
         </w:rPr>
-        <w:t>(a)  Pelvic grip</w:t>
+        <w:t>(a)  Naevus simplex</w:t>
       </w:r>
     </w:p>
     <w:p>
@@ -1803,7 +6375,7 @@
           <w:i w:val="0"/>
           <w:sz w:val="21"/>
         </w:rPr>
-        <w:t>(b)  Pawlick grip</w:t>
+        <w:t>(b)  Erythema toxicum neonatorum</w:t>
       </w:r>
     </w:p>
     <w:p>
@@ -1816,7 +6388,7 @@
           <w:i w:val="0"/>
           <w:sz w:val="21"/>
         </w:rPr>
-        <w:t>(c)  Fundal grip</w:t>
+        <w:t>(c)  Milia</w:t>
       </w:r>
     </w:p>
     <w:p>
@@ -1829,7 +6401,7 @@
           <w:i w:val="0"/>
           <w:sz w:val="21"/>
         </w:rPr>
-        <w:t>(d)  Lateral grip</w:t>
+        <w:t>(d)  Transient neonatal pustular melanosis</w:t>
       </w:r>
     </w:p>
     <w:p>
@@ -1881,7 +6453,7 @@
         <w:t xml:space="preserve">🧠 Clinical Rationale: </w:t>
       </w:r>
       <w:r>
-        <w:t>The image shows the PAWLICK GRIP — the third Leopold maneuver, where one hand grasps the area ABOVE the symphysis pubis to determine the PRESENTING PART (head or breech) and its engagement. Fundal grip (first) palpates the fundus; lateral grip (second) feels the back and limbs; pelvic grip (fourth) assesses descent.</w:t>
+        <w:t>ERYTHEMA TOXICUM NEONATORUM is a BENIGN, self-limiting neonatal rash appearing on DAY 2-3 of life — ERYTHEMATOUS MACULES/PAPULES with CENTRAL PUSTULES on the TRUNK, in a baby who is otherwise WELL and AFEBRILE. No treatment is needed; the lesions resolve in days. Milia are tiny white cysts (nose); pustular melanosis leaves hyperpigmented spots.</w:t>
       </w:r>
     </w:p>
     <w:p>
@@ -1895,7 +6467,7 @@
         <w:t xml:space="preserve">🔍 Key Clues: </w:t>
       </w:r>
       <w:r>
-        <w:t>Hand over the lower pole/pelvic brim = Pawlick grip (presenting part).</w:t>
+        <w:t>Day 2-3 + erythematous papules/pustules + trunk + well baby = erythema toxicum.</w:t>
       </w:r>
     </w:p>
     <w:p>
@@ -1923,7 +6495,7 @@
         <w:t xml:space="preserve">❌ Why Not Other Options: </w:t>
       </w:r>
       <w:r>
-        <w:t>a — Pelvic grip = fourth maneuver (descent). | c — Fundal grip = first maneuver (fundus). | d — Lateral grip = second maneuver (back/limbs).</w:t>
+        <w:t>a — Naevus simplex = salmon patches, flat pink. | c — Milia = pinpoint white cysts. | d — Pustular melanosis = pustules → pigmented macules.</w:t>
       </w:r>
     </w:p>
     <w:p>
@@ -1938,7 +6510,7 @@
         <w:t xml:space="preserve">⚠️ Exam Trap: </w:t>
       </w:r>
       <w:r>
-        <w:t>Leopold sequence: 1 fundal → 2 lateral → 3 Pawlick (presenting part) → 4 pelvic (descent).</w:t>
+        <w:t>Erythema toxicum is harmless — reassure the parents; it is NOT an infection.</w:t>
       </w:r>
     </w:p>
     <w:p>
@@ -1967,7 +6539,7 @@
         <w:t xml:space="preserve">💎 PNC Pearl: </w:t>
       </w:r>
       <w:r>
-        <w:t>Pawlick = presenting part (3rd Leopold).</w:t>
+        <w:t>Well baby + 'flea-bitten' pustular rash day 2-3 = erythema toxicum.</w:t>
       </w:r>
     </w:p>
     <w:p>
@@ -1994,7 +6566,224 @@
         <w:t xml:space="preserve">Question: </w:t>
       </w:r>
       <w:r>
-        <w:t>Identify the maneuver shown in the below given image used in the case of breech delivery: (MIDWIFERY/OBSTETRICS &amp; GYNECOLOGICAL NURSING)</w:t>
+        <w:t>Which event is observed on February 10th for children in some regions? (Pediatrics)</w:t>
+      </w:r>
+    </w:p>
+    <w:p>
+      <w:pPr>
+        <w:spacing w:after="20" w:before="0"/>
+      </w:pPr>
+      <w:r>
+        <w:rPr>
+          <w:b w:val="0"/>
+          <w:i w:val="0"/>
+          <w:sz w:val="21"/>
+        </w:rPr>
+        <w:t>(a)  National Deworming day</w:t>
+      </w:r>
+    </w:p>
+    <w:p>
+      <w:pPr>
+        <w:spacing w:after="20" w:before="0"/>
+      </w:pPr>
+      <w:r>
+        <w:rPr>
+          <w:b w:val="0"/>
+          <w:i w:val="0"/>
+          <w:sz w:val="21"/>
+        </w:rPr>
+        <w:t>(b)  World Health day</w:t>
+      </w:r>
+    </w:p>
+    <w:p>
+      <w:pPr>
+        <w:spacing w:after="20" w:before="0"/>
+      </w:pPr>
+      <w:r>
+        <w:rPr>
+          <w:b w:val="0"/>
+          <w:i w:val="0"/>
+          <w:sz w:val="21"/>
+        </w:rPr>
+        <w:t>(c)  International Literacy Day</w:t>
+      </w:r>
+    </w:p>
+    <w:p>
+      <w:pPr>
+        <w:spacing w:after="20" w:before="0"/>
+      </w:pPr>
+      <w:r>
+        <w:rPr>
+          <w:b w:val="0"/>
+          <w:i w:val="0"/>
+          <w:sz w:val="21"/>
+        </w:rPr>
+        <w:t>(d)  International Children's day</w:t>
+      </w:r>
+    </w:p>
+    <w:p>
+      <w:pPr>
+        <w:spacing w:after="80" w:before="0"/>
+      </w:pPr>
+      <w:r>
+        <w:rPr>
+          <w:b/>
+          <w:i w:val="0"/>
+          <w:sz w:val="22"/>
+        </w:rPr>
+        <w:t>Answer: a</w:t>
+      </w:r>
+    </w:p>
+    <w:p>
+      <w:pPr>
+        <w:spacing w:after="20"/>
+      </w:pPr>
+      <w:r>
+        <w:rPr>
+          <w:b/>
+        </w:rPr>
+        <w:t xml:space="preserve">Solution: </w:t>
+      </w:r>
+      <w:r>
+        <w:rPr>
+          <w:b/>
+          <w:color w:val="1E7B1E"/>
+        </w:rPr>
+        <w:t xml:space="preserve">✅ Correct Answer: </w:t>
+      </w:r>
+      <w:r>
+        <w:rPr>
+          <w:b/>
+          <w:color w:val="1E7B1E"/>
+        </w:rPr>
+        <w:t>a</w:t>
+      </w:r>
+    </w:p>
+    <w:p>
+      <w:pPr>
+        <w:spacing w:after="20" w:before="0"/>
+      </w:pPr>
+      <w:r>
+        <w:rPr>
+          <w:b/>
+        </w:rPr>
+        <w:t xml:space="preserve">🧠 Clinical Rationale: </w:t>
+      </w:r>
+      <w:r>
+        <w:t>FEBRUARY 10 is observed as NATIONAL DEWORMING DAY in India — a mass drug administration campaign giving albendazole to children (6-19 years) to eliminate soil-transmitted helminthiasis, with a second round on August 10. World Health Day is April 7; International Literacy Day is September 8; Children's Day (India) is November 14.</w:t>
+      </w:r>
+    </w:p>
+    <w:p>
+      <w:pPr>
+        <w:spacing w:after="20" w:before="0"/>
+      </w:pPr>
+      <w:r>
+        <w:rPr>
+          <w:b/>
+        </w:rPr>
+        <w:t xml:space="preserve">🔍 Key Clues: </w:t>
+      </w:r>
+      <w:r>
+        <w:t>Feb 10 = National Deworming Day (albendazole to school children).</w:t>
+      </w:r>
+    </w:p>
+    <w:p>
+      <w:pPr>
+        <w:spacing w:after="20" w:before="0"/>
+      </w:pPr>
+      <w:r>
+        <w:rPr>
+          <w:b/>
+        </w:rPr>
+        <w:t xml:space="preserve">🚨 Priority Principle: </w:t>
+      </w:r>
+      <w:r>
+        <w:t>Recall the core fact precisely, then apply it to the clinical context.</w:t>
+      </w:r>
+    </w:p>
+    <w:p>
+      <w:pPr>
+        <w:spacing w:after="20" w:before="0"/>
+      </w:pPr>
+      <w:r>
+        <w:rPr>
+          <w:b/>
+        </w:rPr>
+        <w:t xml:space="preserve">❌ Why Not Other Options: </w:t>
+      </w:r>
+      <w:r>
+        <w:t>b — World Health Day = April 7. | c — Literacy Day = September 8. | d — Children's Day (India) = November 14.</w:t>
+      </w:r>
+    </w:p>
+    <w:p>
+      <w:pPr>
+        <w:spacing w:after="20" w:before="0"/>
+      </w:pPr>
+      <w:r>
+        <w:rPr>
+          <w:b/>
+          <w:color w:val="B45F06"/>
+        </w:rPr>
+        <w:t xml:space="preserve">⚠️ Exam Trap: </w:t>
+      </w:r>
+      <w:r>
+        <w:t>National Deworming Day: Feb 10 (round 1) and Aug 10 (round 2) — albendazole 400 mg.</w:t>
+      </w:r>
+    </w:p>
+    <w:p>
+      <w:pPr>
+        <w:spacing w:after="20" w:before="0"/>
+      </w:pPr>
+      <w:r>
+        <w:rPr>
+          <w:b/>
+        </w:rPr>
+        <w:t xml:space="preserve">🩺 Clinical Thinking: </w:t>
+      </w:r>
+      <w:r>
+        <w:t>Recall (the key fact) → Connect (related high-yield facts) → Apply (exam context).</w:t>
+      </w:r>
+    </w:p>
+    <w:p>
+      <w:pPr>
+        <w:spacing w:after="20" w:before="0"/>
+      </w:pPr>
+      <w:r>
+        <w:rPr>
+          <w:b/>
+          <w:color w:val="1F3A5F"/>
+        </w:rPr>
+        <w:t xml:space="preserve">💎 PNC Pearl: </w:t>
+      </w:r>
+      <w:r>
+        <w:t>Feb 10 = National Deworming Day.</w:t>
+      </w:r>
+    </w:p>
+    <w:p>
+      <w:pPr>
+        <w:spacing w:after="0" w:before="0"/>
+      </w:pPr>
+      <w:r>
+        <w:rPr>
+          <w:b/>
+          <w:i w:val="0"/>
+          <w:sz w:val="21"/>
+        </w:rPr>
+        <w:t>Positive Marks: 1    Negative Marks: 0.25</w:t>
+      </w:r>
+    </w:p>
+    <w:p>
+      <w:pPr>
+        <w:spacing w:before="280" w:after="40"/>
+      </w:pPr>
+      <w:r>
+        <w:rPr>
+          <w:b/>
+        </w:rPr>
+        <w:t xml:space="preserve">Question: </w:t>
+      </w:r>
+      <w:r>
+        <w:t>A 2-year-old child is brought to the clinic with the leg deformity shown in the image. The child has delayed walking, frontal bossing, and widening of the wrists. Which vitamin deficiency is most likely responsible for this condition? (Pediatrics)</w:t>
       </w:r>
     </w:p>
     <w:p>
@@ -2008,7 +6797,7 @@
           <w:color w:val="B45F06"/>
           <w:sz w:val="20"/>
         </w:rPr>
-        <w:t>[ IMAGE: N8-M30 — image in the Image Bank, to be inserted ]</w:t>
+        <w:t>[ IMAGE: N8-M67 — image in the Image Bank, to be inserted ]</w:t>
       </w:r>
     </w:p>
     <w:p>
@@ -2021,7 +6810,7 @@
           <w:i w:val="0"/>
           <w:sz w:val="21"/>
         </w:rPr>
-        <w:t>(a)  Mauriceau-Smellie-Veit (MSV) maneuver</w:t>
+        <w:t>(a)  Vitamin A deficiency</w:t>
       </w:r>
     </w:p>
     <w:p>
@@ -2034,7 +6823,7 @@
           <w:i w:val="0"/>
           <w:sz w:val="21"/>
         </w:rPr>
-        <w:t>(b)  Prague maneuver</w:t>
+        <w:t>(b)  Vitamin C deficiency</w:t>
       </w:r>
     </w:p>
     <w:p>
@@ -2047,7 +6836,7 @@
           <w:i w:val="0"/>
           <w:sz w:val="21"/>
         </w:rPr>
-        <w:t>(c)  Lovset's maneuver</w:t>
+        <w:t>(c)  Vitamin D deficiency</w:t>
       </w:r>
     </w:p>
     <w:p>
@@ -2060,7 +6849,7 @@
           <w:i w:val="0"/>
           <w:sz w:val="21"/>
         </w:rPr>
-        <w:t>(d)  Pinard's maneuver</w:t>
+        <w:t>(d)  Vitamin K deficiency</w:t>
       </w:r>
     </w:p>
     <w:p>
@@ -2073,7 +6862,7 @@
           <w:i w:val="0"/>
           <w:sz w:val="22"/>
         </w:rPr>
-        <w:t>Answer: a</w:t>
+        <w:t>Answer: c</w:t>
       </w:r>
     </w:p>
     <w:p>
@@ -2098,7 +6887,7 @@
           <w:b/>
           <w:color w:val="1E7B1E"/>
         </w:rPr>
-        <w:t>a</w:t>
+        <w:t>c</w:t>
       </w:r>
     </w:p>
     <w:p>
@@ -2112,7 +6901,7 @@
         <w:t xml:space="preserve">🧠 Clinical Rationale: </w:t>
       </w:r>
       <w:r>
-        <w:t>The MAURICEAU-SMELLIE-VEIT (MSV) MANEUVER is used to deliver the AFTERCOMING HEAD in a breech delivery — the baby's body rests on the attendant's forearm, with fingers on the malar bones and the middle finger in the mouth flexing the head, while suprapubic pressure aids descent. Pinard's maneuver flexes the legs; Lovset's delivers shoulders; Prague's delivers the head when it is extended.</w:t>
+        <w:t>BOWED LEGS + DELAYED WALKING + FRONTAL BOSSING + WIDENED WRISTS in a 2-year-old = RICKETS from VITAMIN D DEFICIENCY — defective bone mineralisation causes genu varum (bowlegs), rachitic rosary, Harrison's sulcus, frontal bossing (caput quadratum) and wrist widening. Vitamin A causes xerophthalmia; C causes scurvy (bleeding gums); K causes bleeding.</w:t>
       </w:r>
     </w:p>
     <w:p>
@@ -2126,7 +6915,7 @@
         <w:t xml:space="preserve">🔍 Key Clues: </w:t>
       </w:r>
       <w:r>
-        <w:t>Breech aftercoming head over the forearm, fingers on the face = MSV.</w:t>
+        <w:t>Bowed legs + bossing + wide wrists in toddler = rickets (vitamin D).</w:t>
       </w:r>
     </w:p>
     <w:p>
@@ -2140,7 +6929,7 @@
         <w:t xml:space="preserve">🚨 Priority Principle: </w:t>
       </w:r>
       <w:r>
-        <w:t>Mother-and-baby safety first — prevent complications before they occur and act promptly when they do.</w:t>
+        <w:t>Recall the core fact precisely, then apply it to the clinical context.</w:t>
       </w:r>
     </w:p>
     <w:p>
@@ -2154,7 +6943,7 @@
         <w:t xml:space="preserve">❌ Why Not Other Options: </w:t>
       </w:r>
       <w:r>
-        <w:t>b — Prague = for extended/deflexed head. | c — Lovset = shoulder rotation. | d — Pinard = leg flexion in breech.</w:t>
+        <w:t>a — Vitamin A = night blindness, xerophthalmia. | b — Vitamin C = scurvy (gingival bleeding, petechiae). | d — Vitamin K = hemorrhagic disease of newborn.</w:t>
       </w:r>
     </w:p>
     <w:p>
@@ -2169,7 +6958,7 @@
         <w:t xml:space="preserve">⚠️ Exam Trap: </w:t>
       </w:r>
       <w:r>
-        <w:t>MSV: keep the head flexed, avoid suprapubic pressure until the head is in the pelvis.</w:t>
+        <w:t>Rickets: treat with vitamin D + calcium; sunlight exposure; screen for hypocalcemia (tetany).</w:t>
       </w:r>
     </w:p>
     <w:p>
@@ -2198,7 +6987,7 @@
         <w:t xml:space="preserve">💎 PNC Pearl: </w:t>
       </w:r>
       <w:r>
-        <w:t>Breech head delivery = MSV.</w:t>
+        <w:t>Bowlegs + bossing + wide wrists = rickets (vitamin D).</w:t>
       </w:r>
     </w:p>
     <w:p>
@@ -2225,7 +7014,7 @@
         <w:t xml:space="preserve">Question: </w:t>
       </w:r>
       <w:r>
-        <w:t>Which of the following can be expected after amniotomy? (MIDWIFERY/OBSTETRICS &amp; GYNECOLOGICAL NURSING)</w:t>
+        <w:t>In addition to the classic symptoms of Kawasaki disease, such as fever, conjunctival injection and a rash, which of the following is an uncommon but potential complication? (Pediatrics)</w:t>
       </w:r>
     </w:p>
     <w:p>
@@ -2238,7 +7027,7 @@
           <w:i w:val="0"/>
           <w:sz w:val="21"/>
         </w:rPr>
-        <w:t>(a)  Increase Fetal heart rate</w:t>
+        <w:t>(a)  Renal failure</w:t>
       </w:r>
     </w:p>
     <w:p>
@@ -2251,7 +7040,7 @@
           <w:i w:val="0"/>
           <w:sz w:val="21"/>
         </w:rPr>
-        <w:t>(b)  Increase cervical dilatation and effacement</w:t>
+        <w:t>(b)  Coronary artery aneurysm</w:t>
       </w:r>
     </w:p>
     <w:p>
@@ -2264,7 +7053,7 @@
           <w:i w:val="0"/>
           <w:sz w:val="21"/>
         </w:rPr>
-        <w:t>(c)  Decrease in uterine contractions</w:t>
+        <w:t>(c)  Pulmonary hypertension</w:t>
       </w:r>
     </w:p>
     <w:p>
@@ -2277,7 +7066,7 @@
           <w:i w:val="0"/>
           <w:sz w:val="21"/>
         </w:rPr>
-        <w:t>(d)  Decrease in amniotic fluid volume</w:t>
+        <w:t>(d)  Pericardial effusion</w:t>
       </w:r>
     </w:p>
     <w:p>
@@ -2329,7 +7118,7 @@
         <w:t xml:space="preserve">🧠 Clinical Rationale: </w:t>
       </w:r>
       <w:r>
-        <w:t>AMNIOTOMY (artificial rupture of membranes) generally ACCELERATES LABOR — it INCREASES CERVICAL DILATATION AND EFFACEMENT by strengthening uterine contractions and allowing the presenting part to descend against the cervix. Fetal heart rate may show transient decelerations (not increases); contraction strength increases rather than decreases.</w:t>
+        <w:t>CORONARY ARTERY ANEURYSMS are the MOST FEARED complication of KAWASAKI DISEASE (mucocutaneous lymph node syndrome) — an immune-mediated vasculitis that can damage coronary vessels and cause myocardial infarction or sudden death. Although the phrasing says 'uncommon', coronary aneurysms are the classic, potentially life-threatening complication that treatment (IVIG + aspirin) is designed to prevent.</w:t>
       </w:r>
     </w:p>
     <w:p>
@@ -2343,7 +7132,7 @@
         <w:t xml:space="preserve">🔍 Key Clues: </w:t>
       </w:r>
       <w:r>
-        <w:t>ARM → stronger contractions + faster cervical dilatation.</w:t>
+        <w:t>Kawasaki + fever/conjunctivitis/rash → watch for coronary artery aneurysm.</w:t>
       </w:r>
     </w:p>
     <w:p>
@@ -2357,7 +7146,7 @@
         <w:t xml:space="preserve">🚨 Priority Principle: </w:t>
       </w:r>
       <w:r>
-        <w:t>Mother-and-baby safety first — prevent complications before they occur and act promptly when they do.</w:t>
+        <w:t>Medication safety — the right drug, right dose, right route, right time and right patient — governs every administration decision.</w:t>
       </w:r>
     </w:p>
     <w:p>
@@ -2371,7 +7160,7 @@
         <w:t xml:space="preserve">❌ Why Not Other Options: </w:t>
       </w:r>
       <w:r>
-        <w:t>a — FHR changes after ARM are usually transient decelerations. | c — Contractions INCREASE after amniotomy. | d — AFV decrease is a mechanical fact, not the expected labor effect.</w:t>
+        <w:t>a — Renal failure is not a Kawasaki hallmark. | c — Pulmonary hypertension is unrelated. | d — Pericardial effusion can occur but aneurysm is the classic complication.</w:t>
       </w:r>
     </w:p>
     <w:p>
@@ -2386,7 +7175,7 @@
         <w:t xml:space="preserve">⚠️ Exam Trap: </w:t>
       </w:r>
       <w:r>
-        <w:t>After ARM: check FHR first, document liquor colour, and watch for cord prolapse.</w:t>
+        <w:t>Kawasaki: give IVIG within 10 days of fever to cut aneurysm risk; echocardiogram follow-up.</w:t>
       </w:r>
     </w:p>
     <w:p>
@@ -2415,7 +7204,7 @@
         <w:t xml:space="preserve">💎 PNC Pearl: </w:t>
       </w:r>
       <w:r>
-        <w:t>Amniotomy → stronger labor, faster dilatation.</w:t>
+        <w:t>Kawasaki → coronary artery aneurysm (IVIG prevents).</w:t>
       </w:r>
     </w:p>
     <w:p>
@@ -2442,7 +7231,7 @@
         <w:t xml:space="preserve">Question: </w:t>
       </w:r>
       <w:r>
-        <w:t>A female comes to the labor room with 4 cm dilatation with -2 station. After 3 hours, there is no progression in the labor. Which step should the nurse anticipate in this case? (MIDWIFERY/OBSTETRICS &amp; GYNECOLOGICAL NURSING)</w:t>
+        <w:t>What type of restraint is used in a child who has undergone cleft lip surgery? (Pediatrics)</w:t>
       </w:r>
     </w:p>
     <w:p>
@@ -2455,7 +7244,7 @@
           <w:i w:val="0"/>
           <w:sz w:val="21"/>
         </w:rPr>
-        <w:t>(a)  Waiting for the labor to progress</w:t>
+        <w:t>(a)  Jacket restraint</w:t>
       </w:r>
     </w:p>
     <w:p>
@@ -2468,7 +7257,7 @@
           <w:i w:val="0"/>
           <w:sz w:val="21"/>
         </w:rPr>
-        <w:t>(b)  Amniotomy</w:t>
+        <w:t>(b)  Elbow restraint</w:t>
       </w:r>
     </w:p>
     <w:p>
@@ -2481,7 +7270,7 @@
           <w:i w:val="0"/>
           <w:sz w:val="21"/>
         </w:rPr>
-        <w:t>(c)  Cesarean section</w:t>
+        <w:t>(c)  Mitten restraint</w:t>
       </w:r>
     </w:p>
     <w:p>
@@ -2494,7 +7283,7 @@
           <w:i w:val="0"/>
           <w:sz w:val="21"/>
         </w:rPr>
-        <w:t>(d)  Administer Oxytocin</w:t>
+        <w:t>(d)  Wrist restraint</w:t>
       </w:r>
     </w:p>
     <w:p>
@@ -2507,7 +7296,7 @@
           <w:i w:val="0"/>
           <w:sz w:val="22"/>
         </w:rPr>
-        <w:t>Answer: d</w:t>
+        <w:t>Answer: b</w:t>
       </w:r>
     </w:p>
     <w:p>
@@ -2532,7 +7321,7 @@
           <w:b/>
           <w:color w:val="1E7B1E"/>
         </w:rPr>
-        <w:t>d</w:t>
+        <w:t>b</w:t>
       </w:r>
     </w:p>
     <w:p>
@@ -2546,7 +7335,7 @@
         <w:t xml:space="preserve">🧠 Clinical Rationale: </w:t>
       </w:r>
       <w:r>
-        <w:t>LATENT-ACTIVE phase arrest (no cervical change for 3 hours in the active phase of labor) is managed by AUGMENTATION with OXYTOCIN after assessing the pelvis/contractions — this is the standard first step for uterine insufficiency, assuming no contraindication (e.g., fetal distress). Amniotomy may be combined but oxytocin is the anticipated step for failed progression.</w:t>
+        <w:t>ELBOW RESTRAINTS (elbow splints/cuffs) are used after CLEFT LIP/PALATE surgery to keep the child from FLEXING THE ELBOWS and touching/rubbing the surgical site — protecting the suture line without immobilising the whole body. Jacket restraints limit trunk; mittens stop finger scratching (not elbow flexion); wrist restraints are too restrictive for a child.</w:t>
       </w:r>
     </w:p>
     <w:p>
@@ -2560,7 +7349,7 @@
         <w:t xml:space="preserve">🔍 Key Clues: </w:t>
       </w:r>
       <w:r>
-        <w:t>Active-phase arrest (no change in 3 h) → oxytocin augmentation.</w:t>
+        <w:t>Post-cleft surgery → elbow restraints prevent the child reaching the repair.</w:t>
       </w:r>
     </w:p>
     <w:p>
@@ -2574,7 +7363,7 @@
         <w:t xml:space="preserve">🚨 Priority Principle: </w:t>
       </w:r>
       <w:r>
-        <w:t>Mother-and-baby safety first — prevent complications before they occur and act promptly when they do.</w:t>
+        <w:t>Recall the core fact precisely, then apply it to the clinical context.</w:t>
       </w:r>
     </w:p>
     <w:p>
@@ -2588,7 +7377,7 @@
         <w:t xml:space="preserve">❌ Why Not Other Options: </w:t>
       </w:r>
       <w:r>
-        <w:t>a — Waiting longer delays needed intervention. | b — Amniotomy alone may not fix poor contractions. | c — C-section is reserved for failed augmentation/fetal compromise.</w:t>
+        <w:t>a — Jacket restrains the trunk. | c — Mittens prevent scratching, not elbow flexion. | d — Wrist restraints are rarely used in children.</w:t>
       </w:r>
     </w:p>
     <w:p>
@@ -2603,7 +7392,7 @@
         <w:t xml:space="preserve">⚠️ Exam Trap: </w:t>
       </w:r>
       <w:r>
-        <w:t>Rule out CPD and fetal distress BEFORE oxytocin — contraction adequacy is checked first.</w:t>
+        <w:t>Remove elbow restraints periodically for skin care and ROM — restraints are never a substitute for supervision.</w:t>
       </w:r>
     </w:p>
     <w:p>
@@ -2632,1772 +7421,7 @@
         <w:t xml:space="preserve">💎 PNC Pearl: </w:t>
       </w:r>
       <w:r>
-        <w:t>Active-phase arrest → oxytocin.</w:t>
-      </w:r>
-    </w:p>
-    <w:p>
-      <w:pPr>
-        <w:spacing w:after="0" w:before="0"/>
-      </w:pPr>
-      <w:r>
-        <w:rPr>
-          <w:b/>
-          <w:i w:val="0"/>
-          <w:sz w:val="21"/>
-        </w:rPr>
-        <w:t>Positive Marks: 1    Negative Marks: 0.25</w:t>
-      </w:r>
-    </w:p>
-    <w:p>
-      <w:pPr>
-        <w:spacing w:before="280" w:after="40"/>
-      </w:pPr>
-      <w:r>
-        <w:rPr>
-          <w:b/>
-        </w:rPr>
-        <w:t xml:space="preserve">Question: </w:t>
-      </w:r>
-      <w:r>
-        <w:t>Which of the following components is directly included in the Fischer score? (MIDWIFERY/OBSTETRICS &amp; GYNECOLOGICAL NURSING)</w:t>
-      </w:r>
-    </w:p>
-    <w:p>
-      <w:pPr>
-        <w:spacing w:after="20" w:before="0"/>
-      </w:pPr>
-      <w:r>
-        <w:rPr>
-          <w:b w:val="0"/>
-          <w:i w:val="0"/>
-          <w:sz w:val="21"/>
-        </w:rPr>
-        <w:t>(a)  Base line fetal heart rate</w:t>
-      </w:r>
-    </w:p>
-    <w:p>
-      <w:pPr>
-        <w:spacing w:after="20" w:before="0"/>
-      </w:pPr>
-      <w:r>
-        <w:rPr>
-          <w:b w:val="0"/>
-          <w:i w:val="0"/>
-          <w:sz w:val="21"/>
-        </w:rPr>
-        <w:t>(b)  Fetal heart rate acceleration</w:t>
-      </w:r>
-    </w:p>
-    <w:p>
-      <w:pPr>
-        <w:spacing w:after="20" w:before="0"/>
-      </w:pPr>
-      <w:r>
-        <w:rPr>
-          <w:b w:val="0"/>
-          <w:i w:val="0"/>
-          <w:sz w:val="21"/>
-        </w:rPr>
-        <w:t>(c)  Amniotic fluid volume</w:t>
-      </w:r>
-    </w:p>
-    <w:p>
-      <w:pPr>
-        <w:spacing w:after="20" w:before="0"/>
-      </w:pPr>
-      <w:r>
-        <w:rPr>
-          <w:b w:val="0"/>
-          <w:i w:val="0"/>
-          <w:sz w:val="21"/>
-        </w:rPr>
-        <w:t>(d)  Fetal heart rate variability</w:t>
-      </w:r>
-    </w:p>
-    <w:p>
-      <w:pPr>
-        <w:spacing w:after="80" w:before="0"/>
-      </w:pPr>
-      <w:r>
-        <w:rPr>
-          <w:b/>
-          <w:i w:val="0"/>
-          <w:sz w:val="22"/>
-        </w:rPr>
-        <w:t>Answer: c</w:t>
-      </w:r>
-    </w:p>
-    <w:p>
-      <w:pPr>
-        <w:spacing w:after="20"/>
-      </w:pPr>
-      <w:r>
-        <w:rPr>
-          <w:b/>
-        </w:rPr>
-        <w:t xml:space="preserve">Solution: </w:t>
-      </w:r>
-      <w:r>
-        <w:rPr>
-          <w:b/>
-          <w:color w:val="1E7B1E"/>
-        </w:rPr>
-        <w:t xml:space="preserve">✅ Correct Answer: </w:t>
-      </w:r>
-      <w:r>
-        <w:rPr>
-          <w:b/>
-          <w:color w:val="1E7B1E"/>
-        </w:rPr>
-        <w:t>c</w:t>
-      </w:r>
-    </w:p>
-    <w:p>
-      <w:pPr>
-        <w:spacing w:after="20" w:before="0"/>
-      </w:pPr>
-      <w:r>
-        <w:rPr>
-          <w:b/>
-        </w:rPr>
-        <w:t xml:space="preserve">🧠 Clinical Rationale: </w:t>
-      </w:r>
-      <w:r>
-        <w:t>The question lists components of fetal assessment scores. The FISCHER (CTG) score includes baseline FHR, variability, accelerations, decelerations and fetal movements — AMNIOTIC FLUID VOLUME is NOT part of it; it belongs to the BIOPHYSICAL PROFILE (BPP) score. Read the stem as asking which item is NOT included in the Fischer score.</w:t>
-      </w:r>
-    </w:p>
-    <w:p>
-      <w:pPr>
-        <w:spacing w:after="20" w:before="0"/>
-      </w:pPr>
-      <w:r>
-        <w:rPr>
-          <w:b/>
-        </w:rPr>
-        <w:t xml:space="preserve">🔍 Key Clues: </w:t>
-      </w:r>
-      <w:r>
-        <w:t>AFV = BPP component; Fischer (CTG) = rate, variability, accelerations, decelerations, movements.</w:t>
-      </w:r>
-    </w:p>
-    <w:p>
-      <w:pPr>
-        <w:spacing w:after="20" w:before="0"/>
-      </w:pPr>
-      <w:r>
-        <w:rPr>
-          <w:b/>
-        </w:rPr>
-        <w:t xml:space="preserve">🚨 Priority Principle: </w:t>
-      </w:r>
-      <w:r>
-        <w:t>Mother-and-baby safety first — prevent complications before they occur and act promptly when they do.</w:t>
-      </w:r>
-    </w:p>
-    <w:p>
-      <w:pPr>
-        <w:spacing w:after="20" w:before="0"/>
-      </w:pPr>
-      <w:r>
-        <w:rPr>
-          <w:b/>
-        </w:rPr>
-        <w:t xml:space="preserve">❌ Why Not Other Options: </w:t>
-      </w:r>
-      <w:r>
-        <w:t>a — Baseline FHR IS a Fischer component. | b — Accelerations ARE a Fischer component. | d — Variability IS a Fischer component.</w:t>
-      </w:r>
-    </w:p>
-    <w:p>
-      <w:pPr>
-        <w:spacing w:after="20" w:before="0"/>
-      </w:pPr>
-      <w:r>
-        <w:rPr>
-          <w:b/>
-          <w:color w:val="B45F06"/>
-        </w:rPr>
-        <w:t xml:space="preserve">⚠️ Exam Trap: </w:t>
-      </w:r>
-      <w:r>
-        <w:t>Fischer score vs BPP: Fischer grades the CTG tracing; BPP adds ultrasound (AFV, tone, movement, breathing).</w:t>
-      </w:r>
-    </w:p>
-    <w:p>
-      <w:pPr>
-        <w:spacing w:after="20" w:before="0"/>
-      </w:pPr>
-      <w:r>
-        <w:rPr>
-          <w:b/>
-        </w:rPr>
-        <w:t xml:space="preserve">🩺 Clinical Thinking: </w:t>
-      </w:r>
-      <w:r>
-        <w:t>Recall (the key fact) → Connect (related high-yield facts) → Apply (exam context).</w:t>
-      </w:r>
-    </w:p>
-    <w:p>
-      <w:pPr>
-        <w:spacing w:after="20" w:before="0"/>
-      </w:pPr>
-      <w:r>
-        <w:rPr>
-          <w:b/>
-          <w:color w:val="1F3A5F"/>
-        </w:rPr>
-        <w:t xml:space="preserve">💎 PNC Pearl: </w:t>
-      </w:r>
-      <w:r>
-        <w:t>Amniotic fluid volume = BPP, not Fischer.</w:t>
-      </w:r>
-    </w:p>
-    <w:p>
-      <w:pPr>
-        <w:spacing w:after="20" w:before="0"/>
-      </w:pPr>
-      <w:r>
-        <w:rPr>
-          <w:b/>
-          <w:color w:val="B45F06"/>
-        </w:rPr>
-        <w:t xml:space="preserve">📌 Note: </w:t>
-      </w:r>
-      <w:r>
-        <w:t>The Fischer (CTG) score includes baseline FHR, variability, accelerations, decelerations and fetal movements — AMNIOTIC FLUID VOLUME belongs to the BIOPHYSICAL PROFILE (BPP), not the Fischer score. Read the stem as asking which is NOT included; the printed key (c) is kept.</w:t>
-      </w:r>
-    </w:p>
-    <w:p>
-      <w:pPr>
-        <w:spacing w:after="0" w:before="0"/>
-      </w:pPr>
-      <w:r>
-        <w:rPr>
-          <w:b/>
-          <w:i w:val="0"/>
-          <w:sz w:val="21"/>
-        </w:rPr>
-        <w:t>Positive Marks: 1    Negative Marks: 0.25</w:t>
-      </w:r>
-    </w:p>
-    <w:p>
-      <w:pPr>
-        <w:spacing w:before="280" w:after="40"/>
-      </w:pPr>
-      <w:r>
-        <w:rPr>
-          <w:b/>
-        </w:rPr>
-        <w:t xml:space="preserve">Question: </w:t>
-      </w:r>
-      <w:r>
-        <w:t>If a baby is in the ROP position and then rotates to the LOP position during normal delivery. This movement is called: (MIDWIFERY/OBSTETRICS &amp; GYNECOLOGICAL NURSING)</w:t>
-      </w:r>
-    </w:p>
-    <w:p>
-      <w:pPr>
-        <w:spacing w:after="20" w:before="0"/>
-      </w:pPr>
-      <w:r>
-        <w:rPr>
-          <w:b w:val="0"/>
-          <w:i w:val="0"/>
-          <w:sz w:val="21"/>
-        </w:rPr>
-        <w:t>(a)  Occipital rotation</w:t>
-      </w:r>
-    </w:p>
-    <w:p>
-      <w:pPr>
-        <w:spacing w:after="20" w:before="0"/>
-      </w:pPr>
-      <w:r>
-        <w:rPr>
-          <w:b w:val="0"/>
-          <w:i w:val="0"/>
-          <w:sz w:val="21"/>
-        </w:rPr>
-        <w:t>(b)  Internal rotation</w:t>
-      </w:r>
-    </w:p>
-    <w:p>
-      <w:pPr>
-        <w:spacing w:after="20" w:before="0"/>
-      </w:pPr>
-      <w:r>
-        <w:rPr>
-          <w:b w:val="0"/>
-          <w:i w:val="0"/>
-          <w:sz w:val="21"/>
-        </w:rPr>
-        <w:t>(c)  External rotation</w:t>
-      </w:r>
-    </w:p>
-    <w:p>
-      <w:pPr>
-        <w:spacing w:after="20" w:before="0"/>
-      </w:pPr>
-      <w:r>
-        <w:rPr>
-          <w:b w:val="0"/>
-          <w:i w:val="0"/>
-          <w:sz w:val="21"/>
-        </w:rPr>
-        <w:t>(d)  Complete rotation</w:t>
-      </w:r>
-    </w:p>
-    <w:p>
-      <w:pPr>
-        <w:spacing w:after="80" w:before="0"/>
-      </w:pPr>
-      <w:r>
-        <w:rPr>
-          <w:b/>
-          <w:i w:val="0"/>
-          <w:sz w:val="22"/>
-        </w:rPr>
-        <w:t>Answer: b</w:t>
-      </w:r>
-    </w:p>
-    <w:p>
-      <w:pPr>
-        <w:spacing w:after="20"/>
-      </w:pPr>
-      <w:r>
-        <w:rPr>
-          <w:b/>
-        </w:rPr>
-        <w:t xml:space="preserve">Solution: </w:t>
-      </w:r>
-      <w:r>
-        <w:rPr>
-          <w:b/>
-          <w:color w:val="1E7B1E"/>
-        </w:rPr>
-        <w:t xml:space="preserve">✅ Correct Answer: </w:t>
-      </w:r>
-      <w:r>
-        <w:rPr>
-          <w:b/>
-          <w:color w:val="1E7B1E"/>
-        </w:rPr>
-        <w:t>b</w:t>
-      </w:r>
-    </w:p>
-    <w:p>
-      <w:pPr>
-        <w:spacing w:after="20" w:before="0"/>
-      </w:pPr>
-      <w:r>
-        <w:rPr>
-          <w:b/>
-        </w:rPr>
-        <w:t xml:space="preserve">🧠 Clinical Rationale: </w:t>
-      </w:r>
-      <w:r>
-        <w:t>INTERNAL ROTATION is the cardinal movement in which the fetal head rotates so the occiput moves from a transverse/oblique position (ROP — right occipitoposterior) to the ANTERIOR position (LOP → actually OA) to fit the pelvic outlet. Rotation of the head to align with the pelvic diameters is internal rotation; external rotation (restitution) occurs after delivery as the shoulders rotate.</w:t>
-      </w:r>
-    </w:p>
-    <w:p>
-      <w:pPr>
-        <w:spacing w:after="20" w:before="0"/>
-      </w:pPr>
-      <w:r>
-        <w:rPr>
-          <w:b/>
-        </w:rPr>
-        <w:t xml:space="preserve">🔍 Key Clues: </w:t>
-      </w:r>
-      <w:r>
-        <w:t>Head rotating inside the pelvis to fit the outlet = internal rotation.</w:t>
-      </w:r>
-    </w:p>
-    <w:p>
-      <w:pPr>
-        <w:spacing w:after="20" w:before="0"/>
-      </w:pPr>
-      <w:r>
-        <w:rPr>
-          <w:b/>
-        </w:rPr>
-        <w:t xml:space="preserve">🚨 Priority Principle: </w:t>
-      </w:r>
-      <w:r>
-        <w:t>Mother-and-baby safety first — prevent complications before they occur and act promptly when they do.</w:t>
-      </w:r>
-    </w:p>
-    <w:p>
-      <w:pPr>
-        <w:spacing w:after="20" w:before="0"/>
-      </w:pPr>
-      <w:r>
-        <w:rPr>
-          <w:b/>
-        </w:rPr>
-        <w:t xml:space="preserve">❌ Why Not Other Options: </w:t>
-      </w:r>
-      <w:r>
-        <w:t>a — Occipital rotation is not the standard term. | c — External rotation = restitution of the head after birth. | d — Complete rotation is not a cardinal movement term.</w:t>
-      </w:r>
-    </w:p>
-    <w:p>
-      <w:pPr>
-        <w:spacing w:after="20" w:before="0"/>
-      </w:pPr>
-      <w:r>
-        <w:rPr>
-          <w:b/>
-          <w:color w:val="B45F06"/>
-        </w:rPr>
-        <w:t xml:space="preserve">⚠️ Exam Trap: </w:t>
-      </w:r>
-      <w:r>
-        <w:t>Cardinal movements: engagement → descent → flexion → internal rotation → extension → external rotation → expulsion.</w:t>
-      </w:r>
-    </w:p>
-    <w:p>
-      <w:pPr>
-        <w:spacing w:after="20" w:before="0"/>
-      </w:pPr>
-      <w:r>
-        <w:rPr>
-          <w:b/>
-        </w:rPr>
-        <w:t xml:space="preserve">🩺 Clinical Thinking: </w:t>
-      </w:r>
-      <w:r>
-        <w:t>Recall (the key fact) → Connect (related high-yield facts) → Apply (exam context).</w:t>
-      </w:r>
-    </w:p>
-    <w:p>
-      <w:pPr>
-        <w:spacing w:after="20" w:before="0"/>
-      </w:pPr>
-      <w:r>
-        <w:rPr>
-          <w:b/>
-          <w:color w:val="1F3A5F"/>
-        </w:rPr>
-        <w:t xml:space="preserve">💎 PNC Pearl: </w:t>
-      </w:r>
-      <w:r>
-        <w:t>Head fitting the pelvic outlet = internal rotation.</w:t>
-      </w:r>
-    </w:p>
-    <w:p>
-      <w:pPr>
-        <w:spacing w:after="0" w:before="0"/>
-      </w:pPr>
-      <w:r>
-        <w:rPr>
-          <w:b/>
-          <w:i w:val="0"/>
-          <w:sz w:val="21"/>
-        </w:rPr>
-        <w:t>Positive Marks: 1    Negative Marks: 0.25</w:t>
-      </w:r>
-    </w:p>
-    <w:p>
-      <w:pPr>
-        <w:spacing w:before="280" w:after="40"/>
-      </w:pPr>
-      <w:r>
-        <w:rPr>
-          <w:b/>
-        </w:rPr>
-        <w:t xml:space="preserve">Question: </w:t>
-      </w:r>
-      <w:r>
-        <w:t>What condition is demonstrated in the image based on the fetal heart pattern? (MIDWIFERY/OBSTETRICS &amp; GYNECOLOGICAL NURSING)</w:t>
-      </w:r>
-    </w:p>
-    <w:p>
-      <w:pPr>
-        <w:spacing w:after="40" w:before="0"/>
-      </w:pPr>
-      <w:r>
-        <w:rPr>
-          <w:b w:val="0"/>
-          <w:i/>
-          <w:color w:val="B45F06"/>
-          <w:sz w:val="20"/>
-        </w:rPr>
-        <w:t>[ IMAGE: N8-M35 — image in the Image Bank, to be inserted ]</w:t>
-      </w:r>
-    </w:p>
-    <w:p>
-      <w:pPr>
-        <w:spacing w:after="20" w:before="0"/>
-      </w:pPr>
-      <w:r>
-        <w:rPr>
-          <w:b w:val="0"/>
-          <w:i w:val="0"/>
-          <w:sz w:val="21"/>
-        </w:rPr>
-        <w:t>(a)  Early deceleration</w:t>
-      </w:r>
-    </w:p>
-    <w:p>
-      <w:pPr>
-        <w:spacing w:after="20" w:before="0"/>
-      </w:pPr>
-      <w:r>
-        <w:rPr>
-          <w:b w:val="0"/>
-          <w:i w:val="0"/>
-          <w:sz w:val="21"/>
-        </w:rPr>
-        <w:t>(b)  Late deceleration</w:t>
-      </w:r>
-    </w:p>
-    <w:p>
-      <w:pPr>
-        <w:spacing w:after="20" w:before="0"/>
-      </w:pPr>
-      <w:r>
-        <w:rPr>
-          <w:b w:val="0"/>
-          <w:i w:val="0"/>
-          <w:sz w:val="21"/>
-        </w:rPr>
-        <w:t>(c)  Variable deceleration</w:t>
-      </w:r>
-    </w:p>
-    <w:p>
-      <w:pPr>
-        <w:spacing w:after="20" w:before="0"/>
-      </w:pPr>
-      <w:r>
-        <w:rPr>
-          <w:b w:val="0"/>
-          <w:i w:val="0"/>
-          <w:sz w:val="21"/>
-        </w:rPr>
-        <w:t>(d)  Acceleration</w:t>
-      </w:r>
-    </w:p>
-    <w:p>
-      <w:pPr>
-        <w:spacing w:after="80" w:before="0"/>
-      </w:pPr>
-      <w:r>
-        <w:rPr>
-          <w:b/>
-          <w:i w:val="0"/>
-          <w:sz w:val="22"/>
-        </w:rPr>
-        <w:t>Answer: c</w:t>
-      </w:r>
-    </w:p>
-    <w:p>
-      <w:pPr>
-        <w:spacing w:after="20"/>
-      </w:pPr>
-      <w:r>
-        <w:rPr>
-          <w:b/>
-        </w:rPr>
-        <w:t xml:space="preserve">Solution: </w:t>
-      </w:r>
-      <w:r>
-        <w:rPr>
-          <w:b/>
-          <w:color w:val="1E7B1E"/>
-        </w:rPr>
-        <w:t xml:space="preserve">✅ Correct Answer: </w:t>
-      </w:r>
-      <w:r>
-        <w:rPr>
-          <w:b/>
-          <w:color w:val="1E7B1E"/>
-        </w:rPr>
-        <w:t>c</w:t>
-      </w:r>
-    </w:p>
-    <w:p>
-      <w:pPr>
-        <w:spacing w:after="20" w:before="0"/>
-      </w:pPr>
-      <w:r>
-        <w:rPr>
-          <w:b/>
-        </w:rPr>
-        <w:t xml:space="preserve">🧠 Clinical Rationale: </w:t>
-      </w:r>
-      <w:r>
-        <w:t>The tracing shows VARIABLE DECELERATION — an abrupt, V- or U-shaped drop in FHR with rapid onset and recovery, mirroring UMBILICAL CORD COMPRESSION. Early decelerations mirror the contraction (head compression); late decelerations start at the peak of the contraction and recover slowly (uteroplacental insufficiency); accelerations are benign increases.</w:t>
-      </w:r>
-    </w:p>
-    <w:p>
-      <w:pPr>
-        <w:spacing w:after="20" w:before="0"/>
-      </w:pPr>
-      <w:r>
-        <w:rPr>
-          <w:b/>
-        </w:rPr>
-        <w:t xml:space="preserve">🔍 Key Clues: </w:t>
-      </w:r>
-      <w:r>
-        <w:t>Abrupt V-shaped deceleration unrelated to contraction timing = cord compression.</w:t>
-      </w:r>
-    </w:p>
-    <w:p>
-      <w:pPr>
-        <w:spacing w:after="20" w:before="0"/>
-      </w:pPr>
-      <w:r>
-        <w:rPr>
-          <w:b/>
-        </w:rPr>
-        <w:t xml:space="preserve">🚨 Priority Principle: </w:t>
-      </w:r>
-      <w:r>
-        <w:t>Mother-and-baby safety first — prevent complications before they occur and act promptly when they do.</w:t>
-      </w:r>
-    </w:p>
-    <w:p>
-      <w:pPr>
-        <w:spacing w:after="20" w:before="0"/>
-      </w:pPr>
-      <w:r>
-        <w:rPr>
-          <w:b/>
-        </w:rPr>
-        <w:t xml:space="preserve">❌ Why Not Other Options: </w:t>
-      </w:r>
-      <w:r>
-        <w:t>a — Early = mirror-image of contraction (head compression). | b — Late = nadir after contraction peak (placental insufficiency). | d — Acceleration is a rise, not a drop.</w:t>
-      </w:r>
-    </w:p>
-    <w:p>
-      <w:pPr>
-        <w:spacing w:after="20" w:before="0"/>
-      </w:pPr>
-      <w:r>
-        <w:rPr>
-          <w:b/>
-          <w:color w:val="B45F06"/>
-        </w:rPr>
-        <w:t xml:space="preserve">⚠️ Exam Trap: </w:t>
-      </w:r>
-      <w:r>
-        <w:t>Variable decelerations: change maternal position, give O₂, and look for cord prolapse.</w:t>
-      </w:r>
-    </w:p>
-    <w:p>
-      <w:pPr>
-        <w:spacing w:after="20" w:before="0"/>
-      </w:pPr>
-      <w:r>
-        <w:rPr>
-          <w:b/>
-        </w:rPr>
-        <w:t xml:space="preserve">🩺 Clinical Thinking: </w:t>
-      </w:r>
-      <w:r>
-        <w:t>Recall (the key fact) → Connect (related high-yield facts) → Apply (exam context).</w:t>
-      </w:r>
-    </w:p>
-    <w:p>
-      <w:pPr>
-        <w:spacing w:after="20" w:before="0"/>
-      </w:pPr>
-      <w:r>
-        <w:rPr>
-          <w:b/>
-          <w:color w:val="1F3A5F"/>
-        </w:rPr>
-        <w:t xml:space="preserve">💎 PNC Pearl: </w:t>
-      </w:r>
-      <w:r>
-        <w:t>V-shaped abrupt dips = variable (cord).</w:t>
-      </w:r>
-    </w:p>
-    <w:p>
-      <w:pPr>
-        <w:spacing w:after="0" w:before="0"/>
-      </w:pPr>
-      <w:r>
-        <w:rPr>
-          <w:b/>
-          <w:i w:val="0"/>
-          <w:sz w:val="21"/>
-        </w:rPr>
-        <w:t>Positive Marks: 1    Negative Marks: 0.25</w:t>
-      </w:r>
-    </w:p>
-    <w:p>
-      <w:pPr>
-        <w:spacing w:before="280" w:after="40"/>
-      </w:pPr>
-      <w:r>
-        <w:rPr>
-          <w:b/>
-        </w:rPr>
-        <w:t xml:space="preserve">Question: </w:t>
-      </w:r>
-      <w:r>
-        <w:t>Painless vaginal bleeding in the third trimester of pregnancy is the hallmark sign of which condition? (MIDWIFERY/OBSTETRICS &amp; GYNECOLOGICAL NURSING)</w:t>
-      </w:r>
-    </w:p>
-    <w:p>
-      <w:pPr>
-        <w:spacing w:after="20" w:before="0"/>
-      </w:pPr>
-      <w:r>
-        <w:rPr>
-          <w:b w:val="0"/>
-          <w:i w:val="0"/>
-          <w:sz w:val="21"/>
-        </w:rPr>
-        <w:t>(a)  Abruptio placentae</w:t>
-      </w:r>
-    </w:p>
-    <w:p>
-      <w:pPr>
-        <w:spacing w:after="20" w:before="0"/>
-      </w:pPr>
-      <w:r>
-        <w:rPr>
-          <w:b w:val="0"/>
-          <w:i w:val="0"/>
-          <w:sz w:val="21"/>
-        </w:rPr>
-        <w:t>(b)  Placenta previa</w:t>
-      </w:r>
-    </w:p>
-    <w:p>
-      <w:pPr>
-        <w:spacing w:after="20" w:before="0"/>
-      </w:pPr>
-      <w:r>
-        <w:rPr>
-          <w:b w:val="0"/>
-          <w:i w:val="0"/>
-          <w:sz w:val="21"/>
-        </w:rPr>
-        <w:t>(c)  Uterine rupture</w:t>
-      </w:r>
-    </w:p>
-    <w:p>
-      <w:pPr>
-        <w:spacing w:after="20" w:before="0"/>
-      </w:pPr>
-      <w:r>
-        <w:rPr>
-          <w:b w:val="0"/>
-          <w:i w:val="0"/>
-          <w:sz w:val="21"/>
-        </w:rPr>
-        <w:t>(d)  Vasa previa</w:t>
-      </w:r>
-    </w:p>
-    <w:p>
-      <w:pPr>
-        <w:spacing w:after="80" w:before="0"/>
-      </w:pPr>
-      <w:r>
-        <w:rPr>
-          <w:b/>
-          <w:i w:val="0"/>
-          <w:sz w:val="22"/>
-        </w:rPr>
-        <w:t>Answer: b</w:t>
-      </w:r>
-    </w:p>
-    <w:p>
-      <w:pPr>
-        <w:spacing w:after="20"/>
-      </w:pPr>
-      <w:r>
-        <w:rPr>
-          <w:b/>
-        </w:rPr>
-        <w:t xml:space="preserve">Solution: </w:t>
-      </w:r>
-      <w:r>
-        <w:rPr>
-          <w:b/>
-          <w:color w:val="1E7B1E"/>
-        </w:rPr>
-        <w:t xml:space="preserve">✅ Correct Answer: </w:t>
-      </w:r>
-      <w:r>
-        <w:rPr>
-          <w:b/>
-          <w:color w:val="1E7B1E"/>
-        </w:rPr>
-        <w:t>b</w:t>
-      </w:r>
-    </w:p>
-    <w:p>
-      <w:pPr>
-        <w:spacing w:after="20" w:before="0"/>
-      </w:pPr>
-      <w:r>
-        <w:rPr>
-          <w:b/>
-        </w:rPr>
-        <w:t xml:space="preserve">🧠 Clinical Rationale: </w:t>
-      </w:r>
-      <w:r>
-        <w:t>PAINLESS, BRIGHT-RED VAGINAL BLEEDING in the THIRD TRIMESTER is the CLASSIC hallmark of PLACENTA PREVIA — the placenta implants over or near the cervical os, and bleeding occurs as the lower segment stretches. ABRUPTIO PLACENTAE is PAINFUL bleeding with uterine rigidity; vasa previa bleeds at membrane rupture (fetal blood); uterine rupture has pain + shock.</w:t>
-      </w:r>
-    </w:p>
-    <w:p>
-      <w:pPr>
-        <w:spacing w:after="20" w:before="0"/>
-      </w:pPr>
-      <w:r>
-        <w:rPr>
-          <w:b/>
-        </w:rPr>
-        <w:t xml:space="preserve">🔍 Key Clues: </w:t>
-      </w:r>
-      <w:r>
-        <w:t>Painless 3rd-trimester bleed = placenta previa (no vaginal exam!).</w:t>
-      </w:r>
-    </w:p>
-    <w:p>
-      <w:pPr>
-        <w:spacing w:after="20" w:before="0"/>
-      </w:pPr>
-      <w:r>
-        <w:rPr>
-          <w:b/>
-        </w:rPr>
-        <w:t xml:space="preserve">🚨 Priority Principle: </w:t>
-      </w:r>
-      <w:r>
-        <w:t>Mother-and-baby safety first — prevent complications before they occur and act promptly when they do.</w:t>
-      </w:r>
-    </w:p>
-    <w:p>
-      <w:pPr>
-        <w:spacing w:after="20" w:before="0"/>
-      </w:pPr>
-      <w:r>
-        <w:rPr>
-          <w:b/>
-        </w:rPr>
-        <w:t xml:space="preserve">❌ Why Not Other Options: </w:t>
-      </w:r>
-      <w:r>
-        <w:t>a — Abruptio = painful, rigid abdomen. | c — Uterine rupture = acute pain + shock. | d — Vasa previa = bleeding at ROM (fetal vessels).</w:t>
-      </w:r>
-    </w:p>
-    <w:p>
-      <w:pPr>
-        <w:spacing w:after="20" w:before="0"/>
-      </w:pPr>
-      <w:r>
-        <w:rPr>
-          <w:b/>
-          <w:color w:val="B45F06"/>
-        </w:rPr>
-        <w:t xml:space="preserve">⚠️ Exam Trap: </w:t>
-      </w:r>
-      <w:r>
-        <w:t>NEVER do a vaginal examination in undiagnosed antepartum bleeding — it can convert previa into massive hemorrhage.</w:t>
-      </w:r>
-    </w:p>
-    <w:p>
-      <w:pPr>
-        <w:spacing w:after="20" w:before="0"/>
-      </w:pPr>
-      <w:r>
-        <w:rPr>
-          <w:b/>
-        </w:rPr>
-        <w:t xml:space="preserve">🩺 Clinical Thinking: </w:t>
-      </w:r>
-      <w:r>
-        <w:t>Recall (the key fact) → Connect (related high-yield facts) → Apply (exam context).</w:t>
-      </w:r>
-    </w:p>
-    <w:p>
-      <w:pPr>
-        <w:spacing w:after="20" w:before="0"/>
-      </w:pPr>
-      <w:r>
-        <w:rPr>
-          <w:b/>
-          <w:color w:val="1F3A5F"/>
-        </w:rPr>
-        <w:t xml:space="preserve">💎 PNC Pearl: </w:t>
-      </w:r>
-      <w:r>
-        <w:t>Painless bright-red 3rd-trimester bleed = previa.</w:t>
-      </w:r>
-    </w:p>
-    <w:p>
-      <w:pPr>
-        <w:spacing w:after="0" w:before="0"/>
-      </w:pPr>
-      <w:r>
-        <w:rPr>
-          <w:b/>
-          <w:i w:val="0"/>
-          <w:sz w:val="21"/>
-        </w:rPr>
-        <w:t>Positive Marks: 1    Negative Marks: 0.25</w:t>
-      </w:r>
-    </w:p>
-    <w:p>
-      <w:pPr>
-        <w:spacing w:before="280" w:after="40"/>
-      </w:pPr>
-      <w:r>
-        <w:rPr>
-          <w:b/>
-        </w:rPr>
-        <w:t xml:space="preserve">Question: </w:t>
-      </w:r>
-      <w:r>
-        <w:t>In the context of intrauterine growth restriction (IUGR) and fetal demise, Spalding's sign refers to what is found on ultrasound or X-ray? (MIDWIFERY/OBSTETRICS &amp; GYNECOLOGICAL NURSING)</w:t>
-      </w:r>
-    </w:p>
-    <w:p>
-      <w:pPr>
-        <w:spacing w:after="20" w:before="0"/>
-      </w:pPr>
-      <w:r>
-        <w:rPr>
-          <w:b w:val="0"/>
-          <w:i w:val="0"/>
-          <w:sz w:val="21"/>
-        </w:rPr>
-        <w:t>(a)  Absence of fetal heart tones</w:t>
-      </w:r>
-    </w:p>
-    <w:p>
-      <w:pPr>
-        <w:spacing w:after="20" w:before="0"/>
-      </w:pPr>
-      <w:r>
-        <w:rPr>
-          <w:b w:val="0"/>
-          <w:i w:val="0"/>
-          <w:sz w:val="21"/>
-        </w:rPr>
-        <w:t>(b)  Gross edema of the fetal scalp</w:t>
-      </w:r>
-    </w:p>
-    <w:p>
-      <w:pPr>
-        <w:spacing w:after="20" w:before="0"/>
-      </w:pPr>
-      <w:r>
-        <w:rPr>
-          <w:b w:val="0"/>
-          <w:i w:val="0"/>
-          <w:sz w:val="21"/>
-        </w:rPr>
-        <w:t>(c)  Overlapping of fetal skull bones</w:t>
-      </w:r>
-    </w:p>
-    <w:p>
-      <w:pPr>
-        <w:spacing w:after="20" w:before="0"/>
-      </w:pPr>
-      <w:r>
-        <w:rPr>
-          <w:b w:val="0"/>
-          <w:i w:val="0"/>
-          <w:sz w:val="21"/>
-        </w:rPr>
-        <w:t>(d)  Gas within the fetal circulatory system</w:t>
-      </w:r>
-    </w:p>
-    <w:p>
-      <w:pPr>
-        <w:spacing w:after="80" w:before="0"/>
-      </w:pPr>
-      <w:r>
-        <w:rPr>
-          <w:b/>
-          <w:i w:val="0"/>
-          <w:sz w:val="22"/>
-        </w:rPr>
-        <w:t>Answer: c</w:t>
-      </w:r>
-    </w:p>
-    <w:p>
-      <w:pPr>
-        <w:spacing w:after="20"/>
-      </w:pPr>
-      <w:r>
-        <w:rPr>
-          <w:b/>
-        </w:rPr>
-        <w:t xml:space="preserve">Solution: </w:t>
-      </w:r>
-      <w:r>
-        <w:rPr>
-          <w:b/>
-          <w:color w:val="1E7B1E"/>
-        </w:rPr>
-        <w:t xml:space="preserve">✅ Correct Answer: </w:t>
-      </w:r>
-      <w:r>
-        <w:rPr>
-          <w:b/>
-          <w:color w:val="1E7B1E"/>
-        </w:rPr>
-        <w:t>c</w:t>
-      </w:r>
-    </w:p>
-    <w:p>
-      <w:pPr>
-        <w:spacing w:after="20" w:before="0"/>
-      </w:pPr>
-      <w:r>
-        <w:rPr>
-          <w:b/>
-        </w:rPr>
-        <w:t xml:space="preserve">🧠 Clinical Rationale: </w:t>
-      </w:r>
-      <w:r>
-        <w:t>SPALDING'S SIGN is the OVERLAPPING OF FETAL SKULL BONES seen on X-ray/ultrasound after intrauterine fetal death — it results from brain maceration and loss of intracranial pressure. It is one of the classic radiological signs of fetal demise (along with Robert's sign — gas in fetal circulation).</w:t>
-      </w:r>
-    </w:p>
-    <w:p>
-      <w:pPr>
-        <w:spacing w:after="20" w:before="0"/>
-      </w:pPr>
-      <w:r>
-        <w:rPr>
-          <w:b/>
-        </w:rPr>
-        <w:t xml:space="preserve">🔍 Key Clues: </w:t>
-      </w:r>
-      <w:r>
-        <w:t>Overlapping skull bones = Spalding's sign (fetal death).</w:t>
-      </w:r>
-    </w:p>
-    <w:p>
-      <w:pPr>
-        <w:spacing w:after="20" w:before="0"/>
-      </w:pPr>
-      <w:r>
-        <w:rPr>
-          <w:b/>
-        </w:rPr>
-        <w:t xml:space="preserve">🚨 Priority Principle: </w:t>
-      </w:r>
-      <w:r>
-        <w:t>Mother-and-baby safety first — prevent complications before they occur and act promptly when they do.</w:t>
-      </w:r>
-    </w:p>
-    <w:p>
-      <w:pPr>
-        <w:spacing w:after="20" w:before="0"/>
-      </w:pPr>
-      <w:r>
-        <w:rPr>
-          <w:b/>
-        </w:rPr>
-        <w:t xml:space="preserve">❌ Why Not Other Options: </w:t>
-      </w:r>
-      <w:r>
-        <w:t>a — Absent heart tones is a clinical finding. | b — Scalp edema is not Spalding's sign. | d — Gas in fetal vessels = Robert's sign.</w:t>
-      </w:r>
-    </w:p>
-    <w:p>
-      <w:pPr>
-        <w:spacing w:after="20" w:before="0"/>
-      </w:pPr>
-      <w:r>
-        <w:rPr>
-          <w:b/>
-          <w:color w:val="B45F06"/>
-        </w:rPr>
-        <w:t xml:space="preserve">⚠️ Exam Trap: </w:t>
-      </w:r>
-      <w:r>
-        <w:t>Spalding = skull overlap; Robert = fetal vascular gas — both indicate fetal demise.</w:t>
-      </w:r>
-    </w:p>
-    <w:p>
-      <w:pPr>
-        <w:spacing w:after="20" w:before="0"/>
-      </w:pPr>
-      <w:r>
-        <w:rPr>
-          <w:b/>
-        </w:rPr>
-        <w:t xml:space="preserve">🩺 Clinical Thinking: </w:t>
-      </w:r>
-      <w:r>
-        <w:t>Recall (the key fact) → Connect (related high-yield facts) → Apply (exam context).</w:t>
-      </w:r>
-    </w:p>
-    <w:p>
-      <w:pPr>
-        <w:spacing w:after="20" w:before="0"/>
-      </w:pPr>
-      <w:r>
-        <w:rPr>
-          <w:b/>
-          <w:color w:val="1F3A5F"/>
-        </w:rPr>
-        <w:t xml:space="preserve">💎 PNC Pearl: </w:t>
-      </w:r>
-      <w:r>
-        <w:t>Spalding's sign = overlapping fetal skull bones.</w:t>
-      </w:r>
-    </w:p>
-    <w:p>
-      <w:pPr>
-        <w:spacing w:after="0" w:before="0"/>
-      </w:pPr>
-      <w:r>
-        <w:rPr>
-          <w:b/>
-          <w:i w:val="0"/>
-          <w:sz w:val="21"/>
-        </w:rPr>
-        <w:t>Positive Marks: 1    Negative Marks: 0.25</w:t>
-      </w:r>
-    </w:p>
-    <w:p>
-      <w:pPr>
-        <w:spacing w:before="280" w:after="40"/>
-      </w:pPr>
-      <w:r>
-        <w:rPr>
-          <w:b/>
-        </w:rPr>
-        <w:t xml:space="preserve">Question: </w:t>
-      </w:r>
-      <w:r>
-        <w:t>Stallworthy's sign, characterized by slowing of the fetal heart rate upon pressing the head down into the pelvis followed by recovery when pressure is released, may be indicative of which condition? (MIDWIFERY/OBSTETRICS &amp; GYNECOLOGICAL NURSING)</w:t>
-      </w:r>
-    </w:p>
-    <w:p>
-      <w:pPr>
-        <w:spacing w:after="20" w:before="0"/>
-      </w:pPr>
-      <w:r>
-        <w:rPr>
-          <w:b w:val="0"/>
-          <w:i w:val="0"/>
-          <w:sz w:val="21"/>
-        </w:rPr>
-        <w:t>(a)  Cephalopelvic disproportion</w:t>
-      </w:r>
-    </w:p>
-    <w:p>
-      <w:pPr>
-        <w:spacing w:after="20" w:before="0"/>
-      </w:pPr>
-      <w:r>
-        <w:rPr>
-          <w:b w:val="0"/>
-          <w:i w:val="0"/>
-          <w:sz w:val="21"/>
-        </w:rPr>
-        <w:t>(b)  Cord prolapse</w:t>
-      </w:r>
-    </w:p>
-    <w:p>
-      <w:pPr>
-        <w:spacing w:after="20" w:before="0"/>
-      </w:pPr>
-      <w:r>
-        <w:rPr>
-          <w:b w:val="0"/>
-          <w:i w:val="0"/>
-          <w:sz w:val="21"/>
-        </w:rPr>
-        <w:t>(c)  Posteriorly situated placenta previa</w:t>
-      </w:r>
-    </w:p>
-    <w:p>
-      <w:pPr>
-        <w:spacing w:after="20" w:before="0"/>
-      </w:pPr>
-      <w:r>
-        <w:rPr>
-          <w:b w:val="0"/>
-          <w:i w:val="0"/>
-          <w:sz w:val="21"/>
-        </w:rPr>
-        <w:t>(d)  Fetal distress due to maternal hypotension</w:t>
-      </w:r>
-    </w:p>
-    <w:p>
-      <w:pPr>
-        <w:spacing w:after="80" w:before="0"/>
-      </w:pPr>
-      <w:r>
-        <w:rPr>
-          <w:b/>
-          <w:i w:val="0"/>
-          <w:sz w:val="22"/>
-        </w:rPr>
-        <w:t>Answer: c</w:t>
-      </w:r>
-    </w:p>
-    <w:p>
-      <w:pPr>
-        <w:spacing w:after="20"/>
-      </w:pPr>
-      <w:r>
-        <w:rPr>
-          <w:b/>
-        </w:rPr>
-        <w:t xml:space="preserve">Solution: </w:t>
-      </w:r>
-      <w:r>
-        <w:rPr>
-          <w:b/>
-          <w:color w:val="1E7B1E"/>
-        </w:rPr>
-        <w:t xml:space="preserve">✅ Correct Answer: </w:t>
-      </w:r>
-      <w:r>
-        <w:rPr>
-          <w:b/>
-          <w:color w:val="1E7B1E"/>
-        </w:rPr>
-        <w:t>c</w:t>
-      </w:r>
-    </w:p>
-    <w:p>
-      <w:pPr>
-        <w:spacing w:after="20" w:before="0"/>
-      </w:pPr>
-      <w:r>
-        <w:rPr>
-          <w:b/>
-        </w:rPr>
-        <w:t xml:space="preserve">🧠 Clinical Rationale: </w:t>
-      </w:r>
-      <w:r>
-        <w:t>STALLWORTHY'S SIGN — fetal bradycardia produced when the presenting head is pressed into the pelvis, with recovery on release — is associated with a POSTERIORLY SITUATED PLACENTA PREVIA (pressure of the head on the retro-cervical placental bed). It is a useful clinical clue when placenta previa is suspected posteriorly.</w:t>
-      </w:r>
-    </w:p>
-    <w:p>
-      <w:pPr>
-        <w:spacing w:after="20" w:before="0"/>
-      </w:pPr>
-      <w:r>
-        <w:rPr>
-          <w:b/>
-        </w:rPr>
-        <w:t xml:space="preserve">🔍 Key Clues: </w:t>
-      </w:r>
-      <w:r>
-        <w:t>Head pressure → fetal bradycardia → recovery on release = Stallworthy (posterior previa).</w:t>
-      </w:r>
-    </w:p>
-    <w:p>
-      <w:pPr>
-        <w:spacing w:after="20" w:before="0"/>
-      </w:pPr>
-      <w:r>
-        <w:rPr>
-          <w:b/>
-        </w:rPr>
-        <w:t xml:space="preserve">🚨 Priority Principle: </w:t>
-      </w:r>
-      <w:r>
-        <w:t>Mother-and-baby safety first — prevent complications before they occur and act promptly when they do.</w:t>
-      </w:r>
-    </w:p>
-    <w:p>
-      <w:pPr>
-        <w:spacing w:after="20" w:before="0"/>
-      </w:pPr>
-      <w:r>
-        <w:rPr>
-          <w:b/>
-        </w:rPr>
-        <w:t xml:space="preserve">❌ Why Not Other Options: </w:t>
-      </w:r>
-      <w:r>
-        <w:t>a — CPD is assessed by trial of labor/clinical pelvimetry. | b — Cord prolapse presents with variable decelerations. | d — Maternal hypotension causes global bradycardia, not pressure-related.</w:t>
-      </w:r>
-    </w:p>
-    <w:p>
-      <w:pPr>
-        <w:spacing w:after="20" w:before="0"/>
-      </w:pPr>
-      <w:r>
-        <w:rPr>
-          <w:b/>
-          <w:color w:val="B45F06"/>
-        </w:rPr>
-        <w:t xml:space="preserve">⚠️ Exam Trap: </w:t>
-      </w:r>
-      <w:r>
-        <w:t>Stallworthy + painless bleeding = think posterior previa — avoid vaginal examination.</w:t>
-      </w:r>
-    </w:p>
-    <w:p>
-      <w:pPr>
-        <w:spacing w:after="20" w:before="0"/>
-      </w:pPr>
-      <w:r>
-        <w:rPr>
-          <w:b/>
-        </w:rPr>
-        <w:t xml:space="preserve">🩺 Clinical Thinking: </w:t>
-      </w:r>
-      <w:r>
-        <w:t>Recall (the key fact) → Connect (related high-yield facts) → Apply (exam context).</w:t>
-      </w:r>
-    </w:p>
-    <w:p>
-      <w:pPr>
-        <w:spacing w:after="20" w:before="0"/>
-      </w:pPr>
-      <w:r>
-        <w:rPr>
-          <w:b/>
-          <w:color w:val="1F3A5F"/>
-        </w:rPr>
-        <w:t xml:space="preserve">💎 PNC Pearl: </w:t>
-      </w:r>
-      <w:r>
-        <w:t>Stallworthy's sign = posterior placenta previa.</w:t>
-      </w:r>
-    </w:p>
-    <w:p>
-      <w:pPr>
-        <w:spacing w:after="0" w:before="0"/>
-      </w:pPr>
-      <w:r>
-        <w:rPr>
-          <w:b/>
-          <w:i w:val="0"/>
-          <w:sz w:val="21"/>
-        </w:rPr>
-        <w:t>Positive Marks: 1    Negative Marks: 0.25</w:t>
-      </w:r>
-    </w:p>
-    <w:p>
-      <w:pPr>
-        <w:spacing w:before="280" w:after="40"/>
-      </w:pPr>
-      <w:r>
-        <w:rPr>
-          <w:b/>
-        </w:rPr>
-        <w:t xml:space="preserve">Question: </w:t>
-      </w:r>
-      <w:r>
-        <w:t>A woman presents with vulval hematoma within 24 hours of delivery. What should be the priority nursing action? (MIDWIFERY/OBSTETRICS &amp; GYNECOLOGICAL NURSING)</w:t>
-      </w:r>
-    </w:p>
-    <w:p>
-      <w:pPr>
-        <w:spacing w:after="20" w:before="0"/>
-      </w:pPr>
-      <w:r>
-        <w:rPr>
-          <w:b w:val="0"/>
-          <w:i w:val="0"/>
-          <w:sz w:val="21"/>
-        </w:rPr>
-        <w:t>(a)  Ice pack application</w:t>
-      </w:r>
-    </w:p>
-    <w:p>
-      <w:pPr>
-        <w:spacing w:after="20" w:before="0"/>
-      </w:pPr>
-      <w:r>
-        <w:rPr>
-          <w:b w:val="0"/>
-          <w:i w:val="0"/>
-          <w:sz w:val="21"/>
-        </w:rPr>
-        <w:t>(b)  Monitor the hematoma for any worsening pain</w:t>
-      </w:r>
-    </w:p>
-    <w:p>
-      <w:pPr>
-        <w:spacing w:after="20" w:before="0"/>
-      </w:pPr>
-      <w:r>
-        <w:rPr>
-          <w:b w:val="0"/>
-          <w:i w:val="0"/>
-          <w:sz w:val="21"/>
-        </w:rPr>
-        <w:t>(c)  Ambulate the patient to the ward</w:t>
-      </w:r>
-    </w:p>
-    <w:p>
-      <w:pPr>
-        <w:spacing w:after="20" w:before="0"/>
-      </w:pPr>
-      <w:r>
-        <w:rPr>
-          <w:b w:val="0"/>
-          <w:i w:val="0"/>
-          <w:sz w:val="21"/>
-        </w:rPr>
-        <w:t>(d)  Monitor vital signs</w:t>
-      </w:r>
-    </w:p>
-    <w:p>
-      <w:pPr>
-        <w:spacing w:after="80" w:before="0"/>
-      </w:pPr>
-      <w:r>
-        <w:rPr>
-          <w:b/>
-          <w:i w:val="0"/>
-          <w:sz w:val="22"/>
-        </w:rPr>
-        <w:t>Answer: a</w:t>
-      </w:r>
-    </w:p>
-    <w:p>
-      <w:pPr>
-        <w:spacing w:after="20"/>
-      </w:pPr>
-      <w:r>
-        <w:rPr>
-          <w:b/>
-        </w:rPr>
-        <w:t xml:space="preserve">Solution: </w:t>
-      </w:r>
-      <w:r>
-        <w:rPr>
-          <w:b/>
-          <w:color w:val="1E7B1E"/>
-        </w:rPr>
-        <w:t xml:space="preserve">✅ Correct Answer: </w:t>
-      </w:r>
-      <w:r>
-        <w:rPr>
-          <w:b/>
-          <w:color w:val="1E7B1E"/>
-        </w:rPr>
-        <w:t>a</w:t>
-      </w:r>
-    </w:p>
-    <w:p>
-      <w:pPr>
-        <w:spacing w:after="20" w:before="0"/>
-      </w:pPr>
-      <w:r>
-        <w:rPr>
-          <w:b/>
-        </w:rPr>
-        <w:t xml:space="preserve">🧠 Clinical Rationale: </w:t>
-      </w:r>
-      <w:r>
-        <w:t>Within 24 hours of delivery, a VULVAL HEMATOMA should be treated with ICE PACKS (cold application) — ice reduces swelling, limits further bleeding and relieves pain. This is the priority EARLY action; monitoring for enlargement and vital-sign monitoring follow, but cold therapy is the immediate intervention.</w:t>
-      </w:r>
-    </w:p>
-    <w:p>
-      <w:pPr>
-        <w:spacing w:after="20" w:before="0"/>
-      </w:pPr>
-      <w:r>
-        <w:rPr>
-          <w:b/>
-        </w:rPr>
-        <w:t xml:space="preserve">🔍 Key Clues: </w:t>
-      </w:r>
-      <w:r>
-        <w:t>Early hematoma (&lt; 24 h) → ice packs first.</w:t>
-      </w:r>
-    </w:p>
-    <w:p>
-      <w:pPr>
-        <w:spacing w:after="20" w:before="0"/>
-      </w:pPr>
-      <w:r>
-        <w:rPr>
-          <w:b/>
-        </w:rPr>
-        <w:t xml:space="preserve">🚨 Priority Principle: </w:t>
-      </w:r>
-      <w:r>
-        <w:t>Patient safety and the ABC (airway, breathing, circulation) priorities come before diagnosis, documentation and non-urgent tasks.</w:t>
-      </w:r>
-    </w:p>
-    <w:p>
-      <w:pPr>
-        <w:spacing w:after="20" w:before="0"/>
-      </w:pPr>
-      <w:r>
-        <w:rPr>
-          <w:b/>
-        </w:rPr>
-        <w:t xml:space="preserve">❌ Why Not Other Options: </w:t>
-      </w:r>
-      <w:r>
-        <w:t>b — Monitoring alone does not treat. | c — Ambulation increases pain/bleeding risk. | d — Vitals matter but ice is the priority intervention.</w:t>
-      </w:r>
-    </w:p>
-    <w:p>
-      <w:pPr>
-        <w:spacing w:after="20" w:before="0"/>
-      </w:pPr>
-      <w:r>
-        <w:rPr>
-          <w:b/>
-          <w:color w:val="B45F06"/>
-        </w:rPr>
-        <w:t xml:space="preserve">⚠️ Exam Trap: </w:t>
-      </w:r>
-      <w:r>
-        <w:t>After 24-48 h switch to warmth; a rapidly enlarging hematoma needs surgical evacuation.</w:t>
-      </w:r>
-    </w:p>
-    <w:p>
-      <w:pPr>
-        <w:spacing w:after="20" w:before="0"/>
-      </w:pPr>
-      <w:r>
-        <w:rPr>
-          <w:b/>
-        </w:rPr>
-        <w:t xml:space="preserve">🩺 Clinical Thinking: </w:t>
-      </w:r>
-      <w:r>
-        <w:t>Identify (the problem) → Stabilize (ABC / patient safety) → Reassess (response) → Document (findings).</w:t>
-      </w:r>
-    </w:p>
-    <w:p>
-      <w:pPr>
-        <w:spacing w:after="20" w:before="0"/>
-      </w:pPr>
-      <w:r>
-        <w:rPr>
-          <w:b/>
-          <w:color w:val="1F3A5F"/>
-        </w:rPr>
-        <w:t xml:space="preserve">💎 PNC Pearl: </w:t>
-      </w:r>
-      <w:r>
-        <w:t>Postpartum vulval hematoma: ice pack.</w:t>
-      </w:r>
-    </w:p>
-    <w:p>
-      <w:pPr>
-        <w:spacing w:after="0" w:before="0"/>
-      </w:pPr>
-      <w:r>
-        <w:rPr>
-          <w:b/>
-          <w:i w:val="0"/>
-          <w:sz w:val="21"/>
-        </w:rPr>
-        <w:t>Positive Marks: 1    Negative Marks: 0.25</w:t>
-      </w:r>
-    </w:p>
-    <w:p>
-      <w:pPr>
-        <w:spacing w:before="280" w:after="40"/>
-      </w:pPr>
-      <w:r>
-        <w:rPr>
-          <w:b/>
-        </w:rPr>
-        <w:t xml:space="preserve">Question: </w:t>
-      </w:r>
-      <w:r>
-        <w:t>A female delivers a still born baby, has a thick placenta and the baby has rashes on the body. This is suggestive of infection with: (MIDWIFERY/OBSTETRICS &amp; GYNECOLOGICAL NURSING)</w:t>
-      </w:r>
-    </w:p>
-    <w:p>
-      <w:pPr>
-        <w:spacing w:after="20" w:before="0"/>
-      </w:pPr>
-      <w:r>
-        <w:rPr>
-          <w:b w:val="0"/>
-          <w:i w:val="0"/>
-          <w:sz w:val="21"/>
-        </w:rPr>
-        <w:t>(a)  Treponema pallidum</w:t>
-      </w:r>
-    </w:p>
-    <w:p>
-      <w:pPr>
-        <w:spacing w:after="20" w:before="0"/>
-      </w:pPr>
-      <w:r>
-        <w:rPr>
-          <w:b w:val="0"/>
-          <w:i w:val="0"/>
-          <w:sz w:val="21"/>
-        </w:rPr>
-        <w:t>(b)  Herpes simplex virus</w:t>
-      </w:r>
-    </w:p>
-    <w:p>
-      <w:pPr>
-        <w:spacing w:after="20" w:before="0"/>
-      </w:pPr>
-      <w:r>
-        <w:rPr>
-          <w:b w:val="0"/>
-          <w:i w:val="0"/>
-          <w:sz w:val="21"/>
-        </w:rPr>
-        <w:t>(c)  Parvo virus B-19</w:t>
-      </w:r>
-    </w:p>
-    <w:p>
-      <w:pPr>
-        <w:spacing w:after="20" w:before="0"/>
-      </w:pPr>
-      <w:r>
-        <w:rPr>
-          <w:b w:val="0"/>
-          <w:i w:val="0"/>
-          <w:sz w:val="21"/>
-        </w:rPr>
-        <w:t>(d)  Rubella virus</w:t>
-      </w:r>
-    </w:p>
-    <w:p>
-      <w:pPr>
-        <w:spacing w:after="80" w:before="0"/>
-      </w:pPr>
-      <w:r>
-        <w:rPr>
-          <w:b/>
-          <w:i w:val="0"/>
-          <w:sz w:val="22"/>
-        </w:rPr>
-        <w:t>Answer: a</w:t>
-      </w:r>
-    </w:p>
-    <w:p>
-      <w:pPr>
-        <w:spacing w:after="20"/>
-      </w:pPr>
-      <w:r>
-        <w:rPr>
-          <w:b/>
-        </w:rPr>
-        <w:t xml:space="preserve">Solution: </w:t>
-      </w:r>
-      <w:r>
-        <w:rPr>
-          <w:b/>
-          <w:color w:val="1E7B1E"/>
-        </w:rPr>
-        <w:t xml:space="preserve">✅ Correct Answer: </w:t>
-      </w:r>
-      <w:r>
-        <w:rPr>
-          <w:b/>
-          <w:color w:val="1E7B1E"/>
-        </w:rPr>
-        <w:t>a</w:t>
-      </w:r>
-    </w:p>
-    <w:p>
-      <w:pPr>
-        <w:spacing w:after="20" w:before="0"/>
-      </w:pPr>
-      <w:r>
-        <w:rPr>
-          <w:b/>
-        </w:rPr>
-        <w:t xml:space="preserve">🧠 Clinical Rationale: </w:t>
-      </w:r>
-      <w:r>
-        <w:t>CONGENITAL SYPHILIS (Treponema pallidum) classically produces STILLBIRTH, a LARGE THICK PLACENTA (placentomegaly), and a RASH on the baby (maculopapular rash, especially palms/soles, plus hepatosplenomegaly, snuffles and saddle nose). Herpes, parvovirus and rubella have different patterns (parvo → hydrops, rubella → cataracts/deafness).</w:t>
-      </w:r>
-    </w:p>
-    <w:p>
-      <w:pPr>
-        <w:spacing w:after="20" w:before="0"/>
-      </w:pPr>
-      <w:r>
-        <w:rPr>
-          <w:b/>
-        </w:rPr>
-        <w:t xml:space="preserve">🔍 Key Clues: </w:t>
-      </w:r>
-      <w:r>
-        <w:t>Stillbirth + thick placenta + newborn rash = congenital syphilis.</w:t>
-      </w:r>
-    </w:p>
-    <w:p>
-      <w:pPr>
-        <w:spacing w:after="20" w:before="0"/>
-      </w:pPr>
-      <w:r>
-        <w:rPr>
-          <w:b/>
-        </w:rPr>
-        <w:t xml:space="preserve">🚨 Priority Principle: </w:t>
-      </w:r>
-      <w:r>
-        <w:t>Prevention and asepsis first — safe handling and precautions protect both the patient and the caregiver.</w:t>
-      </w:r>
-    </w:p>
-    <w:p>
-      <w:pPr>
-        <w:spacing w:after="20" w:before="0"/>
-      </w:pPr>
-      <w:r>
-        <w:rPr>
-          <w:b/>
-        </w:rPr>
-        <w:t xml:space="preserve">❌ Why Not Other Options: </w:t>
-      </w:r>
-      <w:r>
-        <w:t>b — HSV = vesicular skin lesions at birth. | c — Parvovirus = fetal hydrops/anemia. | d — Rubella = cataracts, deafness, cardiac defects.</w:t>
-      </w:r>
-    </w:p>
-    <w:p>
-      <w:pPr>
-        <w:spacing w:after="20" w:before="0"/>
-      </w:pPr>
-      <w:r>
-        <w:rPr>
-          <w:b/>
-          <w:color w:val="B45F06"/>
-        </w:rPr>
-        <w:t xml:space="preserve">⚠️ Exam Trap: </w:t>
-      </w:r>
-      <w:r>
-        <w:t>Syphilis triad in pregnancy loss: stillbirth, hepatosplenomegaly, large pale placenta.</w:t>
-      </w:r>
-    </w:p>
-    <w:p>
-      <w:pPr>
-        <w:spacing w:after="20" w:before="0"/>
-      </w:pPr>
-      <w:r>
-        <w:rPr>
-          <w:b/>
-        </w:rPr>
-        <w:t xml:space="preserve">🩺 Clinical Thinking: </w:t>
-      </w:r>
-      <w:r>
-        <w:t>Recall (the key fact) → Connect (related high-yield facts) → Apply (exam context).</w:t>
-      </w:r>
-    </w:p>
-    <w:p>
-      <w:pPr>
-        <w:spacing w:after="20" w:before="0"/>
-      </w:pPr>
-      <w:r>
-        <w:rPr>
-          <w:b/>
-          <w:color w:val="1F3A5F"/>
-        </w:rPr>
-        <w:t xml:space="preserve">💎 PNC Pearl: </w:t>
-      </w:r>
-      <w:r>
-        <w:t>Stillbirth + thick placenta + rash = syphilis.</w:t>
+        <w:t>Cleft surgery: elbow restraints.</w:t>
       </w:r>
     </w:p>
     <w:p>
